--- a/General Calculations.docx
+++ b/General Calculations.docx
@@ -5,7 +5,50 @@
     <w:p>
       <w:pPr>
         <w:rPr>
-          <w:b/>
+          <w:bCs/>
+          <w:lang w:val="en-US"/>
+        </w:rPr>
+      </w:pPr>
+    </w:p>
+    <w:p>
+      <w:pPr>
+        <w:rPr>
+          <w:lang w:val="en-US"/>
+        </w:rPr>
+      </w:pPr>
+    </w:p>
+    <w:p>
+      <w:pPr>
+        <w:rPr>
+          <w:lang w:val="en-US"/>
+        </w:rPr>
+      </w:pPr>
+    </w:p>
+    <w:p>
+      <w:pPr>
+        <w:pStyle w:val="Heading1"/>
+        <w:rPr>
+          <w:lang w:val="en-US"/>
+        </w:rPr>
+      </w:pPr>
+      <w:r>
+        <w:rPr>
+          <w:lang w:val="en-US"/>
+        </w:rPr>
+        <w:t>Ideas Gas Equation</w:t>
+      </w:r>
+      <w:r>
+        <w:rPr>
+          <w:rStyle w:val="FootnoteReference"/>
+          <w:lang w:val="en-US"/>
+        </w:rPr>
+        <w:footnoteReference w:id="1"/>
+      </w:r>
+    </w:p>
+    <w:p>
+      <w:pPr>
+        <w:rPr>
+          <w:bCs/>
           <w:lang w:val="en-US"/>
         </w:rPr>
       </w:pPr>
@@ -17,7 +60,6 @@
         <w:t>Note: Conversion of concentration units</w:t>
       </w:r>
     </w:p>
-    <w:p/>
     <w:p>
       <w:pPr>
         <w:rPr>
@@ -28,7 +70,21 @@
         <w:rPr>
           <w:lang w:val="en-US"/>
         </w:rPr>
-        <w:t>Gas phase concentrations are typically expressed as parts-per-million o</w:t>
+        <w:t>Gas phase concentrations are typically expressed as parts-</w:t>
+      </w:r>
+      <w:r>
+        <w:rPr>
+          <w:b/>
+          <w:bCs/>
+          <w:lang w:val="en-US"/>
+        </w:rPr>
+        <w:t>per</w:t>
+      </w:r>
+      <w:r>
+        <w:rPr>
+          <w:lang w:val="en-US"/>
+        </w:rPr>
+        <w:t>-million o</w:t>
       </w:r>
       <w:r>
         <w:rPr>
@@ -375,15 +431,7 @@
           <w:rFonts w:eastAsiaTheme="minorEastAsia"/>
           <w:lang w:val="en-US"/>
         </w:rPr>
-        <w:t xml:space="preserve">Where </w:t>
-      </w:r>
-      <w:proofErr w:type="spellStart"/>
-      <w:r>
-        <w:rPr>
-          <w:rFonts w:eastAsiaTheme="minorEastAsia"/>
-          <w:lang w:val="en-US"/>
-        </w:rPr>
-        <w:t>n</w:t>
+        <w:t>Where n</w:t>
       </w:r>
       <w:r>
         <w:rPr>
@@ -391,39 +439,14 @@
           <w:vertAlign w:val="subscript"/>
           <w:lang w:val="en-US"/>
         </w:rPr>
-        <w:t>i</w:t>
-      </w:r>
-      <w:proofErr w:type="spellEnd"/>
-      <w:r>
-        <w:rPr>
-          <w:rFonts w:eastAsiaTheme="minorEastAsia"/>
-          <w:vertAlign w:val="subscript"/>
-          <w:lang w:val="en-US"/>
-        </w:rPr>
-        <w:t xml:space="preserve"> </w:t>
+        <w:t xml:space="preserve">i </w:t>
       </w:r>
       <w:r>
         <w:rPr>
           <w:rFonts w:eastAsiaTheme="minorEastAsia"/>
           <w:lang w:val="en-US"/>
         </w:rPr>
-        <w:t xml:space="preserve">is the number of molecules of </w:t>
-      </w:r>
-      <w:proofErr w:type="gramStart"/>
-      <w:r>
-        <w:rPr>
-          <w:rFonts w:eastAsiaTheme="minorEastAsia"/>
-          <w:lang w:val="en-US"/>
-        </w:rPr>
-        <w:t>the gas</w:t>
-      </w:r>
-      <w:proofErr w:type="gramEnd"/>
-      <w:r>
-        <w:rPr>
-          <w:rFonts w:eastAsiaTheme="minorEastAsia"/>
-          <w:lang w:val="en-US"/>
-        </w:rPr>
-        <w:t xml:space="preserve"> </w:t>
+        <w:t xml:space="preserve">is the number of molecules of the gas </w:t>
       </w:r>
       <w:r>
         <w:rPr>
@@ -451,15 +474,7 @@
           <w:rFonts w:eastAsiaTheme="minorEastAsia"/>
           <w:lang w:val="en-US"/>
         </w:rPr>
-        <w:t xml:space="preserve">volume and </w:t>
-      </w:r>
-      <w:proofErr w:type="spellStart"/>
-      <w:r>
-        <w:rPr>
-          <w:rFonts w:eastAsiaTheme="minorEastAsia"/>
-          <w:lang w:val="en-US"/>
-        </w:rPr>
-        <w:t>n</w:t>
+        <w:t>volume and n</w:t>
       </w:r>
       <w:r>
         <w:rPr>
@@ -469,7 +484,6 @@
         </w:rPr>
         <w:t>total</w:t>
       </w:r>
-      <w:proofErr w:type="spellEnd"/>
       <w:r>
         <w:rPr>
           <w:rFonts w:eastAsiaTheme="minorEastAsia"/>
@@ -496,31 +510,7 @@
           <w:rFonts w:eastAsiaTheme="minorEastAsia"/>
           <w:lang w:val="en-US"/>
         </w:rPr>
-        <w:t xml:space="preserve"> According to the ideal gas law (PV=</w:t>
-      </w:r>
-      <w:proofErr w:type="spellStart"/>
-      <w:r>
-        <w:rPr>
-          <w:rFonts w:eastAsiaTheme="minorEastAsia"/>
-          <w:lang w:val="en-US"/>
-        </w:rPr>
-        <w:t>nRT</w:t>
-      </w:r>
-      <w:proofErr w:type="spellEnd"/>
-      <w:r>
-        <w:rPr>
-          <w:rFonts w:eastAsiaTheme="minorEastAsia"/>
-          <w:lang w:val="en-US"/>
-        </w:rPr>
-        <w:t xml:space="preserve">), the concentration can be expressed by the partial pressure </w:t>
-      </w:r>
-      <w:proofErr w:type="spellStart"/>
-      <w:r>
-        <w:rPr>
-          <w:rFonts w:eastAsiaTheme="minorEastAsia"/>
-          <w:lang w:val="en-US"/>
-        </w:rPr>
-        <w:t>p</w:t>
+        <w:t xml:space="preserve"> According to the ideal gas law (PV=nRT), the concentration can be expressed by the partial pressure p</w:t>
       </w:r>
       <w:r>
         <w:rPr>
@@ -530,21 +520,12 @@
         </w:rPr>
         <w:t>A</w:t>
       </w:r>
-      <w:proofErr w:type="spellEnd"/>
       <w:r>
         <w:rPr>
           <w:rFonts w:eastAsiaTheme="minorEastAsia"/>
           <w:lang w:val="en-US"/>
         </w:rPr>
-        <w:t xml:space="preserve"> relative to the total pressure </w:t>
-      </w:r>
-      <w:proofErr w:type="spellStart"/>
-      <w:r>
-        <w:rPr>
-          <w:rFonts w:eastAsiaTheme="minorEastAsia"/>
-          <w:lang w:val="en-US"/>
-        </w:rPr>
-        <w:t>P</w:t>
+        <w:t xml:space="preserve"> relative to the total pressure P</w:t>
       </w:r>
       <w:r>
         <w:rPr>
@@ -554,7 +535,6 @@
         </w:rPr>
         <w:t>total</w:t>
       </w:r>
-      <w:proofErr w:type="spellEnd"/>
       <w:r>
         <w:rPr>
           <w:rFonts w:eastAsiaTheme="minorEastAsia"/>
@@ -666,23 +646,7 @@
           <w:rFonts w:eastAsiaTheme="minorEastAsia"/>
           <w:lang w:val="en-US"/>
         </w:rPr>
-        <w:t xml:space="preserve">From the ideal gas </w:t>
-      </w:r>
-      <w:proofErr w:type="gramStart"/>
-      <w:r>
-        <w:rPr>
-          <w:rFonts w:eastAsiaTheme="minorEastAsia"/>
-          <w:lang w:val="en-US"/>
-        </w:rPr>
-        <w:t>law</w:t>
-      </w:r>
-      <w:proofErr w:type="gramEnd"/>
-      <w:r>
-        <w:rPr>
-          <w:rFonts w:eastAsiaTheme="minorEastAsia"/>
-          <w:lang w:val="en-US"/>
-        </w:rPr>
-        <w:t xml:space="preserve"> we know that the total number of molecules</w:t>
+        <w:t>From the ideal gas law we know that the total number of molecules</w:t>
       </w:r>
       <w:r>
         <w:rPr>
@@ -827,21 +791,12 @@
           <w:lang w:val="en-US"/>
         </w:rPr>
       </w:pPr>
-      <w:proofErr w:type="gramStart"/>
       <w:r>
         <w:rPr>
           <w:iCs/>
           <w:lang w:val="en-US"/>
         </w:rPr>
-        <w:t>Hence</w:t>
-      </w:r>
-      <w:proofErr w:type="gramEnd"/>
-      <w:r>
-        <w:rPr>
-          <w:iCs/>
-          <w:lang w:val="en-US"/>
-        </w:rPr>
-        <w:t xml:space="preserve"> we can calculate the concentration in moles of A per volume V from C(ppm):</w:t>
+        <w:t>Hence we can calculate the concentration in moles of A per volume V from C(ppm):</w:t>
       </w:r>
     </w:p>
     <w:p>
@@ -1427,120 +1382,18 @@
     </w:p>
     <w:p>
       <w:pPr>
-        <w:rPr>
-          <w:rFonts w:eastAsiaTheme="minorEastAsia"/>
-          <w:iCs/>
+        <w:pStyle w:val="Heading1"/>
+        <w:rPr>
+          <w:rFonts w:eastAsiaTheme="minorEastAsia"/>
           <w:lang w:val="en-US"/>
         </w:rPr>
       </w:pPr>
       <w:r>
         <w:rPr>
           <w:rFonts w:eastAsiaTheme="minorEastAsia"/>
-          <w:iCs/>
-          <w:lang w:val="en-US"/>
-        </w:rPr>
-        <w:t>If P = 1 bar, T = 298 K, V = 1 m</w:t>
-      </w:r>
-      <w:r>
-        <w:rPr>
-          <w:rFonts w:eastAsiaTheme="minorEastAsia"/>
-          <w:iCs/>
-          <w:vertAlign w:val="superscript"/>
-          <w:lang w:val="en-US"/>
-        </w:rPr>
-        <w:t>3</w:t>
-      </w:r>
-      <w:r>
-        <w:rPr>
-          <w:rFonts w:eastAsiaTheme="minorEastAsia"/>
-          <w:iCs/>
-          <w:lang w:val="en-US"/>
-        </w:rPr>
-        <w:t xml:space="preserve">, and R = 8.314 </w:t>
-      </w:r>
-      <w:r>
-        <w:rPr>
-          <w:rFonts w:eastAsiaTheme="minorEastAsia" w:cstheme="minorHAnsi"/>
-          <w:iCs/>
-          <w:lang w:val="en-US"/>
-        </w:rPr>
-        <w:t>×</w:t>
-      </w:r>
-      <w:r>
-        <w:rPr>
-          <w:rFonts w:eastAsiaTheme="minorEastAsia"/>
-          <w:iCs/>
-          <w:lang w:val="en-US"/>
-        </w:rPr>
-        <w:t xml:space="preserve"> 10</w:t>
-      </w:r>
-      <w:r>
-        <w:rPr>
-          <w:rFonts w:eastAsiaTheme="minorEastAsia"/>
-          <w:iCs/>
-          <w:vertAlign w:val="superscript"/>
-          <w:lang w:val="en-US"/>
-        </w:rPr>
-        <w:t>-5</w:t>
-      </w:r>
-      <w:r>
-        <w:rPr>
-          <w:rFonts w:eastAsiaTheme="minorEastAsia"/>
-          <w:iCs/>
-          <w:lang w:val="en-US"/>
-        </w:rPr>
-        <w:t xml:space="preserve"> m</w:t>
-      </w:r>
-      <w:r>
-        <w:rPr>
-          <w:rFonts w:eastAsiaTheme="minorEastAsia"/>
-          <w:iCs/>
-          <w:vertAlign w:val="superscript"/>
-          <w:lang w:val="en-US"/>
-        </w:rPr>
-        <w:t>3</w:t>
-      </w:r>
-      <w:r>
-        <w:rPr>
-          <w:rFonts w:eastAsiaTheme="minorEastAsia"/>
-          <w:iCs/>
-          <w:lang w:val="en-US"/>
-        </w:rPr>
-        <w:t xml:space="preserve"> bar K</w:t>
-      </w:r>
-      <w:r>
-        <w:rPr>
-          <w:rFonts w:eastAsiaTheme="minorEastAsia"/>
-          <w:iCs/>
-          <w:vertAlign w:val="superscript"/>
-          <w:lang w:val="en-US"/>
-        </w:rPr>
-        <w:t>-1</w:t>
-      </w:r>
-      <w:r>
-        <w:rPr>
-          <w:rFonts w:eastAsiaTheme="minorEastAsia"/>
-          <w:iCs/>
-          <w:lang w:val="en-US"/>
-        </w:rPr>
-        <w:t xml:space="preserve"> mol</w:t>
-      </w:r>
-      <w:r>
-        <w:rPr>
-          <w:rFonts w:eastAsiaTheme="minorEastAsia"/>
-          <w:iCs/>
-          <w:vertAlign w:val="superscript"/>
-          <w:lang w:val="en-US"/>
-        </w:rPr>
-        <w:t>-1</w:t>
-      </w:r>
-      <w:r>
-        <w:rPr>
-          <w:rFonts w:eastAsiaTheme="minorEastAsia"/>
-          <w:iCs/>
-          <w:lang w:val="en-US"/>
-        </w:rPr>
-        <w:t>:</w:t>
+          <w:lang w:val="en-US"/>
+        </w:rPr>
+        <w:t>Flux Conversion</w:t>
       </w:r>
     </w:p>
     <w:p>
@@ -1548,6 +1401,35 @@
         <w:rPr>
           <w:rFonts w:eastAsiaTheme="minorEastAsia"/>
           <w:iCs/>
+          <w:lang w:val="en-US"/>
+        </w:rPr>
+      </w:pPr>
+    </w:p>
+    <w:p>
+      <w:pPr>
+        <w:rPr>
+          <w:rFonts w:eastAsiaTheme="minorEastAsia"/>
+          <w:b/>
+          <w:bCs/>
+          <w:iCs/>
+          <w:lang w:val="en-US"/>
+        </w:rPr>
+      </w:pPr>
+      <w:r>
+        <w:rPr>
+          <w:rFonts w:eastAsiaTheme="minorEastAsia"/>
+          <w:b/>
+          <w:bCs/>
+          <w:iCs/>
+          <w:lang w:val="en-US"/>
+        </w:rPr>
+        <w:t>Further conversion into flux</w:t>
+      </w:r>
+    </w:p>
+    <w:p>
+      <w:pPr>
+        <w:rPr>
+          <w:rFonts w:eastAsiaTheme="minorEastAsia"/>
           <w:lang w:val="en-US"/>
         </w:rPr>
       </w:pPr>
@@ -1561,690 +1443,6 @@
               <w:rFonts w:ascii="Cambria Math" w:hAnsi="Cambria Math"/>
               <w:lang w:val="en-US"/>
             </w:rPr>
-            <m:t>C</m:t>
-          </m:r>
-          <m:d>
-            <m:dPr>
-              <m:ctrlPr>
-                <w:rPr>
-                  <w:rFonts w:ascii="Cambria Math" w:hAnsi="Cambria Math"/>
-                  <w:iCs/>
-                  <w:lang w:val="en-US"/>
-                </w:rPr>
-              </m:ctrlPr>
-            </m:dPr>
-            <m:e>
-              <m:f>
-                <m:fPr>
-                  <m:ctrlPr>
-                    <w:rPr>
-                      <w:rFonts w:ascii="Cambria Math" w:hAnsi="Cambria Math"/>
-                      <w:iCs/>
-                      <w:lang w:val="en-US"/>
-                    </w:rPr>
-                  </m:ctrlPr>
-                </m:fPr>
-                <m:num>
-                  <m:r>
-                    <m:rPr>
-                      <m:sty m:val="p"/>
-                    </m:rPr>
-                    <w:rPr>
-                      <w:rFonts w:ascii="Cambria Math" w:hAnsi="Cambria Math"/>
-                      <w:lang w:val="en-US"/>
-                    </w:rPr>
-                    <m:t>mg</m:t>
-                  </m:r>
-                </m:num>
-                <m:den>
-                  <m:sSup>
-                    <m:sSupPr>
-                      <m:ctrlPr>
-                        <w:rPr>
-                          <w:rFonts w:ascii="Cambria Math" w:hAnsi="Cambria Math"/>
-                          <w:iCs/>
-                          <w:lang w:val="en-US"/>
-                        </w:rPr>
-                      </m:ctrlPr>
-                    </m:sSupPr>
-                    <m:e>
-                      <m:r>
-                        <m:rPr>
-                          <m:sty m:val="p"/>
-                        </m:rPr>
-                        <w:rPr>
-                          <w:rFonts w:ascii="Cambria Math" w:hAnsi="Cambria Math"/>
-                          <w:lang w:val="en-US"/>
-                        </w:rPr>
-                        <m:t>m</m:t>
-                      </m:r>
-                    </m:e>
-                    <m:sup>
-                      <m:r>
-                        <m:rPr>
-                          <m:sty m:val="p"/>
-                        </m:rPr>
-                        <w:rPr>
-                          <w:rFonts w:ascii="Cambria Math" w:hAnsi="Cambria Math"/>
-                          <w:lang w:val="en-US"/>
-                        </w:rPr>
-                        <m:t>3</m:t>
-                      </m:r>
-                    </m:sup>
-                  </m:sSup>
-                </m:den>
-              </m:f>
-            </m:e>
-          </m:d>
-          <m:r>
-            <m:rPr>
-              <m:sty m:val="p"/>
-            </m:rPr>
-            <w:rPr>
-              <w:rFonts w:ascii="Cambria Math" w:hAnsi="Cambria Math"/>
-              <w:lang w:val="en-US"/>
-            </w:rPr>
-            <m:t>=C(ppm)∙</m:t>
-          </m:r>
-          <m:sSup>
-            <m:sSupPr>
-              <m:ctrlPr>
-                <w:rPr>
-                  <w:rFonts w:ascii="Cambria Math" w:hAnsi="Cambria Math"/>
-                  <w:iCs/>
-                  <w:lang w:val="en-US"/>
-                </w:rPr>
-              </m:ctrlPr>
-            </m:sSupPr>
-            <m:e>
-              <m:r>
-                <m:rPr>
-                  <m:sty m:val="p"/>
-                </m:rPr>
-                <w:rPr>
-                  <w:rFonts w:ascii="Cambria Math" w:hAnsi="Cambria Math"/>
-                  <w:lang w:val="en-US"/>
-                </w:rPr>
-                <m:t>10</m:t>
-              </m:r>
-            </m:e>
-            <m:sup>
-              <m:r>
-                <m:rPr>
-                  <m:sty m:val="p"/>
-                </m:rPr>
-                <w:rPr>
-                  <w:rFonts w:ascii="Cambria Math" w:hAnsi="Cambria Math"/>
-                  <w:lang w:val="en-US"/>
-                </w:rPr>
-                <m:t>-6</m:t>
-              </m:r>
-            </m:sup>
-          </m:sSup>
-          <m:r>
-            <m:rPr>
-              <m:sty m:val="p"/>
-            </m:rPr>
-            <w:rPr>
-              <w:rFonts w:ascii="Cambria Math" w:eastAsiaTheme="minorEastAsia" w:hAnsi="Cambria Math"/>
-              <w:lang w:val="en-US"/>
-            </w:rPr>
-            <m:t>∙40.362∙</m:t>
-          </m:r>
-          <m:sSub>
-            <m:sSubPr>
-              <m:ctrlPr>
-                <w:rPr>
-                  <w:rFonts w:ascii="Cambria Math" w:eastAsiaTheme="minorEastAsia" w:hAnsi="Cambria Math"/>
-                  <w:iCs/>
-                  <w:lang w:val="en-US"/>
-                </w:rPr>
-              </m:ctrlPr>
-            </m:sSubPr>
-            <m:e>
-              <m:r>
-                <m:rPr>
-                  <m:sty m:val="p"/>
-                </m:rPr>
-                <w:rPr>
-                  <w:rFonts w:ascii="Cambria Math" w:eastAsiaTheme="minorEastAsia" w:hAnsi="Cambria Math"/>
-                  <w:lang w:val="en-US"/>
-                </w:rPr>
-                <m:t>MW</m:t>
-              </m:r>
-            </m:e>
-            <m:sub>
-              <m:r>
-                <m:rPr>
-                  <m:sty m:val="p"/>
-                </m:rPr>
-                <w:rPr>
-                  <w:rFonts w:ascii="Cambria Math" w:eastAsiaTheme="minorEastAsia" w:hAnsi="Cambria Math"/>
-                  <w:lang w:val="en-US"/>
-                </w:rPr>
-                <m:t>A</m:t>
-              </m:r>
-            </m:sub>
-          </m:sSub>
-          <m:r>
-            <m:rPr>
-              <m:sty m:val="p"/>
-            </m:rPr>
-            <w:rPr>
-              <w:rFonts w:ascii="Cambria Math" w:eastAsiaTheme="minorEastAsia" w:hAnsi="Cambria Math"/>
-              <w:lang w:val="en-US"/>
-            </w:rPr>
-            <m:t>∙1000</m:t>
-          </m:r>
-          <m:f>
-            <m:fPr>
-              <m:ctrlPr>
-                <w:rPr>
-                  <w:rFonts w:ascii="Cambria Math" w:eastAsiaTheme="minorEastAsia" w:hAnsi="Cambria Math"/>
-                  <w:iCs/>
-                  <w:lang w:val="en-US"/>
-                </w:rPr>
-              </m:ctrlPr>
-            </m:fPr>
-            <m:num>
-              <m:r>
-                <m:rPr>
-                  <m:sty m:val="p"/>
-                </m:rPr>
-                <w:rPr>
-                  <w:rFonts w:ascii="Cambria Math" w:eastAsiaTheme="minorEastAsia" w:hAnsi="Cambria Math"/>
-                  <w:lang w:val="en-US"/>
-                </w:rPr>
-                <m:t>mg</m:t>
-              </m:r>
-            </m:num>
-            <m:den>
-              <m:r>
-                <m:rPr>
-                  <m:sty m:val="p"/>
-                </m:rPr>
-                <w:rPr>
-                  <w:rFonts w:ascii="Cambria Math" w:eastAsiaTheme="minorEastAsia" w:hAnsi="Cambria Math"/>
-                  <w:lang w:val="en-US"/>
-                </w:rPr>
-                <m:t>g</m:t>
-              </m:r>
-            </m:den>
-          </m:f>
-        </m:oMath>
-      </m:oMathPara>
-    </w:p>
-    <w:p>
-      <w:pPr>
-        <w:rPr>
-          <w:rFonts w:eastAsiaTheme="minorEastAsia"/>
-          <w:iCs/>
-          <w:lang w:val="en-US"/>
-        </w:rPr>
-      </w:pPr>
-      <w:r>
-        <w:rPr>
-          <w:rFonts w:eastAsiaTheme="minorEastAsia"/>
-          <w:iCs/>
-          <w:lang w:val="en-US"/>
-        </w:rPr>
-        <w:t>Or more simply:</w:t>
-      </w:r>
-    </w:p>
-    <w:p>
-      <w:pPr>
-        <w:rPr>
-          <w:rFonts w:eastAsiaTheme="minorEastAsia"/>
-          <w:iCs/>
-          <w:lang w:val="en-US"/>
-        </w:rPr>
-      </w:pPr>
-      <m:oMathPara>
-        <m:oMath>
-          <m:r>
-            <m:rPr>
-              <m:sty m:val="p"/>
-            </m:rPr>
-            <w:rPr>
-              <w:rFonts w:ascii="Cambria Math" w:hAnsi="Cambria Math"/>
-              <w:lang w:val="en-US"/>
-            </w:rPr>
-            <m:t>C</m:t>
-          </m:r>
-          <m:d>
-            <m:dPr>
-              <m:ctrlPr>
-                <w:rPr>
-                  <w:rFonts w:ascii="Cambria Math" w:hAnsi="Cambria Math"/>
-                  <w:iCs/>
-                  <w:lang w:val="en-US"/>
-                </w:rPr>
-              </m:ctrlPr>
-            </m:dPr>
-            <m:e>
-              <m:f>
-                <m:fPr>
-                  <m:ctrlPr>
-                    <w:rPr>
-                      <w:rFonts w:ascii="Cambria Math" w:hAnsi="Cambria Math"/>
-                      <w:iCs/>
-                      <w:lang w:val="en-US"/>
-                    </w:rPr>
-                  </m:ctrlPr>
-                </m:fPr>
-                <m:num>
-                  <m:r>
-                    <m:rPr>
-                      <m:sty m:val="p"/>
-                    </m:rPr>
-                    <w:rPr>
-                      <w:rFonts w:ascii="Cambria Math" w:hAnsi="Cambria Math"/>
-                      <w:lang w:val="en-US"/>
-                    </w:rPr>
-                    <m:t>mg</m:t>
-                  </m:r>
-                </m:num>
-                <m:den>
-                  <m:sSup>
-                    <m:sSupPr>
-                      <m:ctrlPr>
-                        <w:rPr>
-                          <w:rFonts w:ascii="Cambria Math" w:hAnsi="Cambria Math"/>
-                          <w:iCs/>
-                          <w:lang w:val="en-US"/>
-                        </w:rPr>
-                      </m:ctrlPr>
-                    </m:sSupPr>
-                    <m:e>
-                      <m:r>
-                        <m:rPr>
-                          <m:sty m:val="p"/>
-                        </m:rPr>
-                        <w:rPr>
-                          <w:rFonts w:ascii="Cambria Math" w:hAnsi="Cambria Math"/>
-                          <w:lang w:val="en-US"/>
-                        </w:rPr>
-                        <m:t>m</m:t>
-                      </m:r>
-                    </m:e>
-                    <m:sup>
-                      <m:r>
-                        <m:rPr>
-                          <m:sty m:val="p"/>
-                        </m:rPr>
-                        <w:rPr>
-                          <w:rFonts w:ascii="Cambria Math" w:hAnsi="Cambria Math"/>
-                          <w:lang w:val="en-US"/>
-                        </w:rPr>
-                        <m:t>3</m:t>
-                      </m:r>
-                    </m:sup>
-                  </m:sSup>
-                </m:den>
-              </m:f>
-            </m:e>
-          </m:d>
-          <m:r>
-            <m:rPr>
-              <m:sty m:val="p"/>
-            </m:rPr>
-            <w:rPr>
-              <w:rFonts w:ascii="Cambria Math" w:hAnsi="Cambria Math"/>
-              <w:lang w:val="en-US"/>
-            </w:rPr>
-            <m:t>=C(ppm)∙0.0</m:t>
-          </m:r>
-          <m:r>
-            <m:rPr>
-              <m:sty m:val="p"/>
-            </m:rPr>
-            <w:rPr>
-              <w:rFonts w:ascii="Cambria Math" w:eastAsiaTheme="minorEastAsia" w:hAnsi="Cambria Math"/>
-              <w:lang w:val="en-US"/>
-            </w:rPr>
-            <m:t>4036∙</m:t>
-          </m:r>
-          <m:sSub>
-            <m:sSubPr>
-              <m:ctrlPr>
-                <w:rPr>
-                  <w:rFonts w:ascii="Cambria Math" w:eastAsiaTheme="minorEastAsia" w:hAnsi="Cambria Math"/>
-                  <w:iCs/>
-                  <w:lang w:val="en-US"/>
-                </w:rPr>
-              </m:ctrlPr>
-            </m:sSubPr>
-            <m:e>
-              <m:r>
-                <m:rPr>
-                  <m:sty m:val="p"/>
-                </m:rPr>
-                <w:rPr>
-                  <w:rFonts w:ascii="Cambria Math" w:eastAsiaTheme="minorEastAsia" w:hAnsi="Cambria Math"/>
-                  <w:lang w:val="en-US"/>
-                </w:rPr>
-                <m:t>MW</m:t>
-              </m:r>
-            </m:e>
-            <m:sub>
-              <m:r>
-                <m:rPr>
-                  <m:sty m:val="p"/>
-                </m:rPr>
-                <w:rPr>
-                  <w:rFonts w:ascii="Cambria Math" w:eastAsiaTheme="minorEastAsia" w:hAnsi="Cambria Math"/>
-                  <w:lang w:val="en-US"/>
-                </w:rPr>
-                <m:t>A</m:t>
-              </m:r>
-            </m:sub>
-          </m:sSub>
-        </m:oMath>
-      </m:oMathPara>
-    </w:p>
-    <w:p>
-      <w:pPr>
-        <w:rPr>
-          <w:rFonts w:eastAsiaTheme="minorEastAsia"/>
-          <w:iCs/>
-          <w:lang w:val="en-US"/>
-        </w:rPr>
-      </w:pPr>
-      <w:r>
-        <w:rPr>
-          <w:rFonts w:eastAsiaTheme="minorEastAsia"/>
-          <w:iCs/>
-          <w:lang w:val="en-US"/>
-        </w:rPr>
-        <w:t>E.g. in the case of 400 ppm CO</w:t>
-      </w:r>
-      <w:r>
-        <w:rPr>
-          <w:rFonts w:eastAsiaTheme="minorEastAsia"/>
-          <w:iCs/>
-          <w:vertAlign w:val="subscript"/>
-          <w:lang w:val="en-US"/>
-        </w:rPr>
-        <w:t>2</w:t>
-      </w:r>
-      <w:r>
-        <w:rPr>
-          <w:rFonts w:eastAsiaTheme="minorEastAsia"/>
-          <w:iCs/>
-          <w:lang w:val="en-US"/>
-        </w:rPr>
-        <w:t>:</w:t>
-      </w:r>
-    </w:p>
-    <w:p>
-      <w:pPr>
-        <w:rPr>
-          <w:rFonts w:eastAsiaTheme="minorEastAsia"/>
-          <w:iCs/>
-          <w:lang w:val="en-US"/>
-        </w:rPr>
-      </w:pPr>
-      <m:oMathPara>
-        <m:oMath>
-          <m:r>
-            <m:rPr>
-              <m:sty m:val="p"/>
-            </m:rPr>
-            <w:rPr>
-              <w:rFonts w:ascii="Cambria Math" w:hAnsi="Cambria Math"/>
-              <w:lang w:val="en-US"/>
-            </w:rPr>
-            <m:t>C</m:t>
-          </m:r>
-          <m:d>
-            <m:dPr>
-              <m:ctrlPr>
-                <w:rPr>
-                  <w:rFonts w:ascii="Cambria Math" w:hAnsi="Cambria Math"/>
-                  <w:iCs/>
-                  <w:lang w:val="en-US"/>
-                </w:rPr>
-              </m:ctrlPr>
-            </m:dPr>
-            <m:e>
-              <m:f>
-                <m:fPr>
-                  <m:ctrlPr>
-                    <w:rPr>
-                      <w:rFonts w:ascii="Cambria Math" w:hAnsi="Cambria Math"/>
-                      <w:iCs/>
-                      <w:lang w:val="en-US"/>
-                    </w:rPr>
-                  </m:ctrlPr>
-                </m:fPr>
-                <m:num>
-                  <m:r>
-                    <m:rPr>
-                      <m:sty m:val="p"/>
-                    </m:rPr>
-                    <w:rPr>
-                      <w:rFonts w:ascii="Cambria Math" w:hAnsi="Cambria Math"/>
-                      <w:lang w:val="en-US"/>
-                    </w:rPr>
-                    <m:t>mg</m:t>
-                  </m:r>
-                </m:num>
-                <m:den>
-                  <m:sSup>
-                    <m:sSupPr>
-                      <m:ctrlPr>
-                        <w:rPr>
-                          <w:rFonts w:ascii="Cambria Math" w:hAnsi="Cambria Math"/>
-                          <w:iCs/>
-                          <w:lang w:val="en-US"/>
-                        </w:rPr>
-                      </m:ctrlPr>
-                    </m:sSupPr>
-                    <m:e>
-                      <m:r>
-                        <m:rPr>
-                          <m:sty m:val="p"/>
-                        </m:rPr>
-                        <w:rPr>
-                          <w:rFonts w:ascii="Cambria Math" w:hAnsi="Cambria Math"/>
-                          <w:lang w:val="en-US"/>
-                        </w:rPr>
-                        <m:t>m</m:t>
-                      </m:r>
-                    </m:e>
-                    <m:sup>
-                      <m:r>
-                        <m:rPr>
-                          <m:sty m:val="p"/>
-                        </m:rPr>
-                        <w:rPr>
-                          <w:rFonts w:ascii="Cambria Math" w:hAnsi="Cambria Math"/>
-                          <w:lang w:val="en-US"/>
-                        </w:rPr>
-                        <m:t>3</m:t>
-                      </m:r>
-                    </m:sup>
-                  </m:sSup>
-                </m:den>
-              </m:f>
-            </m:e>
-          </m:d>
-          <m:r>
-            <m:rPr>
-              <m:sty m:val="p"/>
-            </m:rPr>
-            <w:rPr>
-              <w:rFonts w:ascii="Cambria Math" w:hAnsi="Cambria Math"/>
-              <w:lang w:val="en-US"/>
-            </w:rPr>
-            <m:t>=400 ppm∙0.0</m:t>
-          </m:r>
-          <m:r>
-            <m:rPr>
-              <m:sty m:val="p"/>
-            </m:rPr>
-            <w:rPr>
-              <w:rFonts w:ascii="Cambria Math" w:eastAsiaTheme="minorEastAsia" w:hAnsi="Cambria Math"/>
-              <w:lang w:val="en-US"/>
-            </w:rPr>
-            <m:t>4036∙44.01</m:t>
-          </m:r>
-          <m:f>
-            <m:fPr>
-              <m:ctrlPr>
-                <w:rPr>
-                  <w:rFonts w:ascii="Cambria Math" w:eastAsiaTheme="minorEastAsia" w:hAnsi="Cambria Math"/>
-                  <w:iCs/>
-                  <w:lang w:val="en-US"/>
-                </w:rPr>
-              </m:ctrlPr>
-            </m:fPr>
-            <m:num>
-              <m:r>
-                <m:rPr>
-                  <m:sty m:val="p"/>
-                </m:rPr>
-                <w:rPr>
-                  <w:rFonts w:ascii="Cambria Math" w:eastAsiaTheme="minorEastAsia" w:hAnsi="Cambria Math"/>
-                  <w:lang w:val="en-US"/>
-                </w:rPr>
-                <m:t>g</m:t>
-              </m:r>
-            </m:num>
-            <m:den>
-              <m:r>
-                <m:rPr>
-                  <m:sty m:val="p"/>
-                </m:rPr>
-                <w:rPr>
-                  <w:rFonts w:ascii="Cambria Math" w:eastAsiaTheme="minorEastAsia" w:hAnsi="Cambria Math"/>
-                  <w:lang w:val="en-US"/>
-                </w:rPr>
-                <m:t>mol</m:t>
-              </m:r>
-            </m:den>
-          </m:f>
-          <m:r>
-            <m:rPr>
-              <m:sty m:val="p"/>
-            </m:rPr>
-            <w:rPr>
-              <w:rFonts w:ascii="Cambria Math" w:eastAsiaTheme="minorEastAsia" w:hAnsi="Cambria Math"/>
-              <w:lang w:val="en-US"/>
-            </w:rPr>
-            <m:t>=710.53</m:t>
-          </m:r>
-          <m:f>
-            <m:fPr>
-              <m:ctrlPr>
-                <w:rPr>
-                  <w:rFonts w:ascii="Cambria Math" w:eastAsiaTheme="minorEastAsia" w:hAnsi="Cambria Math"/>
-                  <w:iCs/>
-                  <w:lang w:val="en-US"/>
-                </w:rPr>
-              </m:ctrlPr>
-            </m:fPr>
-            <m:num>
-              <m:r>
-                <m:rPr>
-                  <m:sty m:val="p"/>
-                </m:rPr>
-                <w:rPr>
-                  <w:rFonts w:ascii="Cambria Math" w:eastAsiaTheme="minorEastAsia" w:hAnsi="Cambria Math"/>
-                  <w:lang w:val="en-US"/>
-                </w:rPr>
-                <m:t>mg</m:t>
-              </m:r>
-            </m:num>
-            <m:den>
-              <m:sSup>
-                <m:sSupPr>
-                  <m:ctrlPr>
-                    <w:rPr>
-                      <w:rFonts w:ascii="Cambria Math" w:eastAsiaTheme="minorEastAsia" w:hAnsi="Cambria Math"/>
-                      <w:iCs/>
-                      <w:lang w:val="en-US"/>
-                    </w:rPr>
-                  </m:ctrlPr>
-                </m:sSupPr>
-                <m:e>
-                  <m:r>
-                    <m:rPr>
-                      <m:sty m:val="p"/>
-                    </m:rPr>
-                    <w:rPr>
-                      <w:rFonts w:ascii="Cambria Math" w:eastAsiaTheme="minorEastAsia" w:hAnsi="Cambria Math"/>
-                      <w:lang w:val="en-US"/>
-                    </w:rPr>
-                    <m:t>m</m:t>
-                  </m:r>
-                </m:e>
-                <m:sup>
-                  <m:r>
-                    <m:rPr>
-                      <m:sty m:val="p"/>
-                    </m:rPr>
-                    <w:rPr>
-                      <w:rFonts w:ascii="Cambria Math" w:eastAsiaTheme="minorEastAsia" w:hAnsi="Cambria Math"/>
-                      <w:lang w:val="en-US"/>
-                    </w:rPr>
-                    <m:t>3</m:t>
-                  </m:r>
-                </m:sup>
-              </m:sSup>
-            </m:den>
-          </m:f>
-        </m:oMath>
-      </m:oMathPara>
-    </w:p>
-    <w:p>
-      <w:pPr>
-        <w:rPr>
-          <w:rFonts w:eastAsiaTheme="minorEastAsia"/>
-          <w:iCs/>
-          <w:lang w:val="en-US"/>
-        </w:rPr>
-      </w:pPr>
-    </w:p>
-    <w:p>
-      <w:pPr>
-        <w:rPr>
-          <w:rFonts w:eastAsiaTheme="minorEastAsia"/>
-          <w:b/>
-          <w:bCs/>
-          <w:iCs/>
-          <w:lang w:val="en-US"/>
-        </w:rPr>
-      </w:pPr>
-      <w:r>
-        <w:rPr>
-          <w:rFonts w:eastAsiaTheme="minorEastAsia"/>
-          <w:b/>
-          <w:bCs/>
-          <w:iCs/>
-          <w:lang w:val="en-US"/>
-        </w:rPr>
-        <w:t>Further conversion into flux</w:t>
-      </w:r>
-    </w:p>
-    <w:p>
-      <w:pPr>
-        <w:rPr>
-          <w:rFonts w:eastAsiaTheme="minorEastAsia"/>
-          <w:lang w:val="en-US"/>
-        </w:rPr>
-      </w:pPr>
-      <m:oMathPara>
-        <m:oMath>
-          <m:r>
-            <m:rPr>
-              <m:sty m:val="p"/>
-            </m:rPr>
-            <w:rPr>
-              <w:rFonts w:ascii="Cambria Math" w:hAnsi="Cambria Math"/>
-              <w:lang w:val="en-US"/>
-            </w:rPr>
-            <w:lastRenderedPageBreak/>
             <m:t>F</m:t>
           </m:r>
           <m:d>
@@ -2577,6 +1775,3834 @@
           </m:f>
         </m:oMath>
       </m:oMathPara>
+    </w:p>
+    <w:p>
+      <w:pPr>
+        <w:rPr>
+          <w:rFonts w:eastAsiaTheme="minorEastAsia"/>
+          <w:b/>
+          <w:bCs/>
+          <w:lang w:val="en-US"/>
+        </w:rPr>
+      </w:pPr>
+      <w:r>
+        <w:rPr>
+          <w:rFonts w:eastAsiaTheme="minorEastAsia"/>
+          <w:b/>
+          <w:bCs/>
+          <w:lang w:val="en-US"/>
+        </w:rPr>
+        <w:t>Code sanity-check from experimental datapoint</w:t>
+      </w:r>
+    </w:p>
+    <w:p>
+      <w:pPr>
+        <w:rPr>
+          <w:rFonts w:eastAsiaTheme="minorEastAsia"/>
+          <w:iCs/>
+        </w:rPr>
+      </w:pPr>
+      <m:oMathPara>
+        <m:oMath>
+          <m:r>
+            <m:rPr>
+              <m:sty m:val="p"/>
+            </m:rPr>
+            <w:rPr>
+              <w:rFonts w:ascii="Cambria Math" w:hAnsi="Cambria Math"/>
+            </w:rPr>
+            <w:lastRenderedPageBreak/>
+            <m:t>c</m:t>
+          </m:r>
+          <m:d>
+            <m:dPr>
+              <m:ctrlPr>
+                <w:rPr>
+                  <w:rFonts w:ascii="Cambria Math" w:hAnsi="Cambria Math"/>
+                  <w:iCs/>
+                </w:rPr>
+              </m:ctrlPr>
+            </m:dPr>
+            <m:e>
+              <m:r>
+                <m:rPr>
+                  <m:sty m:val="p"/>
+                </m:rPr>
+                <w:rPr>
+                  <w:rFonts w:ascii="Cambria Math" w:hAnsi="Cambria Math"/>
+                </w:rPr>
+                <m:t>PPB</m:t>
+              </m:r>
+            </m:e>
+          </m:d>
+          <m:r>
+            <m:rPr>
+              <m:sty m:val="p"/>
+            </m:rPr>
+            <w:rPr>
+              <w:rFonts w:ascii="Cambria Math" w:hAnsi="Cambria Math"/>
+            </w:rPr>
+            <m:t>=9.22</m:t>
+          </m:r>
+        </m:oMath>
+      </m:oMathPara>
+    </w:p>
+    <w:p>
+      <w:pPr>
+        <w:rPr>
+          <w:rFonts w:eastAsiaTheme="minorEastAsia"/>
+          <w:iCs/>
+        </w:rPr>
+      </w:pPr>
+      <m:oMathPara>
+        <m:oMath>
+          <m:sSub>
+            <m:sSubPr>
+              <m:ctrlPr>
+                <w:rPr>
+                  <w:rFonts w:ascii="Cambria Math" w:hAnsi="Cambria Math"/>
+                  <w:iCs/>
+                </w:rPr>
+              </m:ctrlPr>
+            </m:sSubPr>
+            <m:e>
+              <m:r>
+                <m:rPr>
+                  <m:sty m:val="p"/>
+                </m:rPr>
+                <w:rPr>
+                  <w:rFonts w:ascii="Cambria Math" w:hAnsi="Cambria Math"/>
+                </w:rPr>
+                <m:t>p</m:t>
+              </m:r>
+            </m:e>
+            <m:sub>
+              <m:r>
+                <m:rPr>
+                  <m:sty m:val="p"/>
+                </m:rPr>
+                <w:rPr>
+                  <w:rFonts w:ascii="Cambria Math" w:hAnsi="Cambria Math"/>
+                </w:rPr>
+                <m:t>atmos</m:t>
+              </m:r>
+            </m:sub>
+          </m:sSub>
+          <m:r>
+            <m:rPr>
+              <m:sty m:val="p"/>
+            </m:rPr>
+            <w:rPr>
+              <w:rFonts w:ascii="Cambria Math" w:hAnsi="Cambria Math"/>
+            </w:rPr>
+            <m:t>=9.84 hpa=0.97 atm</m:t>
+          </m:r>
+        </m:oMath>
+      </m:oMathPara>
+    </w:p>
+    <w:p>
+      <w:pPr>
+        <w:rPr>
+          <w:rFonts w:eastAsiaTheme="minorEastAsia"/>
+          <w:iCs/>
+        </w:rPr>
+      </w:pPr>
+      <m:oMathPara>
+        <m:oMath>
+          <m:r>
+            <m:rPr>
+              <m:sty m:val="p"/>
+            </m:rPr>
+            <w:rPr>
+              <w:rFonts w:ascii="Cambria Math" w:hAnsi="Cambria Math"/>
+            </w:rPr>
+            <m:t>R=8.205·</m:t>
+          </m:r>
+          <m:sSup>
+            <m:sSupPr>
+              <m:ctrlPr>
+                <w:rPr>
+                  <w:rFonts w:ascii="Cambria Math" w:hAnsi="Cambria Math"/>
+                  <w:iCs/>
+                </w:rPr>
+              </m:ctrlPr>
+            </m:sSupPr>
+            <m:e>
+              <m:r>
+                <m:rPr>
+                  <m:sty m:val="p"/>
+                </m:rPr>
+                <w:rPr>
+                  <w:rFonts w:ascii="Cambria Math" w:hAnsi="Cambria Math"/>
+                </w:rPr>
+                <m:t>10</m:t>
+              </m:r>
+            </m:e>
+            <m:sup>
+              <m:r>
+                <m:rPr>
+                  <m:sty m:val="p"/>
+                </m:rPr>
+                <w:rPr>
+                  <w:rFonts w:ascii="Cambria Math" w:hAnsi="Cambria Math"/>
+                </w:rPr>
+                <m:t>-5</m:t>
+              </m:r>
+            </m:sup>
+          </m:sSup>
+          <m:r>
+            <m:rPr>
+              <m:sty m:val="p"/>
+            </m:rPr>
+            <w:rPr>
+              <w:rFonts w:ascii="Cambria Math" w:hAnsi="Cambria Math"/>
+            </w:rPr>
+            <m:t xml:space="preserve"> </m:t>
+          </m:r>
+          <m:sSup>
+            <m:sSupPr>
+              <m:ctrlPr>
+                <w:rPr>
+                  <w:rFonts w:ascii="Cambria Math" w:hAnsi="Cambria Math"/>
+                  <w:iCs/>
+                </w:rPr>
+              </m:ctrlPr>
+            </m:sSupPr>
+            <m:e>
+              <m:r>
+                <m:rPr>
+                  <m:sty m:val="p"/>
+                </m:rPr>
+                <w:rPr>
+                  <w:rFonts w:ascii="Cambria Math" w:hAnsi="Cambria Math"/>
+                </w:rPr>
+                <m:t>m</m:t>
+              </m:r>
+            </m:e>
+            <m:sup>
+              <m:r>
+                <m:rPr>
+                  <m:sty m:val="p"/>
+                </m:rPr>
+                <w:rPr>
+                  <w:rFonts w:ascii="Cambria Math" w:hAnsi="Cambria Math"/>
+                </w:rPr>
+                <m:t>3</m:t>
+              </m:r>
+            </m:sup>
+          </m:sSup>
+          <m:r>
+            <m:rPr>
+              <m:sty m:val="p"/>
+            </m:rPr>
+            <w:rPr>
+              <w:rFonts w:ascii="Cambria Math" w:hAnsi="Cambria Math"/>
+            </w:rPr>
+            <m:t xml:space="preserve"> atm </m:t>
+          </m:r>
+          <m:sSup>
+            <m:sSupPr>
+              <m:ctrlPr>
+                <w:rPr>
+                  <w:rFonts w:ascii="Cambria Math" w:hAnsi="Cambria Math"/>
+                  <w:iCs/>
+                </w:rPr>
+              </m:ctrlPr>
+            </m:sSupPr>
+            <m:e>
+              <m:r>
+                <m:rPr>
+                  <m:sty m:val="p"/>
+                </m:rPr>
+                <w:rPr>
+                  <w:rFonts w:ascii="Cambria Math" w:hAnsi="Cambria Math"/>
+                </w:rPr>
+                <m:t>K</m:t>
+              </m:r>
+            </m:e>
+            <m:sup>
+              <m:r>
+                <m:rPr>
+                  <m:sty m:val="p"/>
+                </m:rPr>
+                <w:rPr>
+                  <w:rFonts w:ascii="Cambria Math" w:hAnsi="Cambria Math"/>
+                </w:rPr>
+                <m:t>-1</m:t>
+              </m:r>
+            </m:sup>
+          </m:sSup>
+          <m:r>
+            <m:rPr>
+              <m:sty m:val="p"/>
+            </m:rPr>
+            <w:rPr>
+              <w:rFonts w:ascii="Cambria Math" w:hAnsi="Cambria Math"/>
+            </w:rPr>
+            <m:t xml:space="preserve"> mo</m:t>
+          </m:r>
+          <m:sSup>
+            <m:sSupPr>
+              <m:ctrlPr>
+                <w:rPr>
+                  <w:rFonts w:ascii="Cambria Math" w:hAnsi="Cambria Math"/>
+                  <w:iCs/>
+                </w:rPr>
+              </m:ctrlPr>
+            </m:sSupPr>
+            <m:e>
+              <m:r>
+                <m:rPr>
+                  <m:sty m:val="p"/>
+                </m:rPr>
+                <w:rPr>
+                  <w:rFonts w:ascii="Cambria Math" w:hAnsi="Cambria Math"/>
+                </w:rPr>
+                <m:t>l</m:t>
+              </m:r>
+            </m:e>
+            <m:sup>
+              <m:r>
+                <m:rPr>
+                  <m:sty m:val="p"/>
+                </m:rPr>
+                <w:rPr>
+                  <w:rFonts w:ascii="Cambria Math" w:hAnsi="Cambria Math"/>
+                </w:rPr>
+                <m:t>-1</m:t>
+              </m:r>
+            </m:sup>
+          </m:sSup>
+        </m:oMath>
+      </m:oMathPara>
+    </w:p>
+    <w:p>
+      <w:pPr>
+        <w:rPr>
+          <w:rFonts w:eastAsiaTheme="minorEastAsia"/>
+          <w:iCs/>
+        </w:rPr>
+      </w:pPr>
+      <m:oMathPara>
+        <m:oMath>
+          <m:sSub>
+            <m:sSubPr>
+              <m:ctrlPr>
+                <w:rPr>
+                  <w:rFonts w:ascii="Cambria Math" w:hAnsi="Cambria Math"/>
+                  <w:iCs/>
+                </w:rPr>
+              </m:ctrlPr>
+            </m:sSubPr>
+            <m:e>
+              <m:r>
+                <m:rPr>
+                  <m:sty m:val="p"/>
+                </m:rPr>
+                <w:rPr>
+                  <w:rFonts w:ascii="Cambria Math" w:hAnsi="Cambria Math"/>
+                </w:rPr>
+                <m:t>M</m:t>
+              </m:r>
+            </m:e>
+            <m:sub>
+              <m:r>
+                <m:rPr>
+                  <m:sty m:val="p"/>
+                </m:rPr>
+                <w:rPr>
+                  <w:rFonts w:ascii="Cambria Math" w:hAnsi="Cambria Math"/>
+                </w:rPr>
+                <m:t>N</m:t>
+              </m:r>
+            </m:sub>
+          </m:sSub>
+          <m:r>
+            <m:rPr>
+              <m:sty m:val="p"/>
+            </m:rPr>
+            <w:rPr>
+              <w:rFonts w:ascii="Cambria Math" w:hAnsi="Cambria Math"/>
+            </w:rPr>
+            <m:t>=14</m:t>
+          </m:r>
+          <m:f>
+            <m:fPr>
+              <m:ctrlPr>
+                <w:rPr>
+                  <w:rFonts w:ascii="Cambria Math" w:hAnsi="Cambria Math"/>
+                  <w:iCs/>
+                </w:rPr>
+              </m:ctrlPr>
+            </m:fPr>
+            <m:num>
+              <m:r>
+                <m:rPr>
+                  <m:sty m:val="p"/>
+                </m:rPr>
+                <w:rPr>
+                  <w:rFonts w:ascii="Cambria Math" w:hAnsi="Cambria Math"/>
+                </w:rPr>
+                <m:t>g</m:t>
+              </m:r>
+            </m:num>
+            <m:den>
+              <m:r>
+                <m:rPr>
+                  <m:sty m:val="p"/>
+                </m:rPr>
+                <w:rPr>
+                  <w:rFonts w:ascii="Cambria Math" w:hAnsi="Cambria Math"/>
+                </w:rPr>
+                <m:t>mol</m:t>
+              </m:r>
+            </m:den>
+          </m:f>
+          <m:r>
+            <m:rPr>
+              <m:sty m:val="p"/>
+            </m:rPr>
+            <w:rPr>
+              <w:rFonts w:ascii="Cambria Math" w:hAnsi="Cambria Math"/>
+            </w:rPr>
+            <m:t>=14·</m:t>
+          </m:r>
+          <m:sSup>
+            <m:sSupPr>
+              <m:ctrlPr>
+                <w:rPr>
+                  <w:rFonts w:ascii="Cambria Math" w:hAnsi="Cambria Math"/>
+                  <w:iCs/>
+                </w:rPr>
+              </m:ctrlPr>
+            </m:sSupPr>
+            <m:e>
+              <m:r>
+                <m:rPr>
+                  <m:sty m:val="p"/>
+                </m:rPr>
+                <w:rPr>
+                  <w:rFonts w:ascii="Cambria Math" w:hAnsi="Cambria Math"/>
+                </w:rPr>
+                <m:t>10</m:t>
+              </m:r>
+            </m:e>
+            <m:sup>
+              <m:r>
+                <m:rPr>
+                  <m:sty m:val="p"/>
+                </m:rPr>
+                <w:rPr>
+                  <w:rFonts w:ascii="Cambria Math" w:hAnsi="Cambria Math"/>
+                </w:rPr>
+                <m:t>3</m:t>
+              </m:r>
+            </m:sup>
+          </m:sSup>
+          <m:f>
+            <m:fPr>
+              <m:ctrlPr>
+                <w:rPr>
+                  <w:rFonts w:ascii="Cambria Math" w:hAnsi="Cambria Math"/>
+                  <w:iCs/>
+                </w:rPr>
+              </m:ctrlPr>
+            </m:fPr>
+            <m:num>
+              <m:r>
+                <m:rPr>
+                  <m:sty m:val="p"/>
+                </m:rPr>
+                <w:rPr>
+                  <w:rFonts w:ascii="Cambria Math" w:hAnsi="Cambria Math"/>
+                </w:rPr>
+                <m:t>mg</m:t>
+              </m:r>
+            </m:num>
+            <m:den>
+              <m:r>
+                <m:rPr>
+                  <m:sty m:val="p"/>
+                </m:rPr>
+                <w:rPr>
+                  <w:rFonts w:ascii="Cambria Math" w:hAnsi="Cambria Math"/>
+                </w:rPr>
+                <m:t>mol</m:t>
+              </m:r>
+            </m:den>
+          </m:f>
+        </m:oMath>
+      </m:oMathPara>
+    </w:p>
+    <w:p>
+      <w:pPr>
+        <w:rPr>
+          <w:rFonts w:eastAsiaTheme="minorEastAsia"/>
+          <w:iCs/>
+        </w:rPr>
+      </w:pPr>
+      <m:oMathPara>
+        <m:oMath>
+          <m:r>
+            <m:rPr>
+              <m:sty m:val="p"/>
+            </m:rPr>
+            <w:rPr>
+              <w:rFonts w:ascii="Cambria Math" w:hAnsi="Cambria Math"/>
+            </w:rPr>
+            <m:t>D=0.7 m</m:t>
+          </m:r>
+        </m:oMath>
+      </m:oMathPara>
+    </w:p>
+    <w:p>
+      <w:pPr>
+        <w:rPr>
+          <w:rFonts w:eastAsiaTheme="minorEastAsia"/>
+          <w:iCs/>
+        </w:rPr>
+      </w:pPr>
+      <m:oMathPara>
+        <m:oMath>
+          <m:r>
+            <m:rPr>
+              <m:sty m:val="p"/>
+            </m:rPr>
+            <w:rPr>
+              <w:rFonts w:ascii="Cambria Math" w:hAnsi="Cambria Math"/>
+            </w:rPr>
+            <m:t>A=</m:t>
+          </m:r>
+          <m:sSup>
+            <m:sSupPr>
+              <m:ctrlPr>
+                <w:rPr>
+                  <w:rFonts w:ascii="Cambria Math" w:hAnsi="Cambria Math"/>
+                  <w:iCs/>
+                </w:rPr>
+              </m:ctrlPr>
+            </m:sSupPr>
+            <m:e>
+              <m:d>
+                <m:dPr>
+                  <m:ctrlPr>
+                    <w:rPr>
+                      <w:rFonts w:ascii="Cambria Math" w:hAnsi="Cambria Math"/>
+                      <w:iCs/>
+                    </w:rPr>
+                  </m:ctrlPr>
+                </m:dPr>
+                <m:e>
+                  <m:f>
+                    <m:fPr>
+                      <m:ctrlPr>
+                        <w:rPr>
+                          <w:rFonts w:ascii="Cambria Math" w:hAnsi="Cambria Math"/>
+                          <w:iCs/>
+                        </w:rPr>
+                      </m:ctrlPr>
+                    </m:fPr>
+                    <m:num>
+                      <m:r>
+                        <m:rPr>
+                          <m:sty m:val="p"/>
+                        </m:rPr>
+                        <w:rPr>
+                          <w:rFonts w:ascii="Cambria Math" w:hAnsi="Cambria Math"/>
+                        </w:rPr>
+                        <m:t>D</m:t>
+                      </m:r>
+                    </m:num>
+                    <m:den>
+                      <m:r>
+                        <m:rPr>
+                          <m:sty m:val="p"/>
+                        </m:rPr>
+                        <w:rPr>
+                          <w:rFonts w:ascii="Cambria Math" w:hAnsi="Cambria Math"/>
+                        </w:rPr>
+                        <m:t>2</m:t>
+                      </m:r>
+                    </m:den>
+                  </m:f>
+                </m:e>
+              </m:d>
+            </m:e>
+            <m:sup>
+              <m:r>
+                <m:rPr>
+                  <m:sty m:val="p"/>
+                </m:rPr>
+                <w:rPr>
+                  <w:rFonts w:ascii="Cambria Math" w:hAnsi="Cambria Math"/>
+                </w:rPr>
+                <m:t>2</m:t>
+              </m:r>
+            </m:sup>
+          </m:sSup>
+          <m:r>
+            <m:rPr>
+              <m:sty m:val="p"/>
+            </m:rPr>
+            <w:rPr>
+              <w:rFonts w:ascii="Cambria Math" w:hAnsi="Cambria Math"/>
+            </w:rPr>
+            <m:t>·π</m:t>
+          </m:r>
+        </m:oMath>
+      </m:oMathPara>
+    </w:p>
+    <w:p>
+      <w:pPr>
+        <w:rPr>
+          <w:rFonts w:eastAsiaTheme="minorEastAsia"/>
+          <w:iCs/>
+        </w:rPr>
+      </w:pPr>
+      <m:oMathPara>
+        <m:oMath>
+          <m:r>
+            <m:rPr>
+              <m:sty m:val="p"/>
+            </m:rPr>
+            <w:rPr>
+              <w:rFonts w:ascii="Cambria Math" w:hAnsi="Cambria Math"/>
+            </w:rPr>
+            <m:t>T=9.8 ℃=282.95 K</m:t>
+          </m:r>
+        </m:oMath>
+      </m:oMathPara>
+    </w:p>
+    <w:p>
+      <w:pPr>
+        <w:rPr>
+          <w:rFonts w:eastAsiaTheme="minorEastAsia"/>
+          <w:iCs/>
+        </w:rPr>
+      </w:pPr>
+      <m:oMathPara>
+        <m:oMath>
+          <m:sSub>
+            <m:sSubPr>
+              <m:ctrlPr>
+                <w:rPr>
+                  <w:rFonts w:ascii="Cambria Math" w:eastAsiaTheme="minorEastAsia" w:hAnsi="Cambria Math"/>
+                  <w:iCs/>
+                </w:rPr>
+              </m:ctrlPr>
+            </m:sSubPr>
+            <m:e>
+              <m:r>
+                <m:rPr>
+                  <m:sty m:val="p"/>
+                </m:rPr>
+                <w:rPr>
+                  <w:rFonts w:ascii="Cambria Math" w:eastAsiaTheme="minorEastAsia" w:hAnsi="Cambria Math"/>
+                </w:rPr>
+                <m:t>P</m:t>
+              </m:r>
+            </m:e>
+            <m:sub>
+              <m:r>
+                <m:rPr>
+                  <m:sty m:val="p"/>
+                </m:rPr>
+                <w:rPr>
+                  <w:rFonts w:ascii="Cambria Math" w:eastAsiaTheme="minorEastAsia" w:hAnsi="Cambria Math"/>
+                </w:rPr>
+                <m:t>drop</m:t>
+              </m:r>
+            </m:sub>
+          </m:sSub>
+          <m:r>
+            <m:rPr>
+              <m:sty m:val="p"/>
+            </m:rPr>
+            <w:rPr>
+              <w:rFonts w:ascii="Cambria Math" w:eastAsiaTheme="minorEastAsia" w:hAnsi="Cambria Math"/>
+            </w:rPr>
+            <m:t>=131.2 pa</m:t>
+          </m:r>
+        </m:oMath>
+      </m:oMathPara>
+    </w:p>
+    <w:p>
+      <w:pPr>
+        <w:rPr>
+          <w:rFonts w:eastAsiaTheme="minorEastAsia"/>
+          <w:iCs/>
+        </w:rPr>
+      </w:pPr>
+    </w:p>
+    <w:p>
+      <w:pPr>
+        <w:rPr>
+          <w:rFonts w:eastAsiaTheme="minorEastAsia"/>
+          <w:iCs/>
+        </w:rPr>
+      </w:pPr>
+      <m:oMathPara>
+        <m:oMath>
+          <m:r>
+            <m:rPr>
+              <m:sty m:val="p"/>
+            </m:rPr>
+            <w:rPr>
+              <w:rFonts w:ascii="Cambria Math" w:hAnsi="Cambria Math"/>
+            </w:rPr>
+            <m:t>C</m:t>
+          </m:r>
+          <m:d>
+            <m:dPr>
+              <m:begChr m:val="["/>
+              <m:endChr m:val="]"/>
+              <m:ctrlPr>
+                <w:rPr>
+                  <w:rFonts w:ascii="Cambria Math" w:hAnsi="Cambria Math"/>
+                  <w:iCs/>
+                </w:rPr>
+              </m:ctrlPr>
+            </m:dPr>
+            <m:e>
+              <m:f>
+                <m:fPr>
+                  <m:ctrlPr>
+                    <w:rPr>
+                      <w:rFonts w:ascii="Cambria Math" w:hAnsi="Cambria Math"/>
+                      <w:iCs/>
+                    </w:rPr>
+                  </m:ctrlPr>
+                </m:fPr>
+                <m:num>
+                  <m:r>
+                    <m:rPr>
+                      <m:sty m:val="p"/>
+                    </m:rPr>
+                    <w:rPr>
+                      <w:rFonts w:ascii="Cambria Math" w:hAnsi="Cambria Math"/>
+                    </w:rPr>
+                    <m:t>mg</m:t>
+                  </m:r>
+                </m:num>
+                <m:den>
+                  <m:sSup>
+                    <m:sSupPr>
+                      <m:ctrlPr>
+                        <w:rPr>
+                          <w:rFonts w:ascii="Cambria Math" w:hAnsi="Cambria Math"/>
+                          <w:iCs/>
+                        </w:rPr>
+                      </m:ctrlPr>
+                    </m:sSupPr>
+                    <m:e>
+                      <m:r>
+                        <m:rPr>
+                          <m:sty m:val="p"/>
+                        </m:rPr>
+                        <w:rPr>
+                          <w:rFonts w:ascii="Cambria Math" w:hAnsi="Cambria Math"/>
+                        </w:rPr>
+                        <m:t>m</m:t>
+                      </m:r>
+                    </m:e>
+                    <m:sup>
+                      <m:r>
+                        <m:rPr>
+                          <m:sty m:val="p"/>
+                        </m:rPr>
+                        <w:rPr>
+                          <w:rFonts w:ascii="Cambria Math" w:hAnsi="Cambria Math"/>
+                        </w:rPr>
+                        <m:t>3</m:t>
+                      </m:r>
+                    </m:sup>
+                  </m:sSup>
+                </m:den>
+              </m:f>
+            </m:e>
+          </m:d>
+          <m:r>
+            <m:rPr>
+              <m:sty m:val="p"/>
+            </m:rPr>
+            <w:rPr>
+              <w:rFonts w:ascii="Cambria Math" w:hAnsi="Cambria Math"/>
+            </w:rPr>
+            <m:t>=</m:t>
+          </m:r>
+          <m:sSub>
+            <m:sSubPr>
+              <m:ctrlPr>
+                <w:rPr>
+                  <w:rFonts w:ascii="Cambria Math" w:hAnsi="Cambria Math"/>
+                  <w:iCs/>
+                </w:rPr>
+              </m:ctrlPr>
+            </m:sSubPr>
+            <m:e>
+              <m:r>
+                <m:rPr>
+                  <m:sty m:val="p"/>
+                </m:rPr>
+                <w:rPr>
+                  <w:rFonts w:ascii="Cambria Math" w:hAnsi="Cambria Math"/>
+                </w:rPr>
+                <m:t>M</m:t>
+              </m:r>
+            </m:e>
+            <m:sub>
+              <m:r>
+                <m:rPr>
+                  <m:sty m:val="p"/>
+                </m:rPr>
+                <w:rPr>
+                  <w:rFonts w:ascii="Cambria Math" w:hAnsi="Cambria Math"/>
+                </w:rPr>
+                <m:t>N</m:t>
+              </m:r>
+            </m:sub>
+          </m:sSub>
+          <m:r>
+            <m:rPr>
+              <m:sty m:val="p"/>
+            </m:rPr>
+            <w:rPr>
+              <w:rFonts w:ascii="Cambria Math" w:hAnsi="Cambria Math"/>
+            </w:rPr>
+            <m:t xml:space="preserve"> C</m:t>
+          </m:r>
+          <m:d>
+            <m:dPr>
+              <m:ctrlPr>
+                <w:rPr>
+                  <w:rFonts w:ascii="Cambria Math" w:hAnsi="Cambria Math"/>
+                  <w:iCs/>
+                </w:rPr>
+              </m:ctrlPr>
+            </m:dPr>
+            <m:e>
+              <m:r>
+                <m:rPr>
+                  <m:sty m:val="p"/>
+                </m:rPr>
+                <w:rPr>
+                  <w:rFonts w:ascii="Cambria Math" w:hAnsi="Cambria Math"/>
+                </w:rPr>
+                <m:t>PPB</m:t>
+              </m:r>
+            </m:e>
+          </m:d>
+          <m:f>
+            <m:fPr>
+              <m:ctrlPr>
+                <w:rPr>
+                  <w:rFonts w:ascii="Cambria Math" w:hAnsi="Cambria Math"/>
+                  <w:iCs/>
+                </w:rPr>
+              </m:ctrlPr>
+            </m:fPr>
+            <m:num>
+              <m:sSub>
+                <m:sSubPr>
+                  <m:ctrlPr>
+                    <w:rPr>
+                      <w:rFonts w:ascii="Cambria Math" w:hAnsi="Cambria Math"/>
+                      <w:iCs/>
+                    </w:rPr>
+                  </m:ctrlPr>
+                </m:sSubPr>
+                <m:e>
+                  <m:r>
+                    <m:rPr>
+                      <m:sty m:val="p"/>
+                    </m:rPr>
+                    <w:rPr>
+                      <w:rFonts w:ascii="Cambria Math" w:hAnsi="Cambria Math"/>
+                    </w:rPr>
+                    <m:t>P</m:t>
+                  </m:r>
+                </m:e>
+                <m:sub>
+                  <m:r>
+                    <m:rPr>
+                      <m:sty m:val="p"/>
+                    </m:rPr>
+                    <w:rPr>
+                      <w:rFonts w:ascii="Cambria Math" w:hAnsi="Cambria Math"/>
+                    </w:rPr>
+                    <m:t>atmos</m:t>
+                  </m:r>
+                </m:sub>
+              </m:sSub>
+            </m:num>
+            <m:den>
+              <m:r>
+                <m:rPr>
+                  <m:sty m:val="p"/>
+                </m:rPr>
+                <w:rPr>
+                  <w:rFonts w:ascii="Cambria Math" w:hAnsi="Cambria Math"/>
+                </w:rPr>
+                <m:t>RT</m:t>
+              </m:r>
+            </m:den>
+          </m:f>
+          <m:r>
+            <m:rPr>
+              <m:sty m:val="p"/>
+            </m:rPr>
+            <w:rPr>
+              <w:rFonts w:ascii="Cambria Math" w:hAnsi="Cambria Math"/>
+            </w:rPr>
+            <m:t>·</m:t>
+          </m:r>
+          <m:sSup>
+            <m:sSupPr>
+              <m:ctrlPr>
+                <w:rPr>
+                  <w:rFonts w:ascii="Cambria Math" w:hAnsi="Cambria Math"/>
+                  <w:iCs/>
+                </w:rPr>
+              </m:ctrlPr>
+            </m:sSupPr>
+            <m:e>
+              <m:r>
+                <m:rPr>
+                  <m:sty m:val="p"/>
+                </m:rPr>
+                <w:rPr>
+                  <w:rFonts w:ascii="Cambria Math" w:hAnsi="Cambria Math"/>
+                </w:rPr>
+                <m:t>10</m:t>
+              </m:r>
+            </m:e>
+            <m:sup>
+              <m:r>
+                <m:rPr>
+                  <m:sty m:val="p"/>
+                </m:rPr>
+                <w:rPr>
+                  <w:rFonts w:ascii="Cambria Math" w:hAnsi="Cambria Math"/>
+                </w:rPr>
+                <m:t>-9</m:t>
+              </m:r>
+            </m:sup>
+          </m:sSup>
+        </m:oMath>
+      </m:oMathPara>
+    </w:p>
+    <w:p>
+      <w:pPr>
+        <w:rPr>
+          <w:rFonts w:eastAsiaTheme="minorEastAsia"/>
+          <w:iCs/>
+          <w:sz w:val="20"/>
+          <w:szCs w:val="20"/>
+        </w:rPr>
+      </w:pPr>
+      <m:oMathPara>
+        <m:oMath>
+          <m:r>
+            <m:rPr>
+              <m:sty m:val="p"/>
+            </m:rPr>
+            <w:rPr>
+              <w:rFonts w:ascii="Cambria Math" w:hAnsi="Cambria Math"/>
+              <w:sz w:val="20"/>
+              <w:szCs w:val="20"/>
+            </w:rPr>
+            <m:t>=14·</m:t>
+          </m:r>
+          <m:sSup>
+            <m:sSupPr>
+              <m:ctrlPr>
+                <w:rPr>
+                  <w:rFonts w:ascii="Cambria Math" w:hAnsi="Cambria Math"/>
+                  <w:iCs/>
+                  <w:sz w:val="20"/>
+                  <w:szCs w:val="20"/>
+                </w:rPr>
+              </m:ctrlPr>
+            </m:sSupPr>
+            <m:e>
+              <m:r>
+                <m:rPr>
+                  <m:sty m:val="p"/>
+                </m:rPr>
+                <w:rPr>
+                  <w:rFonts w:ascii="Cambria Math" w:hAnsi="Cambria Math"/>
+                  <w:sz w:val="20"/>
+                  <w:szCs w:val="20"/>
+                </w:rPr>
+                <m:t>10</m:t>
+              </m:r>
+            </m:e>
+            <m:sup>
+              <m:r>
+                <m:rPr>
+                  <m:sty m:val="p"/>
+                </m:rPr>
+                <w:rPr>
+                  <w:rFonts w:ascii="Cambria Math" w:hAnsi="Cambria Math"/>
+                  <w:sz w:val="20"/>
+                  <w:szCs w:val="20"/>
+                </w:rPr>
+                <m:t>3</m:t>
+              </m:r>
+            </m:sup>
+          </m:sSup>
+          <m:f>
+            <m:fPr>
+              <m:ctrlPr>
+                <w:rPr>
+                  <w:rFonts w:ascii="Cambria Math" w:hAnsi="Cambria Math"/>
+                  <w:iCs/>
+                  <w:sz w:val="20"/>
+                  <w:szCs w:val="20"/>
+                </w:rPr>
+              </m:ctrlPr>
+            </m:fPr>
+            <m:num>
+              <m:r>
+                <m:rPr>
+                  <m:sty m:val="p"/>
+                </m:rPr>
+                <w:rPr>
+                  <w:rFonts w:ascii="Cambria Math" w:hAnsi="Cambria Math"/>
+                  <w:sz w:val="20"/>
+                  <w:szCs w:val="20"/>
+                </w:rPr>
+                <m:t>mg</m:t>
+              </m:r>
+            </m:num>
+            <m:den>
+              <m:r>
+                <m:rPr>
+                  <m:sty m:val="p"/>
+                </m:rPr>
+                <w:rPr>
+                  <w:rFonts w:ascii="Cambria Math" w:hAnsi="Cambria Math"/>
+                  <w:sz w:val="20"/>
+                  <w:szCs w:val="20"/>
+                </w:rPr>
+                <m:t>mol</m:t>
+              </m:r>
+            </m:den>
+          </m:f>
+          <m:r>
+            <m:rPr>
+              <m:sty m:val="p"/>
+            </m:rPr>
+            <w:rPr>
+              <w:rFonts w:ascii="Cambria Math" w:hAnsi="Cambria Math"/>
+              <w:sz w:val="20"/>
+              <w:szCs w:val="20"/>
+            </w:rPr>
+            <m:t>·9.22·</m:t>
+          </m:r>
+          <m:d>
+            <m:dPr>
+              <m:ctrlPr>
+                <w:rPr>
+                  <w:rFonts w:ascii="Cambria Math" w:hAnsi="Cambria Math"/>
+                  <w:iCs/>
+                  <w:sz w:val="20"/>
+                  <w:szCs w:val="20"/>
+                </w:rPr>
+              </m:ctrlPr>
+            </m:dPr>
+            <m:e>
+              <m:f>
+                <m:fPr>
+                  <m:ctrlPr>
+                    <w:rPr>
+                      <w:rFonts w:ascii="Cambria Math" w:hAnsi="Cambria Math"/>
+                      <w:iCs/>
+                      <w:sz w:val="20"/>
+                      <w:szCs w:val="20"/>
+                    </w:rPr>
+                  </m:ctrlPr>
+                </m:fPr>
+                <m:num>
+                  <m:r>
+                    <m:rPr>
+                      <m:sty m:val="p"/>
+                    </m:rPr>
+                    <w:rPr>
+                      <w:rFonts w:ascii="Cambria Math" w:hAnsi="Cambria Math"/>
+                      <w:sz w:val="20"/>
+                      <w:szCs w:val="20"/>
+                    </w:rPr>
+                    <m:t>0.97 atm</m:t>
+                  </m:r>
+                </m:num>
+                <m:den>
+                  <m:r>
+                    <m:rPr>
+                      <m:sty m:val="p"/>
+                    </m:rPr>
+                    <w:rPr>
+                      <w:rFonts w:ascii="Cambria Math" w:hAnsi="Cambria Math"/>
+                      <w:sz w:val="20"/>
+                      <w:szCs w:val="20"/>
+                    </w:rPr>
+                    <m:t>8.205·</m:t>
+                  </m:r>
+                  <m:sSup>
+                    <m:sSupPr>
+                      <m:ctrlPr>
+                        <w:rPr>
+                          <w:rFonts w:ascii="Cambria Math" w:hAnsi="Cambria Math"/>
+                          <w:iCs/>
+                          <w:sz w:val="20"/>
+                          <w:szCs w:val="20"/>
+                        </w:rPr>
+                      </m:ctrlPr>
+                    </m:sSupPr>
+                    <m:e>
+                      <m:r>
+                        <m:rPr>
+                          <m:sty m:val="p"/>
+                        </m:rPr>
+                        <w:rPr>
+                          <w:rFonts w:ascii="Cambria Math" w:hAnsi="Cambria Math"/>
+                          <w:sz w:val="20"/>
+                          <w:szCs w:val="20"/>
+                        </w:rPr>
+                        <m:t>10</m:t>
+                      </m:r>
+                    </m:e>
+                    <m:sup>
+                      <m:r>
+                        <m:rPr>
+                          <m:sty m:val="p"/>
+                        </m:rPr>
+                        <w:rPr>
+                          <w:rFonts w:ascii="Cambria Math" w:hAnsi="Cambria Math"/>
+                          <w:sz w:val="20"/>
+                          <w:szCs w:val="20"/>
+                        </w:rPr>
+                        <m:t>-5</m:t>
+                      </m:r>
+                    </m:sup>
+                  </m:sSup>
+                  <m:r>
+                    <m:rPr>
+                      <m:sty m:val="p"/>
+                    </m:rPr>
+                    <w:rPr>
+                      <w:rFonts w:ascii="Cambria Math" w:hAnsi="Cambria Math"/>
+                      <w:sz w:val="20"/>
+                      <w:szCs w:val="20"/>
+                    </w:rPr>
+                    <m:t xml:space="preserve"> </m:t>
+                  </m:r>
+                  <m:sSup>
+                    <m:sSupPr>
+                      <m:ctrlPr>
+                        <w:rPr>
+                          <w:rFonts w:ascii="Cambria Math" w:hAnsi="Cambria Math"/>
+                          <w:iCs/>
+                          <w:sz w:val="20"/>
+                          <w:szCs w:val="20"/>
+                        </w:rPr>
+                      </m:ctrlPr>
+                    </m:sSupPr>
+                    <m:e>
+                      <m:r>
+                        <m:rPr>
+                          <m:sty m:val="p"/>
+                        </m:rPr>
+                        <w:rPr>
+                          <w:rFonts w:ascii="Cambria Math" w:hAnsi="Cambria Math"/>
+                          <w:sz w:val="20"/>
+                          <w:szCs w:val="20"/>
+                        </w:rPr>
+                        <m:t>m</m:t>
+                      </m:r>
+                    </m:e>
+                    <m:sup>
+                      <m:r>
+                        <m:rPr>
+                          <m:sty m:val="p"/>
+                        </m:rPr>
+                        <w:rPr>
+                          <w:rFonts w:ascii="Cambria Math" w:hAnsi="Cambria Math"/>
+                          <w:sz w:val="20"/>
+                          <w:szCs w:val="20"/>
+                        </w:rPr>
+                        <m:t>3</m:t>
+                      </m:r>
+                    </m:sup>
+                  </m:sSup>
+                  <m:r>
+                    <m:rPr>
+                      <m:sty m:val="p"/>
+                    </m:rPr>
+                    <w:rPr>
+                      <w:rFonts w:ascii="Cambria Math" w:hAnsi="Cambria Math"/>
+                      <w:sz w:val="20"/>
+                      <w:szCs w:val="20"/>
+                    </w:rPr>
+                    <m:t xml:space="preserve"> atm </m:t>
+                  </m:r>
+                  <m:sSup>
+                    <m:sSupPr>
+                      <m:ctrlPr>
+                        <w:rPr>
+                          <w:rFonts w:ascii="Cambria Math" w:hAnsi="Cambria Math"/>
+                          <w:iCs/>
+                          <w:sz w:val="20"/>
+                          <w:szCs w:val="20"/>
+                        </w:rPr>
+                      </m:ctrlPr>
+                    </m:sSupPr>
+                    <m:e>
+                      <m:r>
+                        <m:rPr>
+                          <m:sty m:val="p"/>
+                        </m:rPr>
+                        <w:rPr>
+                          <w:rFonts w:ascii="Cambria Math" w:hAnsi="Cambria Math"/>
+                          <w:sz w:val="20"/>
+                          <w:szCs w:val="20"/>
+                        </w:rPr>
+                        <m:t>K</m:t>
+                      </m:r>
+                    </m:e>
+                    <m:sup>
+                      <m:r>
+                        <m:rPr>
+                          <m:sty m:val="p"/>
+                        </m:rPr>
+                        <w:rPr>
+                          <w:rFonts w:ascii="Cambria Math" w:hAnsi="Cambria Math"/>
+                          <w:sz w:val="20"/>
+                          <w:szCs w:val="20"/>
+                        </w:rPr>
+                        <m:t>-1</m:t>
+                      </m:r>
+                    </m:sup>
+                  </m:sSup>
+                  <m:r>
+                    <m:rPr>
+                      <m:sty m:val="p"/>
+                    </m:rPr>
+                    <w:rPr>
+                      <w:rFonts w:ascii="Cambria Math" w:hAnsi="Cambria Math"/>
+                      <w:sz w:val="20"/>
+                      <w:szCs w:val="20"/>
+                    </w:rPr>
+                    <m:t xml:space="preserve"> mo</m:t>
+                  </m:r>
+                  <m:sSup>
+                    <m:sSupPr>
+                      <m:ctrlPr>
+                        <w:rPr>
+                          <w:rFonts w:ascii="Cambria Math" w:hAnsi="Cambria Math"/>
+                          <w:iCs/>
+                          <w:sz w:val="20"/>
+                          <w:szCs w:val="20"/>
+                        </w:rPr>
+                      </m:ctrlPr>
+                    </m:sSupPr>
+                    <m:e>
+                      <m:r>
+                        <m:rPr>
+                          <m:sty m:val="p"/>
+                        </m:rPr>
+                        <w:rPr>
+                          <w:rFonts w:ascii="Cambria Math" w:hAnsi="Cambria Math"/>
+                          <w:sz w:val="20"/>
+                          <w:szCs w:val="20"/>
+                        </w:rPr>
+                        <m:t>l</m:t>
+                      </m:r>
+                    </m:e>
+                    <m:sup>
+                      <m:r>
+                        <m:rPr>
+                          <m:sty m:val="p"/>
+                        </m:rPr>
+                        <w:rPr>
+                          <w:rFonts w:ascii="Cambria Math" w:hAnsi="Cambria Math"/>
+                          <w:sz w:val="20"/>
+                          <w:szCs w:val="20"/>
+                        </w:rPr>
+                        <m:t>-1</m:t>
+                      </m:r>
+                    </m:sup>
+                  </m:sSup>
+                  <m:r>
+                    <m:rPr>
+                      <m:sty m:val="p"/>
+                    </m:rPr>
+                    <w:rPr>
+                      <w:rFonts w:ascii="Cambria Math" w:hAnsi="Cambria Math"/>
+                      <w:sz w:val="20"/>
+                      <w:szCs w:val="20"/>
+                    </w:rPr>
+                    <m:t>·282.95 K</m:t>
+                  </m:r>
+                </m:den>
+              </m:f>
+            </m:e>
+          </m:d>
+          <m:r>
+            <m:rPr>
+              <m:sty m:val="p"/>
+            </m:rPr>
+            <w:rPr>
+              <w:rFonts w:ascii="Cambria Math" w:hAnsi="Cambria Math"/>
+              <w:sz w:val="20"/>
+              <w:szCs w:val="20"/>
+            </w:rPr>
+            <m:t>·</m:t>
+          </m:r>
+          <m:sSup>
+            <m:sSupPr>
+              <m:ctrlPr>
+                <w:rPr>
+                  <w:rFonts w:ascii="Cambria Math" w:hAnsi="Cambria Math"/>
+                  <w:iCs/>
+                  <w:sz w:val="20"/>
+                  <w:szCs w:val="20"/>
+                </w:rPr>
+              </m:ctrlPr>
+            </m:sSupPr>
+            <m:e>
+              <m:r>
+                <m:rPr>
+                  <m:sty m:val="p"/>
+                </m:rPr>
+                <w:rPr>
+                  <w:rFonts w:ascii="Cambria Math" w:hAnsi="Cambria Math"/>
+                  <w:sz w:val="20"/>
+                  <w:szCs w:val="20"/>
+                </w:rPr>
+                <m:t>10</m:t>
+              </m:r>
+            </m:e>
+            <m:sup>
+              <m:r>
+                <m:rPr>
+                  <m:sty m:val="p"/>
+                </m:rPr>
+                <w:rPr>
+                  <w:rFonts w:ascii="Cambria Math" w:hAnsi="Cambria Math"/>
+                  <w:sz w:val="20"/>
+                  <w:szCs w:val="20"/>
+                </w:rPr>
+                <m:t>-9</m:t>
+              </m:r>
+            </m:sup>
+          </m:sSup>
+          <m:r>
+            <m:rPr>
+              <m:sty m:val="p"/>
+            </m:rPr>
+            <w:rPr>
+              <w:rFonts w:ascii="Cambria Math" w:hAnsi="Cambria Math"/>
+              <w:sz w:val="20"/>
+              <w:szCs w:val="20"/>
+            </w:rPr>
+            <m:t>=</m:t>
+          </m:r>
+          <m:f>
+            <m:fPr>
+              <m:ctrlPr>
+                <w:rPr>
+                  <w:rFonts w:ascii="Cambria Math" w:hAnsi="Cambria Math"/>
+                  <w:iCs/>
+                  <w:sz w:val="20"/>
+                  <w:szCs w:val="20"/>
+                </w:rPr>
+              </m:ctrlPr>
+            </m:fPr>
+            <m:num>
+              <m:r>
+                <m:rPr>
+                  <m:sty m:val="p"/>
+                </m:rPr>
+                <w:rPr>
+                  <w:rFonts w:ascii="Cambria Math" w:hAnsi="Cambria Math"/>
+                  <w:sz w:val="20"/>
+                  <w:szCs w:val="20"/>
+                </w:rPr>
+                <m:t>0.00539315·mg</m:t>
+              </m:r>
+            </m:num>
+            <m:den>
+              <m:sSup>
+                <m:sSupPr>
+                  <m:ctrlPr>
+                    <w:rPr>
+                      <w:rFonts w:ascii="Cambria Math" w:hAnsi="Cambria Math"/>
+                      <w:iCs/>
+                      <w:sz w:val="20"/>
+                      <w:szCs w:val="20"/>
+                    </w:rPr>
+                  </m:ctrlPr>
+                </m:sSupPr>
+                <m:e>
+                  <m:r>
+                    <m:rPr>
+                      <m:sty m:val="p"/>
+                    </m:rPr>
+                    <w:rPr>
+                      <w:rFonts w:ascii="Cambria Math" w:hAnsi="Cambria Math"/>
+                      <w:sz w:val="20"/>
+                      <w:szCs w:val="20"/>
+                    </w:rPr>
+                    <m:t>m</m:t>
+                  </m:r>
+                </m:e>
+                <m:sup>
+                  <m:r>
+                    <m:rPr>
+                      <m:sty m:val="p"/>
+                    </m:rPr>
+                    <w:rPr>
+                      <w:rFonts w:ascii="Cambria Math" w:hAnsi="Cambria Math"/>
+                      <w:sz w:val="20"/>
+                      <w:szCs w:val="20"/>
+                    </w:rPr>
+                    <m:t>3</m:t>
+                  </m:r>
+                </m:sup>
+              </m:sSup>
+            </m:den>
+          </m:f>
+        </m:oMath>
+      </m:oMathPara>
+    </w:p>
+    <w:p>
+      <w:pPr>
+        <w:rPr>
+          <w:rFonts w:eastAsiaTheme="minorEastAsia"/>
+          <w:iCs/>
+          <w:sz w:val="20"/>
+          <w:szCs w:val="20"/>
+        </w:rPr>
+      </w:pPr>
+    </w:p>
+    <w:p>
+      <w:pPr>
+        <w:rPr>
+          <w:rFonts w:eastAsiaTheme="minorEastAsia"/>
+          <w:iCs/>
+          <w:sz w:val="20"/>
+          <w:szCs w:val="20"/>
+        </w:rPr>
+      </w:pPr>
+      <m:oMathPara>
+        <m:oMath>
+          <m:r>
+            <m:rPr>
+              <m:sty m:val="p"/>
+            </m:rPr>
+            <w:rPr>
+              <w:rFonts w:ascii="Cambria Math" w:eastAsiaTheme="minorEastAsia" w:hAnsi="Cambria Math"/>
+              <w:sz w:val="20"/>
+              <w:szCs w:val="20"/>
+            </w:rPr>
+            <m:t>Q</m:t>
+          </m:r>
+          <m:d>
+            <m:dPr>
+              <m:begChr m:val="["/>
+              <m:endChr m:val="]"/>
+              <m:ctrlPr>
+                <w:rPr>
+                  <w:rFonts w:ascii="Cambria Math" w:eastAsiaTheme="minorEastAsia" w:hAnsi="Cambria Math"/>
+                  <w:iCs/>
+                  <w:sz w:val="20"/>
+                  <w:szCs w:val="20"/>
+                </w:rPr>
+              </m:ctrlPr>
+            </m:dPr>
+            <m:e>
+              <m:f>
+                <m:fPr>
+                  <m:ctrlPr>
+                    <w:rPr>
+                      <w:rFonts w:ascii="Cambria Math" w:eastAsiaTheme="minorEastAsia" w:hAnsi="Cambria Math"/>
+                      <w:iCs/>
+                      <w:sz w:val="20"/>
+                      <w:szCs w:val="20"/>
+                    </w:rPr>
+                  </m:ctrlPr>
+                </m:fPr>
+                <m:num>
+                  <m:r>
+                    <m:rPr>
+                      <m:sty m:val="p"/>
+                    </m:rPr>
+                    <w:rPr>
+                      <w:rFonts w:ascii="Cambria Math" w:eastAsiaTheme="minorEastAsia" w:hAnsi="Cambria Math"/>
+                      <w:sz w:val="20"/>
+                      <w:szCs w:val="20"/>
+                    </w:rPr>
+                    <m:t>L</m:t>
+                  </m:r>
+                </m:num>
+                <m:den>
+                  <m:r>
+                    <m:rPr>
+                      <m:sty m:val="p"/>
+                    </m:rPr>
+                    <w:rPr>
+                      <w:rFonts w:ascii="Cambria Math" w:eastAsiaTheme="minorEastAsia" w:hAnsi="Cambria Math"/>
+                      <w:sz w:val="20"/>
+                      <w:szCs w:val="20"/>
+                    </w:rPr>
+                    <m:t>s</m:t>
+                  </m:r>
+                </m:den>
+              </m:f>
+            </m:e>
+          </m:d>
+          <m:r>
+            <m:rPr>
+              <m:sty m:val="p"/>
+            </m:rPr>
+            <w:rPr>
+              <w:rFonts w:ascii="Cambria Math" w:eastAsiaTheme="minorEastAsia" w:hAnsi="Cambria Math"/>
+              <w:sz w:val="20"/>
+              <w:szCs w:val="20"/>
+            </w:rPr>
+            <m:t>=3·</m:t>
+          </m:r>
+          <m:sSubSup>
+            <m:sSubSupPr>
+              <m:ctrlPr>
+                <w:rPr>
+                  <w:rFonts w:ascii="Cambria Math" w:eastAsiaTheme="minorEastAsia" w:hAnsi="Cambria Math"/>
+                  <w:iCs/>
+                  <w:sz w:val="20"/>
+                  <w:szCs w:val="20"/>
+                </w:rPr>
+              </m:ctrlPr>
+            </m:sSubSupPr>
+            <m:e>
+              <m:r>
+                <m:rPr>
+                  <m:sty m:val="p"/>
+                </m:rPr>
+                <w:rPr>
+                  <w:rFonts w:ascii="Cambria Math" w:eastAsiaTheme="minorEastAsia" w:hAnsi="Cambria Math"/>
+                  <w:sz w:val="20"/>
+                  <w:szCs w:val="20"/>
+                </w:rPr>
+                <m:t>P</m:t>
+              </m:r>
+            </m:e>
+            <m:sub>
+              <m:r>
+                <m:rPr>
+                  <m:sty m:val="p"/>
+                </m:rPr>
+                <w:rPr>
+                  <w:rFonts w:ascii="Cambria Math" w:eastAsiaTheme="minorEastAsia" w:hAnsi="Cambria Math"/>
+                  <w:sz w:val="20"/>
+                  <w:szCs w:val="20"/>
+                </w:rPr>
+                <m:t>drop</m:t>
+              </m:r>
+            </m:sub>
+            <m:sup>
+              <m:r>
+                <m:rPr>
+                  <m:sty m:val="p"/>
+                </m:rPr>
+                <w:rPr>
+                  <w:rFonts w:ascii="Cambria Math" w:eastAsiaTheme="minorEastAsia" w:hAnsi="Cambria Math"/>
+                  <w:sz w:val="20"/>
+                  <w:szCs w:val="20"/>
+                </w:rPr>
+                <m:t>0.5</m:t>
+              </m:r>
+            </m:sup>
+          </m:sSubSup>
+          <m:r>
+            <m:rPr>
+              <m:sty m:val="p"/>
+            </m:rPr>
+            <w:rPr>
+              <w:rFonts w:ascii="Cambria Math" w:eastAsiaTheme="minorEastAsia" w:hAnsi="Cambria Math"/>
+              <w:sz w:val="20"/>
+              <w:szCs w:val="20"/>
+            </w:rPr>
+            <m:t>=3·</m:t>
+          </m:r>
+          <m:sSup>
+            <m:sSupPr>
+              <m:ctrlPr>
+                <w:rPr>
+                  <w:rFonts w:ascii="Cambria Math" w:eastAsiaTheme="minorEastAsia" w:hAnsi="Cambria Math"/>
+                  <w:iCs/>
+                  <w:sz w:val="20"/>
+                  <w:szCs w:val="20"/>
+                </w:rPr>
+              </m:ctrlPr>
+            </m:sSupPr>
+            <m:e>
+              <m:d>
+                <m:dPr>
+                  <m:ctrlPr>
+                    <w:rPr>
+                      <w:rFonts w:ascii="Cambria Math" w:eastAsiaTheme="minorEastAsia" w:hAnsi="Cambria Math"/>
+                      <w:iCs/>
+                      <w:sz w:val="20"/>
+                      <w:szCs w:val="20"/>
+                    </w:rPr>
+                  </m:ctrlPr>
+                </m:dPr>
+                <m:e>
+                  <m:r>
+                    <m:rPr>
+                      <m:sty m:val="p"/>
+                    </m:rPr>
+                    <w:rPr>
+                      <w:rFonts w:ascii="Cambria Math" w:eastAsiaTheme="minorEastAsia" w:hAnsi="Cambria Math"/>
+                      <w:sz w:val="20"/>
+                      <w:szCs w:val="20"/>
+                    </w:rPr>
+                    <m:t>131.2</m:t>
+                  </m:r>
+                </m:e>
+              </m:d>
+            </m:e>
+            <m:sup>
+              <m:r>
+                <m:rPr>
+                  <m:sty m:val="p"/>
+                </m:rPr>
+                <w:rPr>
+                  <w:rFonts w:ascii="Cambria Math" w:eastAsiaTheme="minorEastAsia" w:hAnsi="Cambria Math"/>
+                  <w:sz w:val="20"/>
+                  <w:szCs w:val="20"/>
+                </w:rPr>
+                <m:t>0.5</m:t>
+              </m:r>
+            </m:sup>
+          </m:sSup>
+          <m:r>
+            <m:rPr>
+              <m:sty m:val="p"/>
+            </m:rPr>
+            <w:rPr>
+              <w:rFonts w:ascii="Cambria Math" w:eastAsiaTheme="minorEastAsia" w:hAnsi="Cambria Math"/>
+              <w:sz w:val="20"/>
+              <w:szCs w:val="20"/>
+            </w:rPr>
+            <m:t>=34.3628</m:t>
+          </m:r>
+          <m:f>
+            <m:fPr>
+              <m:ctrlPr>
+                <w:rPr>
+                  <w:rFonts w:ascii="Cambria Math" w:eastAsiaTheme="minorEastAsia" w:hAnsi="Cambria Math"/>
+                  <w:iCs/>
+                  <w:sz w:val="20"/>
+                  <w:szCs w:val="20"/>
+                </w:rPr>
+              </m:ctrlPr>
+            </m:fPr>
+            <m:num>
+              <m:r>
+                <m:rPr>
+                  <m:sty m:val="p"/>
+                </m:rPr>
+                <w:rPr>
+                  <w:rFonts w:ascii="Cambria Math" w:eastAsiaTheme="minorEastAsia" w:hAnsi="Cambria Math"/>
+                  <w:sz w:val="20"/>
+                  <w:szCs w:val="20"/>
+                </w:rPr>
+                <m:t>L</m:t>
+              </m:r>
+            </m:num>
+            <m:den>
+              <m:r>
+                <m:rPr>
+                  <m:sty m:val="p"/>
+                </m:rPr>
+                <w:rPr>
+                  <w:rFonts w:ascii="Cambria Math" w:eastAsiaTheme="minorEastAsia" w:hAnsi="Cambria Math"/>
+                  <w:sz w:val="20"/>
+                  <w:szCs w:val="20"/>
+                </w:rPr>
+                <m:t>s</m:t>
+              </m:r>
+            </m:den>
+          </m:f>
+          <m:r>
+            <m:rPr>
+              <m:sty m:val="p"/>
+            </m:rPr>
+            <w:rPr>
+              <w:rFonts w:ascii="Cambria Math" w:eastAsiaTheme="minorEastAsia" w:hAnsi="Cambria Math"/>
+              <w:sz w:val="20"/>
+              <w:szCs w:val="20"/>
+            </w:rPr>
+            <m:t>·3600</m:t>
+          </m:r>
+          <m:f>
+            <m:fPr>
+              <m:ctrlPr>
+                <w:rPr>
+                  <w:rFonts w:ascii="Cambria Math" w:eastAsiaTheme="minorEastAsia" w:hAnsi="Cambria Math"/>
+                  <w:iCs/>
+                  <w:sz w:val="20"/>
+                  <w:szCs w:val="20"/>
+                </w:rPr>
+              </m:ctrlPr>
+            </m:fPr>
+            <m:num>
+              <m:r>
+                <m:rPr>
+                  <m:sty m:val="p"/>
+                </m:rPr>
+                <w:rPr>
+                  <w:rFonts w:ascii="Cambria Math" w:eastAsiaTheme="minorEastAsia" w:hAnsi="Cambria Math"/>
+                  <w:sz w:val="20"/>
+                  <w:szCs w:val="20"/>
+                </w:rPr>
+                <m:t>s</m:t>
+              </m:r>
+            </m:num>
+            <m:den>
+              <m:r>
+                <m:rPr>
+                  <m:sty m:val="p"/>
+                </m:rPr>
+                <w:rPr>
+                  <w:rFonts w:ascii="Cambria Math" w:eastAsiaTheme="minorEastAsia" w:hAnsi="Cambria Math"/>
+                  <w:sz w:val="20"/>
+                  <w:szCs w:val="20"/>
+                </w:rPr>
+                <m:t>h</m:t>
+              </m:r>
+            </m:den>
+          </m:f>
+          <m:r>
+            <m:rPr>
+              <m:sty m:val="p"/>
+            </m:rPr>
+            <w:rPr>
+              <w:rFonts w:ascii="Cambria Math" w:eastAsiaTheme="minorEastAsia" w:hAnsi="Cambria Math"/>
+              <w:sz w:val="20"/>
+              <w:szCs w:val="20"/>
+            </w:rPr>
+            <m:t>·</m:t>
+          </m:r>
+          <m:f>
+            <m:fPr>
+              <m:ctrlPr>
+                <w:rPr>
+                  <w:rFonts w:ascii="Cambria Math" w:eastAsiaTheme="minorEastAsia" w:hAnsi="Cambria Math"/>
+                  <w:iCs/>
+                  <w:sz w:val="20"/>
+                  <w:szCs w:val="20"/>
+                </w:rPr>
+              </m:ctrlPr>
+            </m:fPr>
+            <m:num>
+              <m:r>
+                <m:rPr>
+                  <m:sty m:val="p"/>
+                </m:rPr>
+                <w:rPr>
+                  <w:rFonts w:ascii="Cambria Math" w:eastAsiaTheme="minorEastAsia" w:hAnsi="Cambria Math"/>
+                  <w:sz w:val="20"/>
+                  <w:szCs w:val="20"/>
+                </w:rPr>
+                <m:t>1</m:t>
+              </m:r>
+            </m:num>
+            <m:den>
+              <m:r>
+                <m:rPr>
+                  <m:sty m:val="p"/>
+                </m:rPr>
+                <w:rPr>
+                  <w:rFonts w:ascii="Cambria Math" w:eastAsiaTheme="minorEastAsia" w:hAnsi="Cambria Math"/>
+                  <w:sz w:val="20"/>
+                  <w:szCs w:val="20"/>
+                </w:rPr>
+                <m:t>1000</m:t>
+              </m:r>
+            </m:den>
+          </m:f>
+          <m:r>
+            <m:rPr>
+              <m:sty m:val="p"/>
+            </m:rPr>
+            <w:rPr>
+              <w:rFonts w:ascii="Cambria Math" w:eastAsiaTheme="minorEastAsia" w:hAnsi="Cambria Math"/>
+              <w:sz w:val="20"/>
+              <w:szCs w:val="20"/>
+            </w:rPr>
+            <m:t>·</m:t>
+          </m:r>
+          <m:f>
+            <m:fPr>
+              <m:ctrlPr>
+                <w:rPr>
+                  <w:rFonts w:ascii="Cambria Math" w:eastAsiaTheme="minorEastAsia" w:hAnsi="Cambria Math"/>
+                  <w:iCs/>
+                  <w:sz w:val="20"/>
+                  <w:szCs w:val="20"/>
+                </w:rPr>
+              </m:ctrlPr>
+            </m:fPr>
+            <m:num>
+              <m:sSup>
+                <m:sSupPr>
+                  <m:ctrlPr>
+                    <w:rPr>
+                      <w:rFonts w:ascii="Cambria Math" w:eastAsiaTheme="minorEastAsia" w:hAnsi="Cambria Math"/>
+                      <w:iCs/>
+                      <w:sz w:val="20"/>
+                      <w:szCs w:val="20"/>
+                    </w:rPr>
+                  </m:ctrlPr>
+                </m:sSupPr>
+                <m:e>
+                  <m:r>
+                    <m:rPr>
+                      <m:sty m:val="p"/>
+                    </m:rPr>
+                    <w:rPr>
+                      <w:rFonts w:ascii="Cambria Math" w:eastAsiaTheme="minorEastAsia" w:hAnsi="Cambria Math"/>
+                      <w:sz w:val="20"/>
+                      <w:szCs w:val="20"/>
+                    </w:rPr>
+                    <m:t>m</m:t>
+                  </m:r>
+                </m:e>
+                <m:sup>
+                  <m:r>
+                    <m:rPr>
+                      <m:sty m:val="p"/>
+                    </m:rPr>
+                    <w:rPr>
+                      <w:rFonts w:ascii="Cambria Math" w:eastAsiaTheme="minorEastAsia" w:hAnsi="Cambria Math"/>
+                      <w:sz w:val="20"/>
+                      <w:szCs w:val="20"/>
+                    </w:rPr>
+                    <m:t>3</m:t>
+                  </m:r>
+                </m:sup>
+              </m:sSup>
+            </m:num>
+            <m:den>
+              <m:r>
+                <m:rPr>
+                  <m:sty m:val="p"/>
+                </m:rPr>
+                <w:rPr>
+                  <w:rFonts w:ascii="Cambria Math" w:eastAsiaTheme="minorEastAsia" w:hAnsi="Cambria Math"/>
+                  <w:sz w:val="20"/>
+                  <w:szCs w:val="20"/>
+                </w:rPr>
+                <m:t>L</m:t>
+              </m:r>
+            </m:den>
+          </m:f>
+          <m:r>
+            <m:rPr>
+              <m:sty m:val="p"/>
+            </m:rPr>
+            <w:rPr>
+              <w:rFonts w:ascii="Cambria Math" w:eastAsiaTheme="minorEastAsia" w:hAnsi="Cambria Math"/>
+              <w:sz w:val="20"/>
+              <w:szCs w:val="20"/>
+            </w:rPr>
+            <m:t>=123.706</m:t>
+          </m:r>
+          <m:f>
+            <m:fPr>
+              <m:ctrlPr>
+                <w:rPr>
+                  <w:rFonts w:ascii="Cambria Math" w:eastAsiaTheme="minorEastAsia" w:hAnsi="Cambria Math"/>
+                  <w:iCs/>
+                  <w:sz w:val="20"/>
+                  <w:szCs w:val="20"/>
+                </w:rPr>
+              </m:ctrlPr>
+            </m:fPr>
+            <m:num>
+              <m:r>
+                <m:rPr>
+                  <m:sty m:val="p"/>
+                </m:rPr>
+                <w:rPr>
+                  <w:rFonts w:ascii="Cambria Math" w:eastAsiaTheme="minorEastAsia" w:hAnsi="Cambria Math"/>
+                  <w:sz w:val="20"/>
+                  <w:szCs w:val="20"/>
+                </w:rPr>
+                <m:t>123.706·</m:t>
+              </m:r>
+              <m:sSup>
+                <m:sSupPr>
+                  <m:ctrlPr>
+                    <w:rPr>
+                      <w:rFonts w:ascii="Cambria Math" w:eastAsiaTheme="minorEastAsia" w:hAnsi="Cambria Math"/>
+                      <w:iCs/>
+                      <w:sz w:val="20"/>
+                      <w:szCs w:val="20"/>
+                    </w:rPr>
+                  </m:ctrlPr>
+                </m:sSupPr>
+                <m:e>
+                  <m:r>
+                    <m:rPr>
+                      <m:sty m:val="p"/>
+                    </m:rPr>
+                    <w:rPr>
+                      <w:rFonts w:ascii="Cambria Math" w:eastAsiaTheme="minorEastAsia" w:hAnsi="Cambria Math"/>
+                      <w:sz w:val="20"/>
+                      <w:szCs w:val="20"/>
+                    </w:rPr>
+                    <m:t>m</m:t>
+                  </m:r>
+                </m:e>
+                <m:sup>
+                  <m:r>
+                    <m:rPr>
+                      <m:sty m:val="p"/>
+                    </m:rPr>
+                    <w:rPr>
+                      <w:rFonts w:ascii="Cambria Math" w:eastAsiaTheme="minorEastAsia" w:hAnsi="Cambria Math"/>
+                      <w:sz w:val="20"/>
+                      <w:szCs w:val="20"/>
+                    </w:rPr>
+                    <m:t>3</m:t>
+                  </m:r>
+                </m:sup>
+              </m:sSup>
+            </m:num>
+            <m:den>
+              <m:r>
+                <m:rPr>
+                  <m:sty m:val="p"/>
+                </m:rPr>
+                <w:rPr>
+                  <w:rFonts w:ascii="Cambria Math" w:eastAsiaTheme="minorEastAsia" w:hAnsi="Cambria Math"/>
+                  <w:sz w:val="20"/>
+                  <w:szCs w:val="20"/>
+                </w:rPr>
+                <m:t>h</m:t>
+              </m:r>
+            </m:den>
+          </m:f>
+        </m:oMath>
+      </m:oMathPara>
+    </w:p>
+    <w:p>
+      <w:pPr>
+        <w:rPr>
+          <w:rFonts w:eastAsiaTheme="minorEastAsia"/>
+          <w:iCs/>
+          <w:sz w:val="20"/>
+          <w:szCs w:val="20"/>
+        </w:rPr>
+      </w:pPr>
+      <w:r>
+        <w:rPr>
+          <w:rFonts w:eastAsiaTheme="minorEastAsia"/>
+          <w:iCs/>
+          <w:sz w:val="20"/>
+          <w:szCs w:val="20"/>
+        </w:rPr>
+        <w:t xml:space="preserve">3 being an emperical constant for the system </w:t>
+      </w:r>
+    </w:p>
+    <w:p>
+      <w:pPr>
+        <w:rPr>
+          <w:rFonts w:eastAsiaTheme="minorEastAsia"/>
+          <w:iCs/>
+          <w:sz w:val="20"/>
+          <w:szCs w:val="20"/>
+        </w:rPr>
+      </w:pPr>
+    </w:p>
+    <w:p>
+      <w:pPr>
+        <w:rPr>
+          <w:rFonts w:eastAsiaTheme="minorEastAsia"/>
+          <w:iCs/>
+          <w:sz w:val="20"/>
+          <w:szCs w:val="20"/>
+        </w:rPr>
+      </w:pPr>
+      <m:oMathPara>
+        <m:oMath>
+          <m:r>
+            <m:rPr>
+              <m:sty m:val="p"/>
+            </m:rPr>
+            <w:rPr>
+              <w:rFonts w:ascii="Cambria Math" w:eastAsiaTheme="minorEastAsia" w:hAnsi="Cambria Math"/>
+              <w:sz w:val="20"/>
+              <w:szCs w:val="20"/>
+            </w:rPr>
+            <m:t>F=</m:t>
+          </m:r>
+          <m:f>
+            <m:fPr>
+              <m:ctrlPr>
+                <w:rPr>
+                  <w:rFonts w:ascii="Cambria Math" w:eastAsiaTheme="minorEastAsia" w:hAnsi="Cambria Math"/>
+                  <w:iCs/>
+                  <w:sz w:val="20"/>
+                  <w:szCs w:val="20"/>
+                </w:rPr>
+              </m:ctrlPr>
+            </m:fPr>
+            <m:num>
+              <m:sSub>
+                <m:sSubPr>
+                  <m:ctrlPr>
+                    <w:rPr>
+                      <w:rFonts w:ascii="Cambria Math" w:eastAsiaTheme="minorEastAsia" w:hAnsi="Cambria Math"/>
+                      <w:iCs/>
+                      <w:sz w:val="20"/>
+                      <w:szCs w:val="20"/>
+                    </w:rPr>
+                  </m:ctrlPr>
+                </m:sSubPr>
+                <m:e>
+                  <m:r>
+                    <m:rPr>
+                      <m:sty m:val="p"/>
+                    </m:rPr>
+                    <w:rPr>
+                      <w:rFonts w:ascii="Cambria Math" w:eastAsiaTheme="minorEastAsia" w:hAnsi="Cambria Math"/>
+                      <w:sz w:val="20"/>
+                      <w:szCs w:val="20"/>
+                    </w:rPr>
+                    <m:t>C</m:t>
+                  </m:r>
+                </m:e>
+                <m:sub>
+                  <m:r>
+                    <m:rPr>
+                      <m:sty m:val="p"/>
+                    </m:rPr>
+                    <w:rPr>
+                      <w:rFonts w:ascii="Cambria Math" w:eastAsiaTheme="minorEastAsia" w:hAnsi="Cambria Math"/>
+                      <w:sz w:val="20"/>
+                      <w:szCs w:val="20"/>
+                    </w:rPr>
+                    <m:t>mass</m:t>
+                  </m:r>
+                </m:sub>
+              </m:sSub>
+              <m:r>
+                <m:rPr>
+                  <m:sty m:val="p"/>
+                </m:rPr>
+                <w:rPr>
+                  <w:rFonts w:ascii="Cambria Math" w:eastAsiaTheme="minorEastAsia" w:hAnsi="Cambria Math"/>
+                  <w:sz w:val="20"/>
+                  <w:szCs w:val="20"/>
+                </w:rPr>
+                <m:t>·Q</m:t>
+              </m:r>
+            </m:num>
+            <m:den>
+              <m:r>
+                <m:rPr>
+                  <m:sty m:val="p"/>
+                </m:rPr>
+                <w:rPr>
+                  <w:rFonts w:ascii="Cambria Math" w:eastAsiaTheme="minorEastAsia" w:hAnsi="Cambria Math"/>
+                  <w:sz w:val="20"/>
+                  <w:szCs w:val="20"/>
+                </w:rPr>
+                <m:t>A</m:t>
+              </m:r>
+            </m:den>
+          </m:f>
+          <m:r>
+            <m:rPr>
+              <m:sty m:val="p"/>
+            </m:rPr>
+            <w:rPr>
+              <w:rFonts w:ascii="Cambria Math" w:eastAsiaTheme="minorEastAsia" w:hAnsi="Cambria Math"/>
+              <w:sz w:val="20"/>
+              <w:szCs w:val="20"/>
+            </w:rPr>
+            <m:t>=</m:t>
+          </m:r>
+          <m:f>
+            <m:fPr>
+              <m:ctrlPr>
+                <w:rPr>
+                  <w:rFonts w:ascii="Cambria Math" w:eastAsiaTheme="minorEastAsia" w:hAnsi="Cambria Math"/>
+                  <w:iCs/>
+                  <w:sz w:val="20"/>
+                  <w:szCs w:val="20"/>
+                </w:rPr>
+              </m:ctrlPr>
+            </m:fPr>
+            <m:num>
+              <m:sSub>
+                <m:sSubPr>
+                  <m:ctrlPr>
+                    <w:rPr>
+                      <w:rFonts w:ascii="Cambria Math" w:hAnsi="Cambria Math"/>
+                      <w:iCs/>
+                    </w:rPr>
+                  </m:ctrlPr>
+                </m:sSubPr>
+                <m:e>
+                  <m:r>
+                    <m:rPr>
+                      <m:sty m:val="p"/>
+                    </m:rPr>
+                    <w:rPr>
+                      <w:rFonts w:ascii="Cambria Math" w:hAnsi="Cambria Math"/>
+                    </w:rPr>
+                    <m:t>M</m:t>
+                  </m:r>
+                </m:e>
+                <m:sub>
+                  <m:r>
+                    <m:rPr>
+                      <m:sty m:val="p"/>
+                    </m:rPr>
+                    <w:rPr>
+                      <w:rFonts w:ascii="Cambria Math" w:hAnsi="Cambria Math"/>
+                    </w:rPr>
+                    <m:t>N</m:t>
+                  </m:r>
+                </m:sub>
+              </m:sSub>
+              <m:r>
+                <m:rPr>
+                  <m:sty m:val="p"/>
+                </m:rPr>
+                <w:rPr>
+                  <w:rFonts w:ascii="Cambria Math" w:hAnsi="Cambria Math"/>
+                </w:rPr>
+                <m:t xml:space="preserve"> C</m:t>
+              </m:r>
+              <m:d>
+                <m:dPr>
+                  <m:ctrlPr>
+                    <w:rPr>
+                      <w:rFonts w:ascii="Cambria Math" w:hAnsi="Cambria Math"/>
+                      <w:iCs/>
+                    </w:rPr>
+                  </m:ctrlPr>
+                </m:dPr>
+                <m:e>
+                  <m:r>
+                    <m:rPr>
+                      <m:sty m:val="p"/>
+                    </m:rPr>
+                    <w:rPr>
+                      <w:rFonts w:ascii="Cambria Math" w:hAnsi="Cambria Math"/>
+                    </w:rPr>
+                    <m:t>PPB</m:t>
+                  </m:r>
+                </m:e>
+              </m:d>
+              <m:f>
+                <m:fPr>
+                  <m:ctrlPr>
+                    <w:rPr>
+                      <w:rFonts w:ascii="Cambria Math" w:hAnsi="Cambria Math"/>
+                      <w:iCs/>
+                    </w:rPr>
+                  </m:ctrlPr>
+                </m:fPr>
+                <m:num>
+                  <m:sSub>
+                    <m:sSubPr>
+                      <m:ctrlPr>
+                        <w:rPr>
+                          <w:rFonts w:ascii="Cambria Math" w:hAnsi="Cambria Math"/>
+                          <w:iCs/>
+                        </w:rPr>
+                      </m:ctrlPr>
+                    </m:sSubPr>
+                    <m:e>
+                      <m:r>
+                        <m:rPr>
+                          <m:sty m:val="p"/>
+                        </m:rPr>
+                        <w:rPr>
+                          <w:rFonts w:ascii="Cambria Math" w:hAnsi="Cambria Math"/>
+                        </w:rPr>
+                        <m:t>P</m:t>
+                      </m:r>
+                    </m:e>
+                    <m:sub>
+                      <m:r>
+                        <m:rPr>
+                          <m:sty m:val="p"/>
+                        </m:rPr>
+                        <w:rPr>
+                          <w:rFonts w:ascii="Cambria Math" w:hAnsi="Cambria Math"/>
+                        </w:rPr>
+                        <m:t>atmos</m:t>
+                      </m:r>
+                    </m:sub>
+                  </m:sSub>
+                </m:num>
+                <m:den>
+                  <m:r>
+                    <m:rPr>
+                      <m:sty m:val="p"/>
+                    </m:rPr>
+                    <w:rPr>
+                      <w:rFonts w:ascii="Cambria Math" w:hAnsi="Cambria Math"/>
+                    </w:rPr>
+                    <m:t>RT</m:t>
+                  </m:r>
+                </m:den>
+              </m:f>
+              <m:r>
+                <m:rPr>
+                  <m:sty m:val="p"/>
+                </m:rPr>
+                <w:rPr>
+                  <w:rFonts w:ascii="Cambria Math" w:hAnsi="Cambria Math"/>
+                </w:rPr>
+                <m:t>·</m:t>
+              </m:r>
+              <m:sSup>
+                <m:sSupPr>
+                  <m:ctrlPr>
+                    <w:rPr>
+                      <w:rFonts w:ascii="Cambria Math" w:hAnsi="Cambria Math"/>
+                      <w:iCs/>
+                    </w:rPr>
+                  </m:ctrlPr>
+                </m:sSupPr>
+                <m:e>
+                  <m:r>
+                    <m:rPr>
+                      <m:sty m:val="p"/>
+                    </m:rPr>
+                    <w:rPr>
+                      <w:rFonts w:ascii="Cambria Math" w:hAnsi="Cambria Math"/>
+                    </w:rPr>
+                    <m:t>10</m:t>
+                  </m:r>
+                </m:e>
+                <m:sup>
+                  <m:r>
+                    <m:rPr>
+                      <m:sty m:val="p"/>
+                    </m:rPr>
+                    <w:rPr>
+                      <w:rFonts w:ascii="Cambria Math" w:hAnsi="Cambria Math"/>
+                    </w:rPr>
+                    <m:t>-9</m:t>
+                  </m:r>
+                </m:sup>
+              </m:sSup>
+              <m:r>
+                <m:rPr>
+                  <m:sty m:val="p"/>
+                </m:rPr>
+                <w:rPr>
+                  <w:rFonts w:ascii="Cambria Math" w:hAnsi="Cambria Math"/>
+                </w:rPr>
+                <m:t>·Q</m:t>
+              </m:r>
+            </m:num>
+            <m:den>
+              <m:r>
+                <m:rPr>
+                  <m:sty m:val="p"/>
+                </m:rPr>
+                <w:rPr>
+                  <w:rFonts w:ascii="Cambria Math" w:eastAsiaTheme="minorEastAsia" w:hAnsi="Cambria Math"/>
+                  <w:sz w:val="20"/>
+                  <w:szCs w:val="20"/>
+                </w:rPr>
+                <m:t>A</m:t>
+              </m:r>
+            </m:den>
+          </m:f>
+        </m:oMath>
+      </m:oMathPara>
+    </w:p>
+    <w:p>
+      <w:pPr>
+        <w:rPr>
+          <w:rFonts w:eastAsiaTheme="minorEastAsia"/>
+          <w:iCs/>
+          <w:sz w:val="20"/>
+          <w:szCs w:val="20"/>
+        </w:rPr>
+      </w:pPr>
+      <m:oMathPara>
+        <m:oMath>
+          <m:r>
+            <m:rPr>
+              <m:sty m:val="p"/>
+            </m:rPr>
+            <w:rPr>
+              <w:rFonts w:ascii="Cambria Math" w:eastAsiaTheme="minorEastAsia" w:hAnsi="Cambria Math"/>
+              <w:sz w:val="20"/>
+              <w:szCs w:val="20"/>
+            </w:rPr>
+            <m:t>=</m:t>
+          </m:r>
+          <m:f>
+            <m:fPr>
+              <m:ctrlPr>
+                <w:rPr>
+                  <w:rFonts w:ascii="Cambria Math" w:eastAsiaTheme="minorEastAsia" w:hAnsi="Cambria Math"/>
+                  <w:iCs/>
+                  <w:sz w:val="20"/>
+                  <w:szCs w:val="20"/>
+                </w:rPr>
+              </m:ctrlPr>
+            </m:fPr>
+            <m:num>
+              <m:r>
+                <m:rPr>
+                  <m:sty m:val="p"/>
+                </m:rPr>
+                <w:rPr>
+                  <w:rFonts w:ascii="Cambria Math" w:hAnsi="Cambria Math"/>
+                  <w:sz w:val="20"/>
+                  <w:szCs w:val="20"/>
+                </w:rPr>
+                <m:t>14·</m:t>
+              </m:r>
+              <m:sSup>
+                <m:sSupPr>
+                  <m:ctrlPr>
+                    <w:rPr>
+                      <w:rFonts w:ascii="Cambria Math" w:hAnsi="Cambria Math"/>
+                      <w:iCs/>
+                      <w:sz w:val="20"/>
+                      <w:szCs w:val="20"/>
+                    </w:rPr>
+                  </m:ctrlPr>
+                </m:sSupPr>
+                <m:e>
+                  <m:r>
+                    <m:rPr>
+                      <m:sty m:val="p"/>
+                    </m:rPr>
+                    <w:rPr>
+                      <w:rFonts w:ascii="Cambria Math" w:hAnsi="Cambria Math"/>
+                      <w:sz w:val="20"/>
+                      <w:szCs w:val="20"/>
+                    </w:rPr>
+                    <m:t>10</m:t>
+                  </m:r>
+                </m:e>
+                <m:sup>
+                  <m:r>
+                    <m:rPr>
+                      <m:sty m:val="p"/>
+                    </m:rPr>
+                    <w:rPr>
+                      <w:rFonts w:ascii="Cambria Math" w:hAnsi="Cambria Math"/>
+                      <w:sz w:val="20"/>
+                      <w:szCs w:val="20"/>
+                    </w:rPr>
+                    <m:t>3</m:t>
+                  </m:r>
+                </m:sup>
+              </m:sSup>
+              <m:f>
+                <m:fPr>
+                  <m:ctrlPr>
+                    <w:rPr>
+                      <w:rFonts w:ascii="Cambria Math" w:hAnsi="Cambria Math"/>
+                      <w:iCs/>
+                      <w:sz w:val="20"/>
+                      <w:szCs w:val="20"/>
+                    </w:rPr>
+                  </m:ctrlPr>
+                </m:fPr>
+                <m:num>
+                  <m:r>
+                    <m:rPr>
+                      <m:sty m:val="p"/>
+                    </m:rPr>
+                    <w:rPr>
+                      <w:rFonts w:ascii="Cambria Math" w:hAnsi="Cambria Math"/>
+                      <w:sz w:val="20"/>
+                      <w:szCs w:val="20"/>
+                    </w:rPr>
+                    <m:t>mg</m:t>
+                  </m:r>
+                </m:num>
+                <m:den>
+                  <m:r>
+                    <m:rPr>
+                      <m:sty m:val="p"/>
+                    </m:rPr>
+                    <w:rPr>
+                      <w:rFonts w:ascii="Cambria Math" w:hAnsi="Cambria Math"/>
+                      <w:sz w:val="20"/>
+                      <w:szCs w:val="20"/>
+                    </w:rPr>
+                    <m:t>mol</m:t>
+                  </m:r>
+                </m:den>
+              </m:f>
+              <m:r>
+                <m:rPr>
+                  <m:sty m:val="p"/>
+                </m:rPr>
+                <w:rPr>
+                  <w:rFonts w:ascii="Cambria Math" w:hAnsi="Cambria Math"/>
+                  <w:sz w:val="20"/>
+                  <w:szCs w:val="20"/>
+                </w:rPr>
+                <m:t>·9.22·</m:t>
+              </m:r>
+              <m:d>
+                <m:dPr>
+                  <m:ctrlPr>
+                    <w:rPr>
+                      <w:rFonts w:ascii="Cambria Math" w:hAnsi="Cambria Math"/>
+                      <w:iCs/>
+                      <w:sz w:val="20"/>
+                      <w:szCs w:val="20"/>
+                    </w:rPr>
+                  </m:ctrlPr>
+                </m:dPr>
+                <m:e>
+                  <m:f>
+                    <m:fPr>
+                      <m:ctrlPr>
+                        <w:rPr>
+                          <w:rFonts w:ascii="Cambria Math" w:hAnsi="Cambria Math"/>
+                          <w:iCs/>
+                          <w:sz w:val="20"/>
+                          <w:szCs w:val="20"/>
+                        </w:rPr>
+                      </m:ctrlPr>
+                    </m:fPr>
+                    <m:num>
+                      <m:r>
+                        <m:rPr>
+                          <m:sty m:val="p"/>
+                        </m:rPr>
+                        <w:rPr>
+                          <w:rFonts w:ascii="Cambria Math" w:hAnsi="Cambria Math"/>
+                          <w:sz w:val="20"/>
+                          <w:szCs w:val="20"/>
+                        </w:rPr>
+                        <m:t>0.97 atm</m:t>
+                      </m:r>
+                    </m:num>
+                    <m:den>
+                      <m:r>
+                        <m:rPr>
+                          <m:sty m:val="p"/>
+                        </m:rPr>
+                        <w:rPr>
+                          <w:rFonts w:ascii="Cambria Math" w:hAnsi="Cambria Math"/>
+                          <w:sz w:val="20"/>
+                          <w:szCs w:val="20"/>
+                        </w:rPr>
+                        <m:t>8.205·</m:t>
+                      </m:r>
+                      <m:sSup>
+                        <m:sSupPr>
+                          <m:ctrlPr>
+                            <w:rPr>
+                              <w:rFonts w:ascii="Cambria Math" w:hAnsi="Cambria Math"/>
+                              <w:iCs/>
+                              <w:sz w:val="20"/>
+                              <w:szCs w:val="20"/>
+                            </w:rPr>
+                          </m:ctrlPr>
+                        </m:sSupPr>
+                        <m:e>
+                          <m:r>
+                            <m:rPr>
+                              <m:sty m:val="p"/>
+                            </m:rPr>
+                            <w:rPr>
+                              <w:rFonts w:ascii="Cambria Math" w:hAnsi="Cambria Math"/>
+                              <w:sz w:val="20"/>
+                              <w:szCs w:val="20"/>
+                            </w:rPr>
+                            <m:t>10</m:t>
+                          </m:r>
+                        </m:e>
+                        <m:sup>
+                          <m:r>
+                            <m:rPr>
+                              <m:sty m:val="p"/>
+                            </m:rPr>
+                            <w:rPr>
+                              <w:rFonts w:ascii="Cambria Math" w:hAnsi="Cambria Math"/>
+                              <w:sz w:val="20"/>
+                              <w:szCs w:val="20"/>
+                            </w:rPr>
+                            <m:t>-5</m:t>
+                          </m:r>
+                        </m:sup>
+                      </m:sSup>
+                      <m:r>
+                        <m:rPr>
+                          <m:sty m:val="p"/>
+                        </m:rPr>
+                        <w:rPr>
+                          <w:rFonts w:ascii="Cambria Math" w:hAnsi="Cambria Math"/>
+                          <w:sz w:val="20"/>
+                          <w:szCs w:val="20"/>
+                        </w:rPr>
+                        <m:t xml:space="preserve"> </m:t>
+                      </m:r>
+                      <m:sSup>
+                        <m:sSupPr>
+                          <m:ctrlPr>
+                            <w:rPr>
+                              <w:rFonts w:ascii="Cambria Math" w:hAnsi="Cambria Math"/>
+                              <w:iCs/>
+                              <w:sz w:val="20"/>
+                              <w:szCs w:val="20"/>
+                            </w:rPr>
+                          </m:ctrlPr>
+                        </m:sSupPr>
+                        <m:e>
+                          <m:r>
+                            <m:rPr>
+                              <m:sty m:val="p"/>
+                            </m:rPr>
+                            <w:rPr>
+                              <w:rFonts w:ascii="Cambria Math" w:hAnsi="Cambria Math"/>
+                              <w:sz w:val="20"/>
+                              <w:szCs w:val="20"/>
+                            </w:rPr>
+                            <m:t>m</m:t>
+                          </m:r>
+                        </m:e>
+                        <m:sup>
+                          <m:r>
+                            <m:rPr>
+                              <m:sty m:val="p"/>
+                            </m:rPr>
+                            <w:rPr>
+                              <w:rFonts w:ascii="Cambria Math" w:hAnsi="Cambria Math"/>
+                              <w:sz w:val="20"/>
+                              <w:szCs w:val="20"/>
+                            </w:rPr>
+                            <m:t>3</m:t>
+                          </m:r>
+                        </m:sup>
+                      </m:sSup>
+                      <m:r>
+                        <m:rPr>
+                          <m:sty m:val="p"/>
+                        </m:rPr>
+                        <w:rPr>
+                          <w:rFonts w:ascii="Cambria Math" w:hAnsi="Cambria Math"/>
+                          <w:sz w:val="20"/>
+                          <w:szCs w:val="20"/>
+                        </w:rPr>
+                        <m:t xml:space="preserve"> atm </m:t>
+                      </m:r>
+                      <m:sSup>
+                        <m:sSupPr>
+                          <m:ctrlPr>
+                            <w:rPr>
+                              <w:rFonts w:ascii="Cambria Math" w:hAnsi="Cambria Math"/>
+                              <w:iCs/>
+                              <w:sz w:val="20"/>
+                              <w:szCs w:val="20"/>
+                            </w:rPr>
+                          </m:ctrlPr>
+                        </m:sSupPr>
+                        <m:e>
+                          <m:r>
+                            <m:rPr>
+                              <m:sty m:val="p"/>
+                            </m:rPr>
+                            <w:rPr>
+                              <w:rFonts w:ascii="Cambria Math" w:hAnsi="Cambria Math"/>
+                              <w:sz w:val="20"/>
+                              <w:szCs w:val="20"/>
+                            </w:rPr>
+                            <m:t>K</m:t>
+                          </m:r>
+                        </m:e>
+                        <m:sup>
+                          <m:r>
+                            <m:rPr>
+                              <m:sty m:val="p"/>
+                            </m:rPr>
+                            <w:rPr>
+                              <w:rFonts w:ascii="Cambria Math" w:hAnsi="Cambria Math"/>
+                              <w:sz w:val="20"/>
+                              <w:szCs w:val="20"/>
+                            </w:rPr>
+                            <m:t>-1</m:t>
+                          </m:r>
+                        </m:sup>
+                      </m:sSup>
+                      <m:r>
+                        <m:rPr>
+                          <m:sty m:val="p"/>
+                        </m:rPr>
+                        <w:rPr>
+                          <w:rFonts w:ascii="Cambria Math" w:hAnsi="Cambria Math"/>
+                          <w:sz w:val="20"/>
+                          <w:szCs w:val="20"/>
+                        </w:rPr>
+                        <m:t xml:space="preserve"> mo</m:t>
+                      </m:r>
+                      <m:sSup>
+                        <m:sSupPr>
+                          <m:ctrlPr>
+                            <w:rPr>
+                              <w:rFonts w:ascii="Cambria Math" w:hAnsi="Cambria Math"/>
+                              <w:iCs/>
+                              <w:sz w:val="20"/>
+                              <w:szCs w:val="20"/>
+                            </w:rPr>
+                          </m:ctrlPr>
+                        </m:sSupPr>
+                        <m:e>
+                          <m:r>
+                            <m:rPr>
+                              <m:sty m:val="p"/>
+                            </m:rPr>
+                            <w:rPr>
+                              <w:rFonts w:ascii="Cambria Math" w:hAnsi="Cambria Math"/>
+                              <w:sz w:val="20"/>
+                              <w:szCs w:val="20"/>
+                            </w:rPr>
+                            <m:t>l</m:t>
+                          </m:r>
+                        </m:e>
+                        <m:sup>
+                          <m:r>
+                            <m:rPr>
+                              <m:sty m:val="p"/>
+                            </m:rPr>
+                            <w:rPr>
+                              <w:rFonts w:ascii="Cambria Math" w:hAnsi="Cambria Math"/>
+                              <w:sz w:val="20"/>
+                              <w:szCs w:val="20"/>
+                            </w:rPr>
+                            <m:t>-1</m:t>
+                          </m:r>
+                        </m:sup>
+                      </m:sSup>
+                      <m:r>
+                        <m:rPr>
+                          <m:sty m:val="p"/>
+                        </m:rPr>
+                        <w:rPr>
+                          <w:rFonts w:ascii="Cambria Math" w:hAnsi="Cambria Math"/>
+                          <w:sz w:val="20"/>
+                          <w:szCs w:val="20"/>
+                        </w:rPr>
+                        <m:t>·282.95 K</m:t>
+                      </m:r>
+                    </m:den>
+                  </m:f>
+                </m:e>
+              </m:d>
+              <m:r>
+                <m:rPr>
+                  <m:sty m:val="p"/>
+                </m:rPr>
+                <w:rPr>
+                  <w:rFonts w:ascii="Cambria Math" w:hAnsi="Cambria Math"/>
+                  <w:sz w:val="20"/>
+                  <w:szCs w:val="20"/>
+                </w:rPr>
+                <m:t>·</m:t>
+              </m:r>
+              <m:sSup>
+                <m:sSupPr>
+                  <m:ctrlPr>
+                    <w:rPr>
+                      <w:rFonts w:ascii="Cambria Math" w:hAnsi="Cambria Math"/>
+                      <w:iCs/>
+                      <w:sz w:val="20"/>
+                      <w:szCs w:val="20"/>
+                    </w:rPr>
+                  </m:ctrlPr>
+                </m:sSupPr>
+                <m:e>
+                  <m:r>
+                    <m:rPr>
+                      <m:sty m:val="p"/>
+                    </m:rPr>
+                    <w:rPr>
+                      <w:rFonts w:ascii="Cambria Math" w:hAnsi="Cambria Math"/>
+                      <w:sz w:val="20"/>
+                      <w:szCs w:val="20"/>
+                    </w:rPr>
+                    <m:t>10</m:t>
+                  </m:r>
+                </m:e>
+                <m:sup>
+                  <m:r>
+                    <m:rPr>
+                      <m:sty m:val="p"/>
+                    </m:rPr>
+                    <w:rPr>
+                      <w:rFonts w:ascii="Cambria Math" w:hAnsi="Cambria Math"/>
+                      <w:sz w:val="20"/>
+                      <w:szCs w:val="20"/>
+                    </w:rPr>
+                    <m:t>-9</m:t>
+                  </m:r>
+                </m:sup>
+              </m:sSup>
+              <m:r>
+                <m:rPr>
+                  <m:sty m:val="p"/>
+                </m:rPr>
+                <w:rPr>
+                  <w:rFonts w:ascii="Cambria Math" w:hAnsi="Cambria Math"/>
+                  <w:sz w:val="20"/>
+                  <w:szCs w:val="20"/>
+                </w:rPr>
+                <m:t>*</m:t>
+              </m:r>
+              <m:f>
+                <m:fPr>
+                  <m:ctrlPr>
+                    <w:rPr>
+                      <w:rFonts w:ascii="Cambria Math" w:eastAsiaTheme="minorEastAsia" w:hAnsi="Cambria Math"/>
+                      <w:iCs/>
+                      <w:sz w:val="20"/>
+                      <w:szCs w:val="20"/>
+                    </w:rPr>
+                  </m:ctrlPr>
+                </m:fPr>
+                <m:num>
+                  <m:r>
+                    <m:rPr>
+                      <m:sty m:val="p"/>
+                    </m:rPr>
+                    <w:rPr>
+                      <w:rFonts w:ascii="Cambria Math" w:eastAsiaTheme="minorEastAsia" w:hAnsi="Cambria Math"/>
+                      <w:sz w:val="20"/>
+                      <w:szCs w:val="20"/>
+                    </w:rPr>
+                    <m:t>123.706·</m:t>
+                  </m:r>
+                  <m:sSup>
+                    <m:sSupPr>
+                      <m:ctrlPr>
+                        <w:rPr>
+                          <w:rFonts w:ascii="Cambria Math" w:eastAsiaTheme="minorEastAsia" w:hAnsi="Cambria Math"/>
+                          <w:iCs/>
+                          <w:sz w:val="20"/>
+                          <w:szCs w:val="20"/>
+                        </w:rPr>
+                      </m:ctrlPr>
+                    </m:sSupPr>
+                    <m:e>
+                      <m:r>
+                        <m:rPr>
+                          <m:sty m:val="p"/>
+                        </m:rPr>
+                        <w:rPr>
+                          <w:rFonts w:ascii="Cambria Math" w:eastAsiaTheme="minorEastAsia" w:hAnsi="Cambria Math"/>
+                          <w:sz w:val="20"/>
+                          <w:szCs w:val="20"/>
+                        </w:rPr>
+                        <m:t>m</m:t>
+                      </m:r>
+                    </m:e>
+                    <m:sup>
+                      <m:r>
+                        <m:rPr>
+                          <m:sty m:val="p"/>
+                        </m:rPr>
+                        <w:rPr>
+                          <w:rFonts w:ascii="Cambria Math" w:eastAsiaTheme="minorEastAsia" w:hAnsi="Cambria Math"/>
+                          <w:sz w:val="20"/>
+                          <w:szCs w:val="20"/>
+                        </w:rPr>
+                        <m:t>3</m:t>
+                      </m:r>
+                    </m:sup>
+                  </m:sSup>
+                </m:num>
+                <m:den>
+                  <m:r>
+                    <m:rPr>
+                      <m:sty m:val="p"/>
+                    </m:rPr>
+                    <w:rPr>
+                      <w:rFonts w:ascii="Cambria Math" w:eastAsiaTheme="minorEastAsia" w:hAnsi="Cambria Math"/>
+                      <w:sz w:val="20"/>
+                      <w:szCs w:val="20"/>
+                    </w:rPr>
+                    <m:t>h</m:t>
+                  </m:r>
+                </m:den>
+              </m:f>
+            </m:num>
+            <m:den>
+              <m:sSup>
+                <m:sSupPr>
+                  <m:ctrlPr>
+                    <w:rPr>
+                      <w:rFonts w:ascii="Cambria Math" w:eastAsiaTheme="minorEastAsia" w:hAnsi="Cambria Math"/>
+                      <w:iCs/>
+                      <w:sz w:val="20"/>
+                      <w:szCs w:val="20"/>
+                    </w:rPr>
+                  </m:ctrlPr>
+                </m:sSupPr>
+                <m:e>
+                  <m:d>
+                    <m:dPr>
+                      <m:ctrlPr>
+                        <w:rPr>
+                          <w:rFonts w:ascii="Cambria Math" w:eastAsiaTheme="minorEastAsia" w:hAnsi="Cambria Math"/>
+                          <w:iCs/>
+                          <w:sz w:val="20"/>
+                          <w:szCs w:val="20"/>
+                        </w:rPr>
+                      </m:ctrlPr>
+                    </m:dPr>
+                    <m:e>
+                      <m:f>
+                        <m:fPr>
+                          <m:ctrlPr>
+                            <w:rPr>
+                              <w:rFonts w:ascii="Cambria Math" w:eastAsiaTheme="minorEastAsia" w:hAnsi="Cambria Math"/>
+                              <w:iCs/>
+                              <w:sz w:val="20"/>
+                              <w:szCs w:val="20"/>
+                            </w:rPr>
+                          </m:ctrlPr>
+                        </m:fPr>
+                        <m:num>
+                          <m:r>
+                            <m:rPr>
+                              <m:sty m:val="p"/>
+                            </m:rPr>
+                            <w:rPr>
+                              <w:rFonts w:ascii="Cambria Math" w:eastAsiaTheme="minorEastAsia" w:hAnsi="Cambria Math"/>
+                              <w:sz w:val="20"/>
+                              <w:szCs w:val="20"/>
+                            </w:rPr>
+                            <m:t>0.7 m</m:t>
+                          </m:r>
+                        </m:num>
+                        <m:den>
+                          <m:r>
+                            <m:rPr>
+                              <m:sty m:val="p"/>
+                            </m:rPr>
+                            <w:rPr>
+                              <w:rFonts w:ascii="Cambria Math" w:eastAsiaTheme="minorEastAsia" w:hAnsi="Cambria Math"/>
+                              <w:sz w:val="20"/>
+                              <w:szCs w:val="20"/>
+                            </w:rPr>
+                            <m:t>2</m:t>
+                          </m:r>
+                        </m:den>
+                      </m:f>
+                    </m:e>
+                  </m:d>
+                </m:e>
+                <m:sup>
+                  <m:r>
+                    <m:rPr>
+                      <m:sty m:val="p"/>
+                    </m:rPr>
+                    <w:rPr>
+                      <w:rFonts w:ascii="Cambria Math" w:eastAsiaTheme="minorEastAsia" w:hAnsi="Cambria Math"/>
+                      <w:sz w:val="20"/>
+                      <w:szCs w:val="20"/>
+                    </w:rPr>
+                    <m:t>2</m:t>
+                  </m:r>
+                </m:sup>
+              </m:sSup>
+              <m:r>
+                <m:rPr>
+                  <m:sty m:val="p"/>
+                </m:rPr>
+                <w:rPr>
+                  <w:rFonts w:ascii="Cambria Math" w:eastAsiaTheme="minorEastAsia" w:hAnsi="Cambria Math"/>
+                  <w:sz w:val="20"/>
+                  <w:szCs w:val="20"/>
+                </w:rPr>
+                <m:t>·π</m:t>
+              </m:r>
+            </m:den>
+          </m:f>
+          <m:r>
+            <m:rPr>
+              <m:sty m:val="p"/>
+            </m:rPr>
+            <w:rPr>
+              <w:rFonts w:ascii="Cambria Math" w:eastAsiaTheme="minorEastAsia" w:hAnsi="Cambria Math"/>
+              <w:sz w:val="20"/>
+              <w:szCs w:val="20"/>
+            </w:rPr>
+            <m:t>=</m:t>
+          </m:r>
+          <m:f>
+            <m:fPr>
+              <m:ctrlPr>
+                <w:rPr>
+                  <w:rFonts w:ascii="Cambria Math" w:eastAsiaTheme="minorEastAsia" w:hAnsi="Cambria Math"/>
+                  <w:iCs/>
+                  <w:sz w:val="20"/>
+                  <w:szCs w:val="20"/>
+                </w:rPr>
+              </m:ctrlPr>
+            </m:fPr>
+            <m:num>
+              <m:r>
+                <m:rPr>
+                  <m:sty m:val="p"/>
+                </m:rPr>
+                <w:rPr>
+                  <w:rFonts w:ascii="Cambria Math" w:eastAsiaTheme="minorEastAsia" w:hAnsi="Cambria Math"/>
+                  <w:sz w:val="20"/>
+                  <w:szCs w:val="20"/>
+                </w:rPr>
+                <m:t>1.73359·mg</m:t>
+              </m:r>
+            </m:num>
+            <m:den>
+              <m:r>
+                <m:rPr>
+                  <m:sty m:val="p"/>
+                </m:rPr>
+                <w:rPr>
+                  <w:rFonts w:ascii="Cambria Math" w:eastAsiaTheme="minorEastAsia" w:hAnsi="Cambria Math"/>
+                  <w:sz w:val="20"/>
+                  <w:szCs w:val="20"/>
+                </w:rPr>
+                <m:t>h·</m:t>
+              </m:r>
+              <m:sSup>
+                <m:sSupPr>
+                  <m:ctrlPr>
+                    <w:rPr>
+                      <w:rFonts w:ascii="Cambria Math" w:eastAsiaTheme="minorEastAsia" w:hAnsi="Cambria Math"/>
+                      <w:iCs/>
+                      <w:sz w:val="20"/>
+                      <w:szCs w:val="20"/>
+                    </w:rPr>
+                  </m:ctrlPr>
+                </m:sSupPr>
+                <m:e>
+                  <m:r>
+                    <m:rPr>
+                      <m:sty m:val="p"/>
+                    </m:rPr>
+                    <w:rPr>
+                      <w:rFonts w:ascii="Cambria Math" w:eastAsiaTheme="minorEastAsia" w:hAnsi="Cambria Math"/>
+                      <w:sz w:val="20"/>
+                      <w:szCs w:val="20"/>
+                    </w:rPr>
+                    <m:t>m</m:t>
+                  </m:r>
+                </m:e>
+                <m:sup>
+                  <m:r>
+                    <m:rPr>
+                      <m:sty m:val="p"/>
+                    </m:rPr>
+                    <w:rPr>
+                      <w:rFonts w:ascii="Cambria Math" w:eastAsiaTheme="minorEastAsia" w:hAnsi="Cambria Math"/>
+                      <w:sz w:val="20"/>
+                      <w:szCs w:val="20"/>
+                    </w:rPr>
+                    <m:t>2</m:t>
+                  </m:r>
+                </m:sup>
+              </m:sSup>
+            </m:den>
+          </m:f>
+        </m:oMath>
+      </m:oMathPara>
+    </w:p>
+    <w:p>
+      <w:pPr>
+        <w:rPr>
+          <w:rFonts w:eastAsiaTheme="minorEastAsia"/>
+          <w:iCs/>
+          <w:sz w:val="20"/>
+          <w:szCs w:val="20"/>
+          <w:lang w:val="en-US"/>
+        </w:rPr>
+      </w:pPr>
+    </w:p>
+    <w:p>
+      <w:pPr>
+        <w:rPr>
+          <w:rFonts w:eastAsiaTheme="minorEastAsia"/>
+          <w:b/>
+          <w:bCs/>
+          <w:iCs/>
+          <w:sz w:val="20"/>
+          <w:szCs w:val="20"/>
+          <w:lang w:val="en-US"/>
+        </w:rPr>
+      </w:pPr>
+      <w:r>
+        <w:rPr>
+          <w:rFonts w:eastAsiaTheme="minorEastAsia"/>
+          <w:b/>
+          <w:bCs/>
+          <w:iCs/>
+          <w:sz w:val="20"/>
+          <w:szCs w:val="20"/>
+          <w:lang w:val="en-US"/>
+        </w:rPr>
+        <w:t>Temperature sensitivity</w:t>
+      </w:r>
+    </w:p>
+    <w:p>
+      <w:pPr>
+        <w:rPr>
+          <w:rFonts w:eastAsiaTheme="minorEastAsia"/>
+          <w:iCs/>
+          <w:sz w:val="20"/>
+          <w:szCs w:val="20"/>
+          <w:lang w:val="en-US"/>
+        </w:rPr>
+      </w:pPr>
+      <w:r>
+        <w:rPr>
+          <w:rFonts w:eastAsiaTheme="minorEastAsia"/>
+          <w:iCs/>
+          <w:sz w:val="20"/>
+          <w:szCs w:val="20"/>
+          <w:lang w:val="en-US"/>
+        </w:rPr>
+        <w:t xml:space="preserve">T = 20 </w:t>
+      </w:r>
+      <m:oMath>
+        <m:r>
+          <w:rPr>
+            <w:rFonts w:ascii="Cambria Math" w:eastAsiaTheme="minorEastAsia" w:hAnsi="Cambria Math"/>
+            <w:sz w:val="20"/>
+            <w:szCs w:val="20"/>
+            <w:lang w:val="en-US"/>
+          </w:rPr>
+          <m:t>℃</m:t>
+        </m:r>
+      </m:oMath>
+      <w:r>
+        <w:rPr>
+          <w:rFonts w:eastAsiaTheme="minorEastAsia"/>
+          <w:iCs/>
+          <w:sz w:val="20"/>
+          <w:szCs w:val="20"/>
+          <w:lang w:val="en-US"/>
+        </w:rPr>
+        <w:t xml:space="preserve"> </w:t>
+      </w:r>
+      <w:r>
+        <w:rPr>
+          <w:rFonts w:eastAsiaTheme="minorEastAsia"/>
+          <w:iCs/>
+          <w:sz w:val="20"/>
+          <w:szCs w:val="20"/>
+          <w:lang w:val="en-US"/>
+        </w:rPr>
+        <w:t xml:space="preserve"> = 293.15 K</w:t>
+      </w:r>
+    </w:p>
+    <w:p>
+      <w:pPr>
+        <w:rPr>
+          <w:rFonts w:eastAsiaTheme="minorEastAsia"/>
+          <w:iCs/>
+          <w:sz w:val="20"/>
+          <w:szCs w:val="20"/>
+          <w:lang w:val="en-US"/>
+        </w:rPr>
+      </w:pPr>
+    </w:p>
+    <w:p>
+      <w:pPr>
+        <w:rPr>
+          <w:rFonts w:eastAsiaTheme="minorEastAsia"/>
+          <w:sz w:val="20"/>
+          <w:szCs w:val="20"/>
+        </w:rPr>
+      </w:pPr>
+      <m:oMathPara>
+        <m:oMath>
+          <m:f>
+            <m:fPr>
+              <m:ctrlPr>
+                <w:rPr>
+                  <w:rFonts w:ascii="Cambria Math" w:eastAsiaTheme="minorEastAsia" w:hAnsi="Cambria Math"/>
+                  <w:iCs/>
+                  <w:sz w:val="20"/>
+                  <w:szCs w:val="20"/>
+                </w:rPr>
+              </m:ctrlPr>
+            </m:fPr>
+            <m:num>
+              <m:r>
+                <m:rPr>
+                  <m:sty m:val="p"/>
+                </m:rPr>
+                <w:rPr>
+                  <w:rFonts w:ascii="Cambria Math" w:hAnsi="Cambria Math"/>
+                  <w:sz w:val="20"/>
+                  <w:szCs w:val="20"/>
+                </w:rPr>
+                <m:t>14·</m:t>
+              </m:r>
+              <m:sSup>
+                <m:sSupPr>
+                  <m:ctrlPr>
+                    <w:rPr>
+                      <w:rFonts w:ascii="Cambria Math" w:hAnsi="Cambria Math"/>
+                      <w:iCs/>
+                      <w:sz w:val="20"/>
+                      <w:szCs w:val="20"/>
+                    </w:rPr>
+                  </m:ctrlPr>
+                </m:sSupPr>
+                <m:e>
+                  <m:r>
+                    <m:rPr>
+                      <m:sty m:val="p"/>
+                    </m:rPr>
+                    <w:rPr>
+                      <w:rFonts w:ascii="Cambria Math" w:hAnsi="Cambria Math"/>
+                      <w:sz w:val="20"/>
+                      <w:szCs w:val="20"/>
+                    </w:rPr>
+                    <m:t>10</m:t>
+                  </m:r>
+                </m:e>
+                <m:sup>
+                  <m:r>
+                    <m:rPr>
+                      <m:sty m:val="p"/>
+                    </m:rPr>
+                    <w:rPr>
+                      <w:rFonts w:ascii="Cambria Math" w:hAnsi="Cambria Math"/>
+                      <w:sz w:val="20"/>
+                      <w:szCs w:val="20"/>
+                    </w:rPr>
+                    <m:t>3</m:t>
+                  </m:r>
+                </m:sup>
+              </m:sSup>
+              <m:f>
+                <m:fPr>
+                  <m:ctrlPr>
+                    <w:rPr>
+                      <w:rFonts w:ascii="Cambria Math" w:hAnsi="Cambria Math"/>
+                      <w:iCs/>
+                      <w:sz w:val="20"/>
+                      <w:szCs w:val="20"/>
+                    </w:rPr>
+                  </m:ctrlPr>
+                </m:fPr>
+                <m:num>
+                  <m:r>
+                    <m:rPr>
+                      <m:sty m:val="p"/>
+                    </m:rPr>
+                    <w:rPr>
+                      <w:rFonts w:ascii="Cambria Math" w:hAnsi="Cambria Math"/>
+                      <w:sz w:val="20"/>
+                      <w:szCs w:val="20"/>
+                    </w:rPr>
+                    <m:t>mg</m:t>
+                  </m:r>
+                </m:num>
+                <m:den>
+                  <m:r>
+                    <m:rPr>
+                      <m:sty m:val="p"/>
+                    </m:rPr>
+                    <w:rPr>
+                      <w:rFonts w:ascii="Cambria Math" w:hAnsi="Cambria Math"/>
+                      <w:sz w:val="20"/>
+                      <w:szCs w:val="20"/>
+                    </w:rPr>
+                    <m:t>mol</m:t>
+                  </m:r>
+                </m:den>
+              </m:f>
+              <m:r>
+                <m:rPr>
+                  <m:sty m:val="p"/>
+                </m:rPr>
+                <w:rPr>
+                  <w:rFonts w:ascii="Cambria Math" w:hAnsi="Cambria Math"/>
+                  <w:sz w:val="20"/>
+                  <w:szCs w:val="20"/>
+                </w:rPr>
+                <m:t>·9.22·</m:t>
+              </m:r>
+              <m:d>
+                <m:dPr>
+                  <m:ctrlPr>
+                    <w:rPr>
+                      <w:rFonts w:ascii="Cambria Math" w:hAnsi="Cambria Math"/>
+                      <w:iCs/>
+                      <w:sz w:val="20"/>
+                      <w:szCs w:val="20"/>
+                    </w:rPr>
+                  </m:ctrlPr>
+                </m:dPr>
+                <m:e>
+                  <m:f>
+                    <m:fPr>
+                      <m:ctrlPr>
+                        <w:rPr>
+                          <w:rFonts w:ascii="Cambria Math" w:hAnsi="Cambria Math"/>
+                          <w:iCs/>
+                          <w:sz w:val="20"/>
+                          <w:szCs w:val="20"/>
+                        </w:rPr>
+                      </m:ctrlPr>
+                    </m:fPr>
+                    <m:num>
+                      <m:r>
+                        <m:rPr>
+                          <m:sty m:val="p"/>
+                        </m:rPr>
+                        <w:rPr>
+                          <w:rFonts w:ascii="Cambria Math" w:hAnsi="Cambria Math"/>
+                          <w:sz w:val="20"/>
+                          <w:szCs w:val="20"/>
+                        </w:rPr>
+                        <m:t>0.97 atm</m:t>
+                      </m:r>
+                    </m:num>
+                    <m:den>
+                      <m:r>
+                        <m:rPr>
+                          <m:sty m:val="p"/>
+                        </m:rPr>
+                        <w:rPr>
+                          <w:rFonts w:ascii="Cambria Math" w:hAnsi="Cambria Math"/>
+                          <w:sz w:val="20"/>
+                          <w:szCs w:val="20"/>
+                        </w:rPr>
+                        <m:t>8.205·</m:t>
+                      </m:r>
+                      <m:sSup>
+                        <m:sSupPr>
+                          <m:ctrlPr>
+                            <w:rPr>
+                              <w:rFonts w:ascii="Cambria Math" w:hAnsi="Cambria Math"/>
+                              <w:iCs/>
+                              <w:sz w:val="20"/>
+                              <w:szCs w:val="20"/>
+                            </w:rPr>
+                          </m:ctrlPr>
+                        </m:sSupPr>
+                        <m:e>
+                          <m:r>
+                            <m:rPr>
+                              <m:sty m:val="p"/>
+                            </m:rPr>
+                            <w:rPr>
+                              <w:rFonts w:ascii="Cambria Math" w:hAnsi="Cambria Math"/>
+                              <w:sz w:val="20"/>
+                              <w:szCs w:val="20"/>
+                            </w:rPr>
+                            <m:t>10</m:t>
+                          </m:r>
+                        </m:e>
+                        <m:sup>
+                          <m:r>
+                            <m:rPr>
+                              <m:sty m:val="p"/>
+                            </m:rPr>
+                            <w:rPr>
+                              <w:rFonts w:ascii="Cambria Math" w:hAnsi="Cambria Math"/>
+                              <w:sz w:val="20"/>
+                              <w:szCs w:val="20"/>
+                            </w:rPr>
+                            <m:t>-5</m:t>
+                          </m:r>
+                        </m:sup>
+                      </m:sSup>
+                      <m:r>
+                        <m:rPr>
+                          <m:sty m:val="p"/>
+                        </m:rPr>
+                        <w:rPr>
+                          <w:rFonts w:ascii="Cambria Math" w:hAnsi="Cambria Math"/>
+                          <w:sz w:val="20"/>
+                          <w:szCs w:val="20"/>
+                        </w:rPr>
+                        <m:t xml:space="preserve"> </m:t>
+                      </m:r>
+                      <m:sSup>
+                        <m:sSupPr>
+                          <m:ctrlPr>
+                            <w:rPr>
+                              <w:rFonts w:ascii="Cambria Math" w:hAnsi="Cambria Math"/>
+                              <w:iCs/>
+                              <w:sz w:val="20"/>
+                              <w:szCs w:val="20"/>
+                            </w:rPr>
+                          </m:ctrlPr>
+                        </m:sSupPr>
+                        <m:e>
+                          <m:r>
+                            <m:rPr>
+                              <m:sty m:val="p"/>
+                            </m:rPr>
+                            <w:rPr>
+                              <w:rFonts w:ascii="Cambria Math" w:hAnsi="Cambria Math"/>
+                              <w:sz w:val="20"/>
+                              <w:szCs w:val="20"/>
+                            </w:rPr>
+                            <m:t>m</m:t>
+                          </m:r>
+                        </m:e>
+                        <m:sup>
+                          <m:r>
+                            <m:rPr>
+                              <m:sty m:val="p"/>
+                            </m:rPr>
+                            <w:rPr>
+                              <w:rFonts w:ascii="Cambria Math" w:hAnsi="Cambria Math"/>
+                              <w:sz w:val="20"/>
+                              <w:szCs w:val="20"/>
+                            </w:rPr>
+                            <m:t>3</m:t>
+                          </m:r>
+                        </m:sup>
+                      </m:sSup>
+                      <m:r>
+                        <m:rPr>
+                          <m:sty m:val="p"/>
+                        </m:rPr>
+                        <w:rPr>
+                          <w:rFonts w:ascii="Cambria Math" w:hAnsi="Cambria Math"/>
+                          <w:sz w:val="20"/>
+                          <w:szCs w:val="20"/>
+                        </w:rPr>
+                        <m:t xml:space="preserve"> atm </m:t>
+                      </m:r>
+                      <m:sSup>
+                        <m:sSupPr>
+                          <m:ctrlPr>
+                            <w:rPr>
+                              <w:rFonts w:ascii="Cambria Math" w:hAnsi="Cambria Math"/>
+                              <w:iCs/>
+                              <w:sz w:val="20"/>
+                              <w:szCs w:val="20"/>
+                            </w:rPr>
+                          </m:ctrlPr>
+                        </m:sSupPr>
+                        <m:e>
+                          <m:r>
+                            <m:rPr>
+                              <m:sty m:val="p"/>
+                            </m:rPr>
+                            <w:rPr>
+                              <w:rFonts w:ascii="Cambria Math" w:hAnsi="Cambria Math"/>
+                              <w:sz w:val="20"/>
+                              <w:szCs w:val="20"/>
+                            </w:rPr>
+                            <m:t>K</m:t>
+                          </m:r>
+                        </m:e>
+                        <m:sup>
+                          <m:r>
+                            <m:rPr>
+                              <m:sty m:val="p"/>
+                            </m:rPr>
+                            <w:rPr>
+                              <w:rFonts w:ascii="Cambria Math" w:hAnsi="Cambria Math"/>
+                              <w:sz w:val="20"/>
+                              <w:szCs w:val="20"/>
+                            </w:rPr>
+                            <m:t>-1</m:t>
+                          </m:r>
+                        </m:sup>
+                      </m:sSup>
+                      <m:r>
+                        <m:rPr>
+                          <m:sty m:val="p"/>
+                        </m:rPr>
+                        <w:rPr>
+                          <w:rFonts w:ascii="Cambria Math" w:hAnsi="Cambria Math"/>
+                          <w:sz w:val="20"/>
+                          <w:szCs w:val="20"/>
+                        </w:rPr>
+                        <m:t xml:space="preserve"> mo</m:t>
+                      </m:r>
+                      <m:sSup>
+                        <m:sSupPr>
+                          <m:ctrlPr>
+                            <w:rPr>
+                              <w:rFonts w:ascii="Cambria Math" w:hAnsi="Cambria Math"/>
+                              <w:iCs/>
+                              <w:sz w:val="20"/>
+                              <w:szCs w:val="20"/>
+                            </w:rPr>
+                          </m:ctrlPr>
+                        </m:sSupPr>
+                        <m:e>
+                          <m:r>
+                            <m:rPr>
+                              <m:sty m:val="p"/>
+                            </m:rPr>
+                            <w:rPr>
+                              <w:rFonts w:ascii="Cambria Math" w:hAnsi="Cambria Math"/>
+                              <w:sz w:val="20"/>
+                              <w:szCs w:val="20"/>
+                            </w:rPr>
+                            <m:t>l</m:t>
+                          </m:r>
+                        </m:e>
+                        <m:sup>
+                          <m:r>
+                            <m:rPr>
+                              <m:sty m:val="p"/>
+                            </m:rPr>
+                            <w:rPr>
+                              <w:rFonts w:ascii="Cambria Math" w:hAnsi="Cambria Math"/>
+                              <w:sz w:val="20"/>
+                              <w:szCs w:val="20"/>
+                            </w:rPr>
+                            <m:t>-1</m:t>
+                          </m:r>
+                        </m:sup>
+                      </m:sSup>
+                      <m:r>
+                        <m:rPr>
+                          <m:sty m:val="p"/>
+                        </m:rPr>
+                        <w:rPr>
+                          <w:rFonts w:ascii="Cambria Math" w:hAnsi="Cambria Math"/>
+                          <w:sz w:val="20"/>
+                          <w:szCs w:val="20"/>
+                        </w:rPr>
+                        <m:t>·293.15 K</m:t>
+                      </m:r>
+                    </m:den>
+                  </m:f>
+                </m:e>
+              </m:d>
+              <m:r>
+                <m:rPr>
+                  <m:sty m:val="p"/>
+                </m:rPr>
+                <w:rPr>
+                  <w:rFonts w:ascii="Cambria Math" w:hAnsi="Cambria Math"/>
+                  <w:sz w:val="20"/>
+                  <w:szCs w:val="20"/>
+                </w:rPr>
+                <m:t>·</m:t>
+              </m:r>
+              <m:sSup>
+                <m:sSupPr>
+                  <m:ctrlPr>
+                    <w:rPr>
+                      <w:rFonts w:ascii="Cambria Math" w:hAnsi="Cambria Math"/>
+                      <w:iCs/>
+                      <w:sz w:val="20"/>
+                      <w:szCs w:val="20"/>
+                    </w:rPr>
+                  </m:ctrlPr>
+                </m:sSupPr>
+                <m:e>
+                  <m:r>
+                    <m:rPr>
+                      <m:sty m:val="p"/>
+                    </m:rPr>
+                    <w:rPr>
+                      <w:rFonts w:ascii="Cambria Math" w:hAnsi="Cambria Math"/>
+                      <w:sz w:val="20"/>
+                      <w:szCs w:val="20"/>
+                    </w:rPr>
+                    <m:t>10</m:t>
+                  </m:r>
+                </m:e>
+                <m:sup>
+                  <m:r>
+                    <m:rPr>
+                      <m:sty m:val="p"/>
+                    </m:rPr>
+                    <w:rPr>
+                      <w:rFonts w:ascii="Cambria Math" w:hAnsi="Cambria Math"/>
+                      <w:sz w:val="20"/>
+                      <w:szCs w:val="20"/>
+                    </w:rPr>
+                    <m:t>-9</m:t>
+                  </m:r>
+                </m:sup>
+              </m:sSup>
+              <m:r>
+                <m:rPr>
+                  <m:sty m:val="p"/>
+                </m:rPr>
+                <w:rPr>
+                  <w:rFonts w:ascii="Cambria Math" w:hAnsi="Cambria Math"/>
+                  <w:sz w:val="20"/>
+                  <w:szCs w:val="20"/>
+                </w:rPr>
+                <m:t>*</m:t>
+              </m:r>
+              <m:f>
+                <m:fPr>
+                  <m:ctrlPr>
+                    <w:rPr>
+                      <w:rFonts w:ascii="Cambria Math" w:eastAsiaTheme="minorEastAsia" w:hAnsi="Cambria Math"/>
+                      <w:iCs/>
+                      <w:sz w:val="20"/>
+                      <w:szCs w:val="20"/>
+                    </w:rPr>
+                  </m:ctrlPr>
+                </m:fPr>
+                <m:num>
+                  <m:r>
+                    <m:rPr>
+                      <m:sty m:val="p"/>
+                    </m:rPr>
+                    <w:rPr>
+                      <w:rFonts w:ascii="Cambria Math" w:eastAsiaTheme="minorEastAsia" w:hAnsi="Cambria Math"/>
+                      <w:sz w:val="20"/>
+                      <w:szCs w:val="20"/>
+                    </w:rPr>
+                    <m:t>123.706·</m:t>
+                  </m:r>
+                  <m:sSup>
+                    <m:sSupPr>
+                      <m:ctrlPr>
+                        <w:rPr>
+                          <w:rFonts w:ascii="Cambria Math" w:eastAsiaTheme="minorEastAsia" w:hAnsi="Cambria Math"/>
+                          <w:iCs/>
+                          <w:sz w:val="20"/>
+                          <w:szCs w:val="20"/>
+                        </w:rPr>
+                      </m:ctrlPr>
+                    </m:sSupPr>
+                    <m:e>
+                      <m:r>
+                        <m:rPr>
+                          <m:sty m:val="p"/>
+                        </m:rPr>
+                        <w:rPr>
+                          <w:rFonts w:ascii="Cambria Math" w:eastAsiaTheme="minorEastAsia" w:hAnsi="Cambria Math"/>
+                          <w:sz w:val="20"/>
+                          <w:szCs w:val="20"/>
+                        </w:rPr>
+                        <m:t>m</m:t>
+                      </m:r>
+                    </m:e>
+                    <m:sup>
+                      <m:r>
+                        <m:rPr>
+                          <m:sty m:val="p"/>
+                        </m:rPr>
+                        <w:rPr>
+                          <w:rFonts w:ascii="Cambria Math" w:eastAsiaTheme="minorEastAsia" w:hAnsi="Cambria Math"/>
+                          <w:sz w:val="20"/>
+                          <w:szCs w:val="20"/>
+                        </w:rPr>
+                        <m:t>3</m:t>
+                      </m:r>
+                    </m:sup>
+                  </m:sSup>
+                </m:num>
+                <m:den>
+                  <m:r>
+                    <m:rPr>
+                      <m:sty m:val="p"/>
+                    </m:rPr>
+                    <w:rPr>
+                      <w:rFonts w:ascii="Cambria Math" w:eastAsiaTheme="minorEastAsia" w:hAnsi="Cambria Math"/>
+                      <w:sz w:val="20"/>
+                      <w:szCs w:val="20"/>
+                    </w:rPr>
+                    <m:t>h</m:t>
+                  </m:r>
+                </m:den>
+              </m:f>
+            </m:num>
+            <m:den>
+              <m:sSup>
+                <m:sSupPr>
+                  <m:ctrlPr>
+                    <w:rPr>
+                      <w:rFonts w:ascii="Cambria Math" w:eastAsiaTheme="minorEastAsia" w:hAnsi="Cambria Math"/>
+                      <w:iCs/>
+                      <w:sz w:val="20"/>
+                      <w:szCs w:val="20"/>
+                    </w:rPr>
+                  </m:ctrlPr>
+                </m:sSupPr>
+                <m:e>
+                  <m:d>
+                    <m:dPr>
+                      <m:ctrlPr>
+                        <w:rPr>
+                          <w:rFonts w:ascii="Cambria Math" w:eastAsiaTheme="minorEastAsia" w:hAnsi="Cambria Math"/>
+                          <w:iCs/>
+                          <w:sz w:val="20"/>
+                          <w:szCs w:val="20"/>
+                        </w:rPr>
+                      </m:ctrlPr>
+                    </m:dPr>
+                    <m:e>
+                      <m:f>
+                        <m:fPr>
+                          <m:ctrlPr>
+                            <w:rPr>
+                              <w:rFonts w:ascii="Cambria Math" w:eastAsiaTheme="minorEastAsia" w:hAnsi="Cambria Math"/>
+                              <w:iCs/>
+                              <w:sz w:val="20"/>
+                              <w:szCs w:val="20"/>
+                            </w:rPr>
+                          </m:ctrlPr>
+                        </m:fPr>
+                        <m:num>
+                          <m:r>
+                            <m:rPr>
+                              <m:sty m:val="p"/>
+                            </m:rPr>
+                            <w:rPr>
+                              <w:rFonts w:ascii="Cambria Math" w:eastAsiaTheme="minorEastAsia" w:hAnsi="Cambria Math"/>
+                              <w:sz w:val="20"/>
+                              <w:szCs w:val="20"/>
+                            </w:rPr>
+                            <m:t>0.7 m</m:t>
+                          </m:r>
+                        </m:num>
+                        <m:den>
+                          <m:r>
+                            <m:rPr>
+                              <m:sty m:val="p"/>
+                            </m:rPr>
+                            <w:rPr>
+                              <w:rFonts w:ascii="Cambria Math" w:eastAsiaTheme="minorEastAsia" w:hAnsi="Cambria Math"/>
+                              <w:sz w:val="20"/>
+                              <w:szCs w:val="20"/>
+                            </w:rPr>
+                            <m:t>2</m:t>
+                          </m:r>
+                        </m:den>
+                      </m:f>
+                    </m:e>
+                  </m:d>
+                </m:e>
+                <m:sup>
+                  <m:r>
+                    <m:rPr>
+                      <m:sty m:val="p"/>
+                    </m:rPr>
+                    <w:rPr>
+                      <w:rFonts w:ascii="Cambria Math" w:eastAsiaTheme="minorEastAsia" w:hAnsi="Cambria Math"/>
+                      <w:sz w:val="20"/>
+                      <w:szCs w:val="20"/>
+                    </w:rPr>
+                    <m:t>2</m:t>
+                  </m:r>
+                </m:sup>
+              </m:sSup>
+              <m:r>
+                <m:rPr>
+                  <m:sty m:val="p"/>
+                </m:rPr>
+                <w:rPr>
+                  <w:rFonts w:ascii="Cambria Math" w:eastAsiaTheme="minorEastAsia" w:hAnsi="Cambria Math"/>
+                  <w:sz w:val="20"/>
+                  <w:szCs w:val="20"/>
+                </w:rPr>
+                <m:t>·π</m:t>
+              </m:r>
+            </m:den>
+          </m:f>
+          <m:r>
+            <w:rPr>
+              <w:rFonts w:ascii="Cambria Math" w:eastAsiaTheme="minorEastAsia" w:hAnsi="Cambria Math"/>
+              <w:sz w:val="20"/>
+              <w:szCs w:val="20"/>
+            </w:rPr>
+            <m:t>=</m:t>
+          </m:r>
+          <m:f>
+            <m:fPr>
+              <m:ctrlPr>
+                <w:rPr>
+                  <w:rFonts w:ascii="Cambria Math" w:eastAsiaTheme="minorEastAsia" w:hAnsi="Cambria Math"/>
+                  <w:sz w:val="20"/>
+                  <w:szCs w:val="20"/>
+                </w:rPr>
+              </m:ctrlPr>
+            </m:fPr>
+            <m:num>
+              <m:r>
+                <m:rPr>
+                  <m:sty m:val="p"/>
+                </m:rPr>
+                <w:rPr>
+                  <w:rFonts w:ascii="Cambria Math" w:eastAsiaTheme="minorEastAsia" w:hAnsi="Cambria Math"/>
+                  <w:sz w:val="20"/>
+                  <w:szCs w:val="20"/>
+                </w:rPr>
+                <m:t>1.67327·mg</m:t>
+              </m:r>
+            </m:num>
+            <m:den>
+              <m:r>
+                <m:rPr>
+                  <m:sty m:val="p"/>
+                </m:rPr>
+                <w:rPr>
+                  <w:rFonts w:ascii="Cambria Math" w:eastAsiaTheme="minorEastAsia" w:hAnsi="Cambria Math"/>
+                  <w:sz w:val="20"/>
+                  <w:szCs w:val="20"/>
+                </w:rPr>
+                <m:t>h·</m:t>
+              </m:r>
+              <m:sSup>
+                <m:sSupPr>
+                  <m:ctrlPr>
+                    <w:rPr>
+                      <w:rFonts w:ascii="Cambria Math" w:eastAsiaTheme="minorEastAsia" w:hAnsi="Cambria Math"/>
+                      <w:sz w:val="20"/>
+                      <w:szCs w:val="20"/>
+                    </w:rPr>
+                  </m:ctrlPr>
+                </m:sSupPr>
+                <m:e>
+                  <m:r>
+                    <m:rPr>
+                      <m:sty m:val="p"/>
+                    </m:rPr>
+                    <w:rPr>
+                      <w:rFonts w:ascii="Cambria Math" w:eastAsiaTheme="minorEastAsia" w:hAnsi="Cambria Math"/>
+                      <w:sz w:val="20"/>
+                      <w:szCs w:val="20"/>
+                    </w:rPr>
+                    <m:t>m</m:t>
+                  </m:r>
+                </m:e>
+                <m:sup>
+                  <m:r>
+                    <m:rPr>
+                      <m:sty m:val="p"/>
+                    </m:rPr>
+                    <w:rPr>
+                      <w:rFonts w:ascii="Cambria Math" w:eastAsiaTheme="minorEastAsia" w:hAnsi="Cambria Math"/>
+                      <w:sz w:val="20"/>
+                      <w:szCs w:val="20"/>
+                    </w:rPr>
+                    <m:t>2</m:t>
+                  </m:r>
+                </m:sup>
+              </m:sSup>
+            </m:den>
+          </m:f>
+        </m:oMath>
+      </m:oMathPara>
+    </w:p>
+    <w:p>
+      <w:pPr>
+        <w:rPr>
+          <w:rFonts w:eastAsiaTheme="minorEastAsia"/>
+          <w:sz w:val="20"/>
+          <w:szCs w:val="20"/>
+        </w:rPr>
+      </w:pPr>
+    </w:p>
+    <w:p>
+      <w:pPr>
+        <w:rPr>
+          <w:rFonts w:eastAsiaTheme="minorEastAsia"/>
+          <w:sz w:val="20"/>
+          <w:szCs w:val="20"/>
+        </w:rPr>
+      </w:pPr>
+      <w:r>
+        <w:rPr>
+          <w:rFonts w:eastAsiaTheme="minorEastAsia"/>
+          <w:sz w:val="20"/>
+          <w:szCs w:val="20"/>
+        </w:rPr>
+        <w:t>Relative difference:</w:t>
+      </w:r>
+    </w:p>
+    <w:p>
+      <w:pPr>
+        <w:rPr>
+          <w:rFonts w:eastAsiaTheme="minorEastAsia"/>
+          <w:sz w:val="20"/>
+          <w:szCs w:val="20"/>
+        </w:rPr>
+      </w:pPr>
+      <m:oMathPara>
+        <m:oMath>
+          <m:f>
+            <m:fPr>
+              <m:ctrlPr>
+                <w:rPr>
+                  <w:rFonts w:ascii="Cambria Math" w:eastAsiaTheme="minorEastAsia" w:hAnsi="Cambria Math"/>
+                  <w:i/>
+                  <w:sz w:val="20"/>
+                  <w:szCs w:val="20"/>
+                </w:rPr>
+              </m:ctrlPr>
+            </m:fPr>
+            <m:num>
+              <m:r>
+                <w:rPr>
+                  <w:rFonts w:ascii="Cambria Math" w:eastAsiaTheme="minorEastAsia" w:hAnsi="Cambria Math"/>
+                  <w:sz w:val="20"/>
+                  <w:szCs w:val="20"/>
+                </w:rPr>
+                <m:t>1.67-1.73</m:t>
+              </m:r>
+            </m:num>
+            <m:den>
+              <m:r>
+                <w:rPr>
+                  <w:rFonts w:ascii="Cambria Math" w:eastAsiaTheme="minorEastAsia" w:hAnsi="Cambria Math"/>
+                  <w:sz w:val="20"/>
+                  <w:szCs w:val="20"/>
+                </w:rPr>
+                <m:t>1.73</m:t>
+              </m:r>
+            </m:den>
+          </m:f>
+          <m:r>
+            <w:rPr>
+              <w:rFonts w:ascii="Cambria Math" w:eastAsiaTheme="minorEastAsia" w:hAnsi="Cambria Math"/>
+              <w:sz w:val="20"/>
+              <w:szCs w:val="20"/>
+            </w:rPr>
+            <m:t>·100=-3.46 %</m:t>
+          </m:r>
+        </m:oMath>
+      </m:oMathPara>
+    </w:p>
+    <w:p>
+      <w:pPr>
+        <w:rPr>
+          <w:rFonts w:eastAsiaTheme="minorEastAsia"/>
+          <w:lang w:val="en-US"/>
+        </w:rPr>
+      </w:pPr>
     </w:p>
     <w:p>
       <w:pPr>
@@ -2883,6 +5909,127 @@
     <w:p>
       <w:pPr>
         <w:rPr>
+          <w:rFonts w:eastAsiaTheme="minorEastAsia"/>
+          <w:iCs/>
+          <w:lang w:val="en-US"/>
+        </w:rPr>
+      </w:pPr>
+    </w:p>
+    <w:p>
+      <w:pPr>
+        <w:pStyle w:val="Heading1"/>
+        <w:rPr>
+          <w:rFonts w:eastAsiaTheme="minorEastAsia"/>
+          <w:lang w:val="en-US"/>
+        </w:rPr>
+      </w:pPr>
+      <w:r>
+        <w:rPr>
+          <w:rFonts w:eastAsiaTheme="minorEastAsia"/>
+          <w:lang w:val="en-US"/>
+        </w:rPr>
+        <w:t>Test of Background correction</w:t>
+      </w:r>
+    </w:p>
+    <w:p>
+      <w:pPr>
+        <w:rPr>
+          <w:lang w:val="en-US"/>
+        </w:rPr>
+      </w:pPr>
+    </w:p>
+    <w:p>
+      <w:pPr>
+        <w:pStyle w:val="Heading1"/>
+        <w:rPr>
+          <w:rFonts w:eastAsiaTheme="minorEastAsia"/>
+          <w:lang w:val="en-US"/>
+        </w:rPr>
+      </w:pPr>
+      <w:r>
+        <w:rPr>
+          <w:rFonts w:eastAsiaTheme="minorEastAsia"/>
+          <w:lang w:val="en-US"/>
+        </w:rPr>
+        <w:t>Henrys Law - convert the constat.</w:t>
+      </w:r>
+    </w:p>
+    <w:p>
+      <w:pPr>
+        <w:rPr>
+          <w:lang w:val="en-US"/>
+        </w:rPr>
+      </w:pPr>
+    </w:p>
+    <w:p>
+      <w:pPr>
+        <w:pStyle w:val="Heading1"/>
+        <w:rPr>
+          <w:lang w:val="en-US"/>
+        </w:rPr>
+      </w:pPr>
+      <w:r>
+        <w:rPr>
+          <w:lang w:val="en-US"/>
+        </w:rPr>
+        <w:t>Influence of pH on relative ammonia/ammonium-concentration</w:t>
+      </w:r>
+    </w:p>
+    <w:p>
+      <w:pPr>
+        <w:rPr>
+          <w:lang w:val="en-US"/>
+        </w:rPr>
+      </w:pPr>
+    </w:p>
+    <w:p>
+      <w:pPr>
+        <w:pStyle w:val="Heading1"/>
+        <w:rPr>
+          <w:lang w:val="en-US"/>
+        </w:rPr>
+      </w:pPr>
+      <w:r>
+        <w:rPr>
+          <w:lang w:val="en-US"/>
+        </w:rPr>
+        <w:t>2-film theory</w:t>
+      </w:r>
+    </w:p>
+    <w:p>
+      <w:pPr>
+        <w:rPr>
+          <w:lang w:val="en-US"/>
+        </w:rPr>
+      </w:pPr>
+    </w:p>
+    <w:p>
+      <w:pPr>
+        <w:pStyle w:val="Heading1"/>
+        <w:rPr>
+          <w:lang w:val="en-US"/>
+        </w:rPr>
+      </w:pPr>
+      <w:r>
+        <w:rPr>
+          <w:lang w:val="en-US"/>
+        </w:rPr>
+        <w:t>Scaling factors</w:t>
+      </w:r>
+    </w:p>
+    <w:p>
+      <w:pPr>
+        <w:rPr>
+          <w:lang w:val="en-US"/>
+        </w:rPr>
+      </w:pPr>
+      <w:r>
+        <w:t>Field V_slurry=60 L=60 kg D_internal=380 mm=0.38 m A=r^2 π=((0.380 m)/2)^2·π=0.113411·m^2 SA:V=(0.113411·m^2)/(60 L)=0.00189018 m^2/L Lab V_slurry=0.5 kg=0.5 L Thickness≈1 mm L_outer=97 L_internal=L_outer-Thickness=96 mm=0.096 m A_internal=L·L= 0.096 m·0.096 m=0.009216·m^2 V:SA=(0.009216·m^2)/(0.5 L)=(0.018432·m^2)/L Compare (SA:V_Field)/(SA:V_Lab )=(0.018432 (m^2/L))/(0.00189018 (m^2/L) )=9.75145=9.8</w:t>
+      </w:r>
+    </w:p>
+    <w:p>
+      <w:pPr>
+        <w:rPr>
           <w:b/>
           <w:bCs/>
           <w:lang w:val="en-US"/>
@@ -2897,6 +6044,72 @@
     </w:sectPr>
   </w:body>
 </w:document>
+</file>
+
+<file path=word/endnotes.xml><?xml version="1.0" encoding="utf-8"?>
+<w:endnotes xmlns:wpc="http://schemas.microsoft.com/office/word/2010/wordprocessingCanvas" xmlns:cx="http://schemas.microsoft.com/office/drawing/2014/chartex" xmlns:cx1="http://schemas.microsoft.com/office/drawing/2015/9/8/chartex" xmlns:cx2="http://schemas.microsoft.com/office/drawing/2015/10/21/chartex" xmlns:cx3="http://schemas.microsoft.com/office/drawing/2016/5/9/chartex" xmlns:cx4="http://schemas.microsoft.com/office/drawing/2016/5/10/chartex" xmlns:cx5="http://schemas.microsoft.com/office/drawing/2016/5/11/chartex" xmlns:cx6="http://schemas.microsoft.com/office/drawing/2016/5/12/chartex" xmlns:cx7="http://schemas.microsoft.com/office/drawing/2016/5/13/chartex" xmlns:cx8="http://schemas.microsoft.com/office/drawing/2016/5/14/chartex" xmlns:mc="http://schemas.openxmlformats.org/markup-compatibility/2006" xmlns:aink="http://schemas.microsoft.com/office/drawing/2016/ink" xmlns:am3d="http://schemas.microsoft.com/office/drawing/2017/model3d" xmlns:o="urn:schemas-microsoft-com:office:office" xmlns:oel="http://schemas.microsoft.com/office/2019/extlst" xmlns:r="http://schemas.openxmlformats.org/officeDocument/2006/relationships" xmlns:m="http://schemas.openxmlformats.org/officeDocument/2006/math" xmlns:v="urn:schemas-microsoft-com:vml" xmlns:wp14="http://schemas.microsoft.com/office/word/2010/wordprocessingDrawing" xmlns:wp="http://schemas.openxmlformats.org/drawingml/2006/wordprocessingDrawing" xmlns:w10="urn:schemas-microsoft-com:office:word" xmlns:w="http://schemas.openxmlformats.org/wordprocessingml/2006/main" xmlns:w14="http://schemas.microsoft.com/office/word/2010/wordml" xmlns:w15="http://schemas.microsoft.com/office/word/2012/wordml" xmlns:w16cex="http://schemas.microsoft.com/office/word/2018/wordml/cex" xmlns:w16cid="http://schemas.microsoft.com/office/word/2016/wordml/cid" xmlns:w16="http://schemas.microsoft.com/office/word/2018/wordml" xmlns:w16du="http://schemas.microsoft.com/office/word/2023/wordml/word16du" xmlns:w16sdtdh="http://schemas.microsoft.com/office/word/2020/wordml/sdtdatahash" xmlns:w16sdtfl="http://schemas.microsoft.com/office/word/2024/wordml/sdtformatlock" xmlns:w16se="http://schemas.microsoft.com/office/word/2015/wordml/symex" xmlns:wpg="http://schemas.microsoft.com/office/word/2010/wordprocessingGroup" xmlns:wpi="http://schemas.microsoft.com/office/word/2010/wordprocessingInk" xmlns:wne="http://schemas.microsoft.com/office/word/2006/wordml" xmlns:wps="http://schemas.microsoft.com/office/word/2010/wordprocessingShape" mc:Ignorable="w14 w15 w16se w16cid w16 w16cex w16sdtdh w16sdtfl w16du wp14">
+  <w:endnote w:type="separator" w:id="-1">
+    <w:p>
+      <w:pPr>
+        <w:spacing w:after="0" w:line="240" w:lineRule="auto"/>
+      </w:pPr>
+      <w:r>
+        <w:separator/>
+      </w:r>
+    </w:p>
+  </w:endnote>
+  <w:endnote w:type="continuationSeparator" w:id="0">
+    <w:p>
+      <w:pPr>
+        <w:spacing w:after="0" w:line="240" w:lineRule="auto"/>
+      </w:pPr>
+      <w:r>
+        <w:continuationSeparator/>
+      </w:r>
+    </w:p>
+  </w:endnote>
+</w:endnotes>
+</file>
+
+<file path=word/footnotes.xml><?xml version="1.0" encoding="utf-8"?>
+<w:footnotes xmlns:wpc="http://schemas.microsoft.com/office/word/2010/wordprocessingCanvas" xmlns:cx="http://schemas.microsoft.com/office/drawing/2014/chartex" xmlns:cx1="http://schemas.microsoft.com/office/drawing/2015/9/8/chartex" xmlns:cx2="http://schemas.microsoft.com/office/drawing/2015/10/21/chartex" xmlns:cx3="http://schemas.microsoft.com/office/drawing/2016/5/9/chartex" xmlns:cx4="http://schemas.microsoft.com/office/drawing/2016/5/10/chartex" xmlns:cx5="http://schemas.microsoft.com/office/drawing/2016/5/11/chartex" xmlns:cx6="http://schemas.microsoft.com/office/drawing/2016/5/12/chartex" xmlns:cx7="http://schemas.microsoft.com/office/drawing/2016/5/13/chartex" xmlns:cx8="http://schemas.microsoft.com/office/drawing/2016/5/14/chartex" xmlns:mc="http://schemas.openxmlformats.org/markup-compatibility/2006" xmlns:aink="http://schemas.microsoft.com/office/drawing/2016/ink" xmlns:am3d="http://schemas.microsoft.com/office/drawing/2017/model3d" xmlns:o="urn:schemas-microsoft-com:office:office" xmlns:oel="http://schemas.microsoft.com/office/2019/extlst" xmlns:r="http://schemas.openxmlformats.org/officeDocument/2006/relationships" xmlns:m="http://schemas.openxmlformats.org/officeDocument/2006/math" xmlns:v="urn:schemas-microsoft-com:vml" xmlns:wp14="http://schemas.microsoft.com/office/word/2010/wordprocessingDrawing" xmlns:wp="http://schemas.openxmlformats.org/drawingml/2006/wordprocessingDrawing" xmlns:w10="urn:schemas-microsoft-com:office:word" xmlns:w="http://schemas.openxmlformats.org/wordprocessingml/2006/main" xmlns:w14="http://schemas.microsoft.com/office/word/2010/wordml" xmlns:w15="http://schemas.microsoft.com/office/word/2012/wordml" xmlns:w16cex="http://schemas.microsoft.com/office/word/2018/wordml/cex" xmlns:w16cid="http://schemas.microsoft.com/office/word/2016/wordml/cid" xmlns:w16="http://schemas.microsoft.com/office/word/2018/wordml" xmlns:w16du="http://schemas.microsoft.com/office/word/2023/wordml/word16du" xmlns:w16sdtdh="http://schemas.microsoft.com/office/word/2020/wordml/sdtdatahash" xmlns:w16sdtfl="http://schemas.microsoft.com/office/word/2024/wordml/sdtformatlock" xmlns:w16se="http://schemas.microsoft.com/office/word/2015/wordml/symex" xmlns:wpg="http://schemas.microsoft.com/office/word/2010/wordprocessingGroup" xmlns:wpi="http://schemas.microsoft.com/office/word/2010/wordprocessingInk" xmlns:wne="http://schemas.microsoft.com/office/word/2006/wordml" xmlns:wps="http://schemas.microsoft.com/office/word/2010/wordprocessingShape" mc:Ignorable="w14 w15 w16se w16cid w16 w16cex w16sdtdh w16sdtfl w16du wp14">
+  <w:footnote w:type="separator" w:id="-1">
+    <w:p>
+      <w:pPr>
+        <w:spacing w:after="0" w:line="240" w:lineRule="auto"/>
+      </w:pPr>
+      <w:r>
+        <w:separator/>
+      </w:r>
+    </w:p>
+  </w:footnote>
+  <w:footnote w:type="continuationSeparator" w:id="0">
+    <w:p>
+      <w:pPr>
+        <w:spacing w:after="0" w:line="240" w:lineRule="auto"/>
+      </w:pPr>
+      <w:r>
+        <w:continuationSeparator/>
+      </w:r>
+    </w:p>
+  </w:footnote>
+  <w:footnote w:id="1">
+    <w:p>
+      <w:pPr>
+        <w:pStyle w:val="FootnoteText"/>
+      </w:pPr>
+      <w:r>
+        <w:rPr>
+          <w:rStyle w:val="FootnoteReference"/>
+        </w:rPr>
+        <w:footnoteRef/>
+      </w:r>
+      <w:r>
+        <w:t xml:space="preserve"> A Feilberg Air treatment course notes</w:t>
+      </w:r>
+    </w:p>
+  </w:footnote>
+</w:footnotes>
 </file>
 
 <file path=word/styles.xml><?xml version="1.0" encoding="utf-8"?>
@@ -3298,10 +6511,52 @@
     <w:name w:val="Normal"/>
     <w:qFormat/>
   </w:style>
+  <w:style w:type="paragraph" w:styleId="Heading1">
+    <w:name w:val="heading 1"/>
+    <w:basedOn w:val="Normal"/>
+    <w:next w:val="Normal"/>
+    <w:link w:val="Heading1Char"/>
+    <w:uiPriority w:val="9"/>
+    <w:qFormat/>
+    <w:rsid w:val="00F61DB2"/>
+    <w:pPr>
+      <w:keepNext/>
+      <w:keepLines/>
+      <w:spacing w:before="240" w:after="0"/>
+      <w:outlineLvl w:val="0"/>
+    </w:pPr>
+    <w:rPr>
+      <w:rFonts w:asciiTheme="majorHAnsi" w:eastAsiaTheme="majorEastAsia" w:hAnsiTheme="majorHAnsi" w:cstheme="majorBidi"/>
+      <w:color w:val="2E74B5" w:themeColor="accent1" w:themeShade="BF"/>
+      <w:sz w:val="32"/>
+      <w:szCs w:val="32"/>
+    </w:rPr>
+  </w:style>
+  <w:style w:type="paragraph" w:styleId="Heading2">
+    <w:name w:val="heading 2"/>
+    <w:basedOn w:val="Normal"/>
+    <w:next w:val="Normal"/>
+    <w:link w:val="Heading2Char"/>
+    <w:uiPriority w:val="9"/>
+    <w:unhideWhenUsed/>
+    <w:qFormat/>
+    <w:rsid w:val="008C1838"/>
+    <w:pPr>
+      <w:keepNext/>
+      <w:keepLines/>
+      <w:spacing w:before="40" w:after="0"/>
+      <w:outlineLvl w:val="1"/>
+    </w:pPr>
+    <w:rPr>
+      <w:rFonts w:asciiTheme="majorHAnsi" w:eastAsiaTheme="majorEastAsia" w:hAnsiTheme="majorHAnsi" w:cstheme="majorBidi"/>
+      <w:color w:val="2E74B5" w:themeColor="accent1" w:themeShade="BF"/>
+      <w:sz w:val="26"/>
+      <w:szCs w:val="26"/>
+    </w:rPr>
+  </w:style>
   <w:style w:type="character" w:default="1" w:styleId="DefaultParagraphFont">
     <w:name w:val="Default Paragraph Font"/>
     <w:uiPriority w:val="1"/>
-    <w:semiHidden/>
     <w:unhideWhenUsed/>
   </w:style>
   <w:style w:type="table" w:default="1" w:styleId="TableNormal">
@@ -3333,6 +6588,71 @@
     <w:rsid w:val="00185412"/>
     <w:rPr>
       <w:color w:val="808080"/>
+    </w:rPr>
+  </w:style>
+  <w:style w:type="character" w:customStyle="1" w:styleId="Heading1Char">
+    <w:name w:val="Heading 1 Char"/>
+    <w:basedOn w:val="DefaultParagraphFont"/>
+    <w:link w:val="Heading1"/>
+    <w:uiPriority w:val="9"/>
+    <w:rsid w:val="00F61DB2"/>
+    <w:rPr>
+      <w:rFonts w:asciiTheme="majorHAnsi" w:eastAsiaTheme="majorEastAsia" w:hAnsiTheme="majorHAnsi" w:cstheme="majorBidi"/>
+      <w:color w:val="2E74B5" w:themeColor="accent1" w:themeShade="BF"/>
+      <w:sz w:val="32"/>
+      <w:szCs w:val="32"/>
+    </w:rPr>
+  </w:style>
+  <w:style w:type="character" w:customStyle="1" w:styleId="Heading2Char">
+    <w:name w:val="Heading 2 Char"/>
+    <w:basedOn w:val="DefaultParagraphFont"/>
+    <w:link w:val="Heading2"/>
+    <w:uiPriority w:val="9"/>
+    <w:rsid w:val="008C1838"/>
+    <w:rPr>
+      <w:rFonts w:asciiTheme="majorHAnsi" w:eastAsiaTheme="majorEastAsia" w:hAnsiTheme="majorHAnsi" w:cstheme="majorBidi"/>
+      <w:color w:val="2E74B5" w:themeColor="accent1" w:themeShade="BF"/>
+      <w:sz w:val="26"/>
+      <w:szCs w:val="26"/>
+    </w:rPr>
+  </w:style>
+  <w:style w:type="paragraph" w:styleId="FootnoteText">
+    <w:name w:val="footnote text"/>
+    <w:basedOn w:val="Normal"/>
+    <w:link w:val="FootnoteTextChar"/>
+    <w:uiPriority w:val="99"/>
+    <w:semiHidden/>
+    <w:unhideWhenUsed/>
+    <w:rsid w:val="00590998"/>
+    <w:pPr>
+      <w:spacing w:after="0" w:line="240" w:lineRule="auto"/>
+    </w:pPr>
+    <w:rPr>
+      <w:sz w:val="20"/>
+      <w:szCs w:val="20"/>
+    </w:rPr>
+  </w:style>
+  <w:style w:type="character" w:customStyle="1" w:styleId="FootnoteTextChar">
+    <w:name w:val="Footnote Text Char"/>
+    <w:basedOn w:val="DefaultParagraphFont"/>
+    <w:link w:val="FootnoteText"/>
+    <w:uiPriority w:val="99"/>
+    <w:semiHidden/>
+    <w:rsid w:val="00590998"/>
+    <w:rPr>
+      <w:sz w:val="20"/>
+      <w:szCs w:val="20"/>
+    </w:rPr>
+  </w:style>
+  <w:style w:type="character" w:styleId="FootnoteReference">
+    <w:name w:val="footnote reference"/>
+    <w:basedOn w:val="DefaultParagraphFont"/>
+    <w:uiPriority w:val="99"/>
+    <w:semiHidden/>
+    <w:unhideWhenUsed/>
+    <w:rsid w:val="00590998"/>
+    <w:rPr>
+      <w:vertAlign w:val="superscript"/>
     </w:rPr>
   </w:style>
 </w:styles>
@@ -3599,6 +6919,18 @@
 </a:theme>
 </file>
 
+<file path=customXml/item1.xml><?xml version="1.0" encoding="utf-8"?>
+<b:Sources xmlns:b="http://schemas.openxmlformats.org/officeDocument/2006/bibliography" xmlns="http://schemas.openxmlformats.org/officeDocument/2006/bibliography" SelectedStyle="\IEEE2006OfficeOnline.xsl" StyleName="IEEE" Version="2006"/>
+</file>
+
+<file path=customXml/itemProps1.xml><?xml version="1.0" encoding="utf-8"?>
+<ds:datastoreItem xmlns:ds="http://schemas.openxmlformats.org/officeDocument/2006/customXml" ds:itemID="{E3A18E6C-C0F0-4E09-9FAC-2A85E9845E9E}">
+  <ds:schemaRefs>
+    <ds:schemaRef ds:uri="http://schemas.openxmlformats.org/officeDocument/2006/bibliography"/>
+  </ds:schemaRefs>
+</ds:datastoreItem>
+</file>
+
 <file path=docMetadata/LabelInfo.xml><?xml version="1.0" encoding="utf-8"?>
 <clbl:labelList xmlns:clbl="http://schemas.microsoft.com/office/2020/mipLabelMetadata">
   <clbl:label id="{61fd1d36-fecb-47ca-b7d7-d0df0370a198}" enabled="0" method="" siteId="{61fd1d36-fecb-47ca-b7d7-d0df0370a198}" removed="1"/>

--- a/General Calculations.docx
+++ b/General Calculations.docx
@@ -5701,7 +5701,871 @@
         <w:t xml:space="preserve"> code</w:t>
       </w:r>
     </w:p>
+    <w:p>
+      <w:pPr>
+        <w:rPr>
+          <w:rFonts w:eastAsiaTheme="minorEastAsia"/>
+        </w:rPr>
+      </w:pPr>
+      <w:r>
+        <w:t xml:space="preserve">Flux-units in </w:t>
+      </w:r>
+      <m:oMath>
+        <m:r>
+          <m:rPr>
+            <m:sty m:val="p"/>
+          </m:rPr>
+          <w:rPr>
+            <w:rFonts w:ascii="Cambria Math" w:hAnsi="Cambria Math"/>
+          </w:rPr>
+          <m:t xml:space="preserve">mg </m:t>
+        </m:r>
+        <m:sSup>
+          <m:sSupPr>
+            <m:ctrlPr>
+              <w:rPr>
+                <w:rFonts w:ascii="Cambria Math" w:hAnsi="Cambria Math"/>
+              </w:rPr>
+            </m:ctrlPr>
+          </m:sSupPr>
+          <m:e>
+            <m:r>
+              <m:rPr>
+                <m:sty m:val="p"/>
+              </m:rPr>
+              <w:rPr>
+                <w:rFonts w:ascii="Cambria Math" w:hAnsi="Cambria Math"/>
+              </w:rPr>
+              <m:t>m</m:t>
+            </m:r>
+          </m:e>
+          <m:sup>
+            <m:r>
+              <m:rPr>
+                <m:sty m:val="p"/>
+              </m:rPr>
+              <w:rPr>
+                <w:rFonts w:ascii="Cambria Math" w:hAnsi="Cambria Math"/>
+              </w:rPr>
+              <m:t>-2</m:t>
+            </m:r>
+          </m:sup>
+        </m:sSup>
+        <m:r>
+          <m:rPr>
+            <m:sty m:val="p"/>
+          </m:rPr>
+          <w:rPr>
+            <w:rFonts w:ascii="Cambria Math" w:hAnsi="Cambria Math"/>
+          </w:rPr>
+          <m:t xml:space="preserve"> </m:t>
+        </m:r>
+        <m:sSup>
+          <m:sSupPr>
+            <m:ctrlPr>
+              <w:rPr>
+                <w:rFonts w:ascii="Cambria Math" w:hAnsi="Cambria Math"/>
+              </w:rPr>
+            </m:ctrlPr>
+          </m:sSupPr>
+          <m:e>
+            <m:r>
+              <m:rPr>
+                <m:sty m:val="p"/>
+              </m:rPr>
+              <w:rPr>
+                <w:rFonts w:ascii="Cambria Math" w:hAnsi="Cambria Math"/>
+              </w:rPr>
+              <m:t>h</m:t>
+            </m:r>
+          </m:e>
+          <m:sup>
+            <m:r>
+              <m:rPr>
+                <m:sty m:val="p"/>
+              </m:rPr>
+              <w:rPr>
+                <w:rFonts w:ascii="Cambria Math" w:hAnsi="Cambria Math"/>
+              </w:rPr>
+              <m:t>-1</m:t>
+            </m:r>
+          </m:sup>
+        </m:sSup>
+      </m:oMath>
+    </w:p>
+    <w:p>
+      <w:r>
+        <w:rPr>
+          <w:rFonts w:eastAsiaTheme="minorEastAsia"/>
+        </w:rPr>
+        <w:t>Time-units in h</w:t>
+      </w:r>
+    </w:p>
+    <w:p>
+      <w:pPr>
+        <w:rPr>
+          <w:rFonts w:eastAsiaTheme="minorEastAsia"/>
+        </w:rPr>
+      </w:pPr>
+      <w:r>
+        <w:t xml:space="preserve">One point t=0 current flux is: </w:t>
+      </w:r>
+      <m:oMath>
+        <m:r>
+          <w:rPr>
+            <w:rFonts w:ascii="Cambria Math" w:hAnsi="Cambria Math"/>
+          </w:rPr>
+          <m:t xml:space="preserve">1.73 </m:t>
+        </m:r>
+      </m:oMath>
+    </w:p>
+    <w:p>
+      <w:pPr>
+        <w:rPr>
+          <w:rFonts w:eastAsiaTheme="minorEastAsia"/>
+        </w:rPr>
+      </w:pPr>
+      <w:r>
+        <w:rPr>
+          <w:rFonts w:eastAsiaTheme="minorEastAsia"/>
+        </w:rPr>
+        <w:t>3 closest backgrounds:</w:t>
+      </w:r>
+    </w:p>
+    <w:tbl>
+      <w:tblPr>
+        <w:tblStyle w:val="TableGrid"/>
+        <w:tblW w:w="0" w:type="auto"/>
+        <w:tblLook w:val="04A0" w:firstRow="1" w:lastRow="0" w:firstColumn="1" w:lastColumn="0" w:noHBand="0" w:noVBand="1"/>
+      </w:tblPr>
+      <w:tblGrid>
+        <w:gridCol w:w="1983"/>
+        <w:gridCol w:w="1982"/>
+        <w:gridCol w:w="2052"/>
+        <w:gridCol w:w="1888"/>
+        <w:gridCol w:w="1723"/>
+      </w:tblGrid>
+      <w:tr>
+        <w:tc>
+          <w:tcPr>
+            <w:tcW w:w="1983" w:type="dxa"/>
+          </w:tcPr>
+          <w:p>
+            <w:r>
+              <w:t>F</w:t>
+            </w:r>
+            <w:r>
+              <w:t>i</w:t>
+            </w:r>
+          </w:p>
+        </w:tc>
+        <w:tc>
+          <w:tcPr>
+            <w:tcW w:w="1982" w:type="dxa"/>
+          </w:tcPr>
+          <w:p>
+            <w:r>
+              <w:t xml:space="preserve">Dist </w:t>
+            </w:r>
+          </w:p>
+        </w:tc>
+        <w:tc>
+          <w:tcPr>
+            <w:tcW w:w="2052" w:type="dxa"/>
+          </w:tcPr>
+          <w:p>
+            <w:pPr>
+              <w:rPr>
+                <w:vertAlign w:val="superscript"/>
+              </w:rPr>
+            </w:pPr>
+            <m:oMathPara>
+              <m:oMath>
+                <m:sSub>
+                  <m:sSubPr>
+                    <m:ctrlPr>
+                      <w:rPr>
+                        <w:rFonts w:ascii="Cambria Math" w:hAnsi="Cambria Math"/>
+                        <w:i/>
+                        <w:vertAlign w:val="superscript"/>
+                      </w:rPr>
+                    </m:ctrlPr>
+                  </m:sSubPr>
+                  <m:e>
+                    <m:r>
+                      <w:rPr>
+                        <w:rFonts w:ascii="Cambria Math" w:hAnsi="Cambria Math"/>
+                        <w:vertAlign w:val="superscript"/>
+                      </w:rPr>
+                      <m:t>w</m:t>
+                    </m:r>
+                  </m:e>
+                  <m:sub>
+                    <m:r>
+                      <w:rPr>
+                        <w:rFonts w:ascii="Cambria Math" w:hAnsi="Cambria Math"/>
+                        <w:vertAlign w:val="superscript"/>
+                      </w:rPr>
+                      <m:t>i</m:t>
+                    </m:r>
+                  </m:sub>
+                </m:sSub>
+                <m:r>
+                  <w:rPr>
+                    <w:rFonts w:ascii="Cambria Math" w:hAnsi="Cambria Math"/>
+                    <w:vertAlign w:val="superscript"/>
+                  </w:rPr>
+                  <m:t>=</m:t>
+                </m:r>
+                <m:f>
+                  <m:fPr>
+                    <m:ctrlPr>
+                      <w:rPr>
+                        <w:rFonts w:ascii="Cambria Math" w:hAnsi="Cambria Math"/>
+                        <w:vertAlign w:val="superscript"/>
+                      </w:rPr>
+                    </m:ctrlPr>
+                  </m:fPr>
+                  <m:num>
+                    <m:r>
+                      <m:rPr>
+                        <m:sty m:val="p"/>
+                      </m:rPr>
+                      <w:rPr>
+                        <w:rFonts w:ascii="Cambria Math" w:hAnsi="Cambria Math"/>
+                        <w:vertAlign w:val="superscript"/>
+                      </w:rPr>
+                      <m:t>1</m:t>
+                    </m:r>
+                  </m:num>
+                  <m:den>
+                    <m:r>
+                      <m:rPr>
+                        <m:sty m:val="p"/>
+                      </m:rPr>
+                      <w:rPr>
+                        <w:rFonts w:ascii="Cambria Math" w:hAnsi="Cambria Math"/>
+                        <w:vertAlign w:val="superscript"/>
+                      </w:rPr>
+                      <m:t>dis</m:t>
+                    </m:r>
+                    <m:sSup>
+                      <m:sSupPr>
+                        <m:ctrlPr>
+                          <w:rPr>
+                            <w:rFonts w:ascii="Cambria Math" w:hAnsi="Cambria Math"/>
+                            <w:vertAlign w:val="superscript"/>
+                          </w:rPr>
+                        </m:ctrlPr>
+                      </m:sSupPr>
+                      <m:e>
+                        <m:r>
+                          <m:rPr>
+                            <m:sty m:val="p"/>
+                          </m:rPr>
+                          <w:rPr>
+                            <w:rFonts w:ascii="Cambria Math" w:hAnsi="Cambria Math"/>
+                            <w:vertAlign w:val="superscript"/>
+                          </w:rPr>
+                          <m:t>t</m:t>
+                        </m:r>
+                      </m:e>
+                      <m:sup>
+                        <m:r>
+                          <m:rPr>
+                            <m:sty m:val="p"/>
+                          </m:rPr>
+                          <w:rPr>
+                            <w:rFonts w:ascii="Cambria Math" w:hAnsi="Cambria Math"/>
+                            <w:vertAlign w:val="superscript"/>
+                          </w:rPr>
+                          <m:t>2</m:t>
+                        </m:r>
+                      </m:sup>
+                    </m:sSup>
+                  </m:den>
+                </m:f>
+              </m:oMath>
+            </m:oMathPara>
+          </w:p>
+        </w:tc>
+        <w:tc>
+          <w:tcPr>
+            <w:tcW w:w="1888" w:type="dxa"/>
+          </w:tcPr>
+          <w:p>
+            <w:pPr>
+              <w:rPr>
+                <w:rFonts w:ascii="Calibri Light" w:eastAsia="Times New Roman" w:hAnsi="Calibri Light" w:cs="Times New Roman"/>
+                <w:vertAlign w:val="superscript"/>
+              </w:rPr>
+            </w:pPr>
+            <m:oMathPara>
+              <m:oMath>
+                <m:sSubSup>
+                  <m:sSubSupPr>
+                    <m:ctrlPr>
+                      <w:rPr>
+                        <w:rFonts w:ascii="Cambria Math" w:eastAsia="Times New Roman" w:hAnsi="Cambria Math" w:cs="Times New Roman"/>
+                        <w:i/>
+                        <w:vertAlign w:val="superscript"/>
+                      </w:rPr>
+                    </m:ctrlPr>
+                  </m:sSubSupPr>
+                  <m:e>
+                    <m:r>
+                      <w:rPr>
+                        <w:rFonts w:ascii="Cambria Math" w:eastAsia="Times New Roman" w:hAnsi="Cambria Math" w:cs="Times New Roman"/>
+                        <w:vertAlign w:val="superscript"/>
+                      </w:rPr>
+                      <m:t>w</m:t>
+                    </m:r>
+                  </m:e>
+                  <m:sub>
+                    <m:r>
+                      <w:rPr>
+                        <w:rFonts w:ascii="Cambria Math" w:eastAsia="Times New Roman" w:hAnsi="Cambria Math" w:cs="Times New Roman"/>
+                        <w:vertAlign w:val="superscript"/>
+                      </w:rPr>
+                      <m:t>i</m:t>
+                    </m:r>
+                  </m:sub>
+                  <m:sup>
+                    <m:r>
+                      <w:rPr>
+                        <w:rFonts w:ascii="Cambria Math" w:eastAsia="Times New Roman" w:hAnsi="Cambria Math" w:cs="Times New Roman"/>
+                        <w:vertAlign w:val="superscript"/>
+                      </w:rPr>
+                      <m:t>'</m:t>
+                    </m:r>
+                  </m:sup>
+                </m:sSubSup>
+                <m:r>
+                  <w:rPr>
+                    <w:rFonts w:ascii="Cambria Math" w:eastAsia="Times New Roman" w:hAnsi="Cambria Math" w:cs="Times New Roman"/>
+                    <w:vertAlign w:val="superscript"/>
+                  </w:rPr>
+                  <m:t>=</m:t>
+                </m:r>
+                <m:f>
+                  <m:fPr>
+                    <m:ctrlPr>
+                      <w:rPr>
+                        <w:rFonts w:ascii="Cambria Math" w:eastAsia="Times New Roman" w:hAnsi="Cambria Math" w:cs="Times New Roman"/>
+                        <w:i/>
+                        <w:vertAlign w:val="superscript"/>
+                      </w:rPr>
+                    </m:ctrlPr>
+                  </m:fPr>
+                  <m:num>
+                    <m:sSub>
+                      <m:sSubPr>
+                        <m:ctrlPr>
+                          <w:rPr>
+                            <w:rFonts w:ascii="Cambria Math" w:eastAsia="Times New Roman" w:hAnsi="Cambria Math" w:cs="Times New Roman"/>
+                            <w:i/>
+                            <w:vertAlign w:val="superscript"/>
+                          </w:rPr>
+                        </m:ctrlPr>
+                      </m:sSubPr>
+                      <m:e>
+                        <m:r>
+                          <w:rPr>
+                            <w:rFonts w:ascii="Cambria Math" w:eastAsia="Times New Roman" w:hAnsi="Cambria Math" w:cs="Times New Roman"/>
+                            <w:vertAlign w:val="superscript"/>
+                          </w:rPr>
+                          <m:t>w</m:t>
+                        </m:r>
+                      </m:e>
+                      <m:sub>
+                        <m:r>
+                          <w:rPr>
+                            <w:rFonts w:ascii="Cambria Math" w:eastAsia="Times New Roman" w:hAnsi="Cambria Math" w:cs="Times New Roman"/>
+                            <w:vertAlign w:val="superscript"/>
+                          </w:rPr>
+                          <m:t>i</m:t>
+                        </m:r>
+                      </m:sub>
+                    </m:sSub>
+                  </m:num>
+                  <m:den>
+                    <m:nary>
+                      <m:naryPr>
+                        <m:chr m:val="∑"/>
+                        <m:limLoc m:val="undOvr"/>
+                        <m:subHide m:val="1"/>
+                        <m:supHide m:val="1"/>
+                        <m:ctrlPr>
+                          <w:rPr>
+                            <w:rFonts w:ascii="Cambria Math" w:eastAsiaTheme="minorEastAsia" w:hAnsi="Cambria Math"/>
+                            <w:i/>
+                          </w:rPr>
+                        </m:ctrlPr>
+                      </m:naryPr>
+                      <m:sub/>
+                      <m:sup/>
+                      <m:e>
+                        <m:sSub>
+                          <m:sSubPr>
+                            <m:ctrlPr>
+                              <w:rPr>
+                                <w:rFonts w:ascii="Cambria Math" w:eastAsiaTheme="minorEastAsia" w:hAnsi="Cambria Math"/>
+                                <w:i/>
+                              </w:rPr>
+                            </m:ctrlPr>
+                          </m:sSubPr>
+                          <m:e>
+                            <m:r>
+                              <w:rPr>
+                                <w:rFonts w:ascii="Cambria Math" w:eastAsiaTheme="minorEastAsia" w:hAnsi="Cambria Math"/>
+                              </w:rPr>
+                              <m:t>w</m:t>
+                            </m:r>
+                          </m:e>
+                          <m:sub>
+                            <m:r>
+                              <w:rPr>
+                                <w:rFonts w:ascii="Cambria Math" w:eastAsiaTheme="minorEastAsia" w:hAnsi="Cambria Math"/>
+                              </w:rPr>
+                              <m:t>i</m:t>
+                            </m:r>
+                          </m:sub>
+                        </m:sSub>
+                      </m:e>
+                    </m:nary>
+                  </m:den>
+                </m:f>
+              </m:oMath>
+            </m:oMathPara>
+          </w:p>
+        </w:tc>
+        <w:tc>
+          <w:tcPr>
+            <w:tcW w:w="1723" w:type="dxa"/>
+          </w:tcPr>
+          <w:p>
+            <w:pPr>
+              <w:rPr>
+                <w:rFonts w:ascii="Calibri Light" w:eastAsia="Times New Roman" w:hAnsi="Calibri Light" w:cs="Times New Roman"/>
+                <w:vertAlign w:val="superscript"/>
+              </w:rPr>
+            </w:pPr>
+            <m:oMathPara>
+              <m:oMath>
+                <m:sSubSup>
+                  <m:sSubSupPr>
+                    <m:ctrlPr>
+                      <w:rPr>
+                        <w:rFonts w:ascii="Cambria Math" w:eastAsia="Times New Roman" w:hAnsi="Cambria Math" w:cs="Times New Roman"/>
+                        <w:i/>
+                        <w:vertAlign w:val="superscript"/>
+                      </w:rPr>
+                    </m:ctrlPr>
+                  </m:sSubSupPr>
+                  <m:e>
+                    <m:r>
+                      <w:rPr>
+                        <w:rFonts w:ascii="Cambria Math" w:eastAsia="Times New Roman" w:hAnsi="Cambria Math" w:cs="Times New Roman"/>
+                        <w:vertAlign w:val="superscript"/>
+                      </w:rPr>
+                      <m:t>F</m:t>
+                    </m:r>
+                  </m:e>
+                  <m:sub>
+                    <m:r>
+                      <w:rPr>
+                        <w:rFonts w:ascii="Cambria Math" w:eastAsia="Times New Roman" w:hAnsi="Cambria Math" w:cs="Times New Roman"/>
+                        <w:vertAlign w:val="superscript"/>
+                      </w:rPr>
+                      <m:t>i</m:t>
+                    </m:r>
+                  </m:sub>
+                  <m:sup>
+                    <m:r>
+                      <w:rPr>
+                        <w:rFonts w:ascii="Cambria Math" w:eastAsia="Times New Roman" w:hAnsi="Cambria Math" w:cs="Times New Roman"/>
+                        <w:vertAlign w:val="superscript"/>
+                      </w:rPr>
+                      <m:t>'</m:t>
+                    </m:r>
+                  </m:sup>
+                </m:sSubSup>
+                <m:r>
+                  <w:rPr>
+                    <w:rFonts w:ascii="Cambria Math" w:eastAsia="Times New Roman" w:hAnsi="Cambria Math" w:cs="Times New Roman"/>
+                    <w:vertAlign w:val="superscript"/>
+                  </w:rPr>
+                  <m:t>=</m:t>
+                </m:r>
+                <m:sSubSup>
+                  <m:sSubSupPr>
+                    <m:ctrlPr>
+                      <w:rPr>
+                        <w:rFonts w:ascii="Cambria Math" w:eastAsia="Times New Roman" w:hAnsi="Cambria Math" w:cs="Times New Roman"/>
+                        <w:i/>
+                        <w:vertAlign w:val="superscript"/>
+                      </w:rPr>
+                    </m:ctrlPr>
+                  </m:sSubSupPr>
+                  <m:e>
+                    <m:r>
+                      <w:rPr>
+                        <w:rFonts w:ascii="Cambria Math" w:eastAsia="Times New Roman" w:hAnsi="Cambria Math" w:cs="Times New Roman"/>
+                        <w:vertAlign w:val="superscript"/>
+                      </w:rPr>
+                      <m:t>Fw</m:t>
+                    </m:r>
+                  </m:e>
+                  <m:sub>
+                    <m:r>
+                      <w:rPr>
+                        <w:rFonts w:ascii="Cambria Math" w:eastAsia="Times New Roman" w:hAnsi="Cambria Math" w:cs="Times New Roman"/>
+                        <w:vertAlign w:val="superscript"/>
+                      </w:rPr>
+                      <m:t>i</m:t>
+                    </m:r>
+                  </m:sub>
+                  <m:sup>
+                    <m:r>
+                      <w:rPr>
+                        <w:rFonts w:ascii="Cambria Math" w:eastAsia="Times New Roman" w:hAnsi="Cambria Math" w:cs="Times New Roman"/>
+                        <w:vertAlign w:val="superscript"/>
+                      </w:rPr>
+                      <m:t>'</m:t>
+                    </m:r>
+                  </m:sup>
+                </m:sSubSup>
+              </m:oMath>
+            </m:oMathPara>
+          </w:p>
+        </w:tc>
+      </w:tr>
+      <w:tr>
+        <w:tc>
+          <w:tcPr>
+            <w:tcW w:w="1983" w:type="dxa"/>
+          </w:tcPr>
+          <w:p>
+            <w:r>
+              <w:t>1.58</w:t>
+            </w:r>
+          </w:p>
+        </w:tc>
+        <w:tc>
+          <w:tcPr>
+            <w:tcW w:w="1982" w:type="dxa"/>
+          </w:tcPr>
+          <w:p>
+            <w:r>
+              <w:t>0.13</w:t>
+            </w:r>
+          </w:p>
+        </w:tc>
+        <w:tc>
+          <w:tcPr>
+            <w:tcW w:w="2052" w:type="dxa"/>
+          </w:tcPr>
+          <w:p>
+            <w:r>
+              <w:t>59.17</w:t>
+            </w:r>
+          </w:p>
+        </w:tc>
+        <w:tc>
+          <w:tcPr>
+            <w:tcW w:w="1888" w:type="dxa"/>
+          </w:tcPr>
+          <w:p>
+            <w:r>
+              <w:t>0.930</w:t>
+            </w:r>
+          </w:p>
+        </w:tc>
+        <w:tc>
+          <w:tcPr>
+            <w:tcW w:w="1723" w:type="dxa"/>
+          </w:tcPr>
+          <w:p>
+            <w:r>
+              <w:t>1.470</w:t>
+            </w:r>
+          </w:p>
+        </w:tc>
+      </w:tr>
+      <w:tr>
+        <w:tc>
+          <w:tcPr>
+            <w:tcW w:w="1983" w:type="dxa"/>
+          </w:tcPr>
+          <w:p>
+            <w:r>
+              <w:t>2.78</w:t>
+            </w:r>
+          </w:p>
+        </w:tc>
+        <w:tc>
+          <w:tcPr>
+            <w:tcW w:w="1982" w:type="dxa"/>
+          </w:tcPr>
+          <w:p>
+            <w:r>
+              <w:t>0.53</w:t>
+            </w:r>
+          </w:p>
+        </w:tc>
+        <w:tc>
+          <w:tcPr>
+            <w:tcW w:w="2052" w:type="dxa"/>
+          </w:tcPr>
+          <w:p>
+            <w:r>
+              <w:t>3.55</w:t>
+            </w:r>
+          </w:p>
+        </w:tc>
+        <w:tc>
+          <w:tcPr>
+            <w:tcW w:w="1888" w:type="dxa"/>
+          </w:tcPr>
+          <w:p>
+            <w:r>
+              <w:t>0.056</w:t>
+            </w:r>
+          </w:p>
+        </w:tc>
+        <w:tc>
+          <w:tcPr>
+            <w:tcW w:w="1723" w:type="dxa"/>
+          </w:tcPr>
+          <w:p>
+            <w:r>
+              <w:t>0.155</w:t>
+            </w:r>
+          </w:p>
+        </w:tc>
+      </w:tr>
+      <w:tr>
+        <w:tc>
+          <w:tcPr>
+            <w:tcW w:w="1983" w:type="dxa"/>
+          </w:tcPr>
+          <w:p>
+            <w:r>
+              <w:t>3.26</w:t>
+            </w:r>
+          </w:p>
+        </w:tc>
+        <w:tc>
+          <w:tcPr>
+            <w:tcW w:w="1982" w:type="dxa"/>
+          </w:tcPr>
+          <w:p>
+            <w:r>
+              <w:t>1.06</w:t>
+            </w:r>
+          </w:p>
+        </w:tc>
+        <w:tc>
+          <w:tcPr>
+            <w:tcW w:w="2052" w:type="dxa"/>
+          </w:tcPr>
+          <w:p>
+            <w:r>
+              <w:t>0.09</w:t>
+            </w:r>
+          </w:p>
+        </w:tc>
+        <w:tc>
+          <w:tcPr>
+            <w:tcW w:w="1888" w:type="dxa"/>
+          </w:tcPr>
+          <w:p>
+            <w:r>
+              <w:t>0.014</w:t>
+            </w:r>
+          </w:p>
+        </w:tc>
+        <w:tc>
+          <w:tcPr>
+            <w:tcW w:w="1723" w:type="dxa"/>
+          </w:tcPr>
+          <w:p>
+            <w:r>
+              <w:t>0.046</w:t>
+            </w:r>
+          </w:p>
+        </w:tc>
+      </w:tr>
+    </w:tbl>
     <w:p/>
+    <w:p>
+      <w:r>
+        <w:t xml:space="preserve">Notice how the normalized weights </w:t>
+      </w:r>
+      <w:r>
+        <w:t>add</w:t>
+      </w:r>
+      <w:r>
+        <w:t xml:space="preserve"> to 1</w:t>
+      </w:r>
+    </w:p>
+    <w:p>
+      <w:r>
+        <w:t xml:space="preserve">Sum of Weights </w:t>
+      </w:r>
+    </w:p>
+    <w:p>
+      <w:pPr>
+        <w:rPr>
+          <w:rFonts w:eastAsiaTheme="minorEastAsia"/>
+        </w:rPr>
+      </w:pPr>
+      <m:oMathPara>
+        <m:oMath>
+          <m:nary>
+            <m:naryPr>
+              <m:chr m:val="∑"/>
+              <m:limLoc m:val="undOvr"/>
+              <m:subHide m:val="1"/>
+              <m:supHide m:val="1"/>
+              <m:ctrlPr>
+                <w:rPr>
+                  <w:rFonts w:ascii="Cambria Math" w:eastAsiaTheme="minorEastAsia" w:hAnsi="Cambria Math"/>
+                  <w:i/>
+                </w:rPr>
+              </m:ctrlPr>
+            </m:naryPr>
+            <m:sub/>
+            <m:sup/>
+            <m:e>
+              <m:sSub>
+                <m:sSubPr>
+                  <m:ctrlPr>
+                    <w:rPr>
+                      <w:rFonts w:ascii="Cambria Math" w:eastAsiaTheme="minorEastAsia" w:hAnsi="Cambria Math"/>
+                      <w:i/>
+                    </w:rPr>
+                  </m:ctrlPr>
+                </m:sSubPr>
+                <m:e>
+                  <m:r>
+                    <w:rPr>
+                      <w:rFonts w:ascii="Cambria Math" w:eastAsiaTheme="minorEastAsia" w:hAnsi="Cambria Math"/>
+                    </w:rPr>
+                    <m:t>w</m:t>
+                  </m:r>
+                </m:e>
+                <m:sub>
+                  <m:r>
+                    <w:rPr>
+                      <w:rFonts w:ascii="Cambria Math" w:eastAsiaTheme="minorEastAsia" w:hAnsi="Cambria Math"/>
+                    </w:rPr>
+                    <m:t>i</m:t>
+                  </m:r>
+                </m:sub>
+              </m:sSub>
+            </m:e>
+          </m:nary>
+          <m:r>
+            <w:rPr>
+              <w:rFonts w:ascii="Cambria Math" w:eastAsiaTheme="minorEastAsia" w:hAnsi="Cambria Math"/>
+            </w:rPr>
+            <m:t xml:space="preserve">= </m:t>
+          </m:r>
+          <m:r>
+            <w:rPr>
+              <w:rFonts w:ascii="Cambria Math" w:hAnsi="Cambria Math"/>
+            </w:rPr>
+            <m:t>59.17+3.55+0.09=63.62</m:t>
+          </m:r>
+        </m:oMath>
+      </m:oMathPara>
+    </w:p>
+    <w:p>
+      <w:pPr>
+        <w:rPr>
+          <w:rFonts w:eastAsiaTheme="minorEastAsia"/>
+        </w:rPr>
+      </w:pPr>
+      <w:r>
+        <w:rPr>
+          <w:rFonts w:eastAsiaTheme="minorEastAsia"/>
+        </w:rPr>
+        <w:t>Sum the weighted fluxes</w:t>
+      </w:r>
+    </w:p>
+    <w:p>
+      <w:pPr>
+        <w:rPr>
+          <w:rFonts w:eastAsiaTheme="minorEastAsia"/>
+        </w:rPr>
+      </w:pPr>
+      <m:oMathPara>
+        <m:oMath>
+          <m:r>
+            <w:rPr>
+              <w:rFonts w:ascii="Cambria Math" w:hAnsi="Cambria Math"/>
+            </w:rPr>
+            <m:t>1.470+0.155+0.046</m:t>
+          </m:r>
+          <m:r>
+            <w:rPr>
+              <w:rFonts w:ascii="Cambria Math" w:hAnsi="Cambria Math"/>
+            </w:rPr>
+            <m:t>=1.671</m:t>
+          </m:r>
+        </m:oMath>
+      </m:oMathPara>
+    </w:p>
+    <w:p>
+      <m:oMathPara>
+        <m:oMath>
+          <m:sSub>
+            <m:sSubPr>
+              <m:ctrlPr>
+                <w:rPr>
+                  <w:rFonts w:ascii="Cambria Math" w:hAnsi="Cambria Math"/>
+                  <w:i/>
+                </w:rPr>
+              </m:ctrlPr>
+            </m:sSubPr>
+            <m:e>
+              <m:r>
+                <w:rPr>
+                  <w:rFonts w:ascii="Cambria Math" w:hAnsi="Cambria Math"/>
+                </w:rPr>
+                <m:t>F</m:t>
+              </m:r>
+            </m:e>
+            <m:sub>
+              <m:r>
+                <w:rPr>
+                  <w:rFonts w:ascii="Cambria Math" w:hAnsi="Cambria Math"/>
+                </w:rPr>
+                <m:t>BC</m:t>
+              </m:r>
+            </m:sub>
+          </m:sSub>
+          <m:r>
+            <w:rPr>
+              <w:rFonts w:ascii="Cambria Math" w:hAnsi="Cambria Math"/>
+            </w:rPr>
+            <m:t>=1.73-1.671</m:t>
+          </m:r>
+          <m:r>
+            <w:rPr>
+              <w:rFonts w:ascii="Cambria Math" w:hAnsi="Cambria Math"/>
+            </w:rPr>
+            <m:t>=0.06</m:t>
+          </m:r>
+        </m:oMath>
+      </m:oMathPara>
+    </w:p>
+    <w:p>
+      <w:r>
+        <w:t>Same as code</w:t>
+      </w:r>
+    </w:p>
     <w:p>
       <w:pPr>
         <w:pStyle w:val="Heading1"/>
@@ -6140,6 +7004,7 @@
             <w:rPr>
               <w:rFonts w:ascii="Cambria Math" w:hAnsi="Cambria Math"/>
             </w:rPr>
+            <w:lastRenderedPageBreak/>
             <m:t xml:space="preserve">ρ≅1000 kg </m:t>
           </m:r>
           <m:sSup>
@@ -7934,6 +8799,7 @@
         <w:rPr>
           <w:rFonts w:eastAsiaTheme="minorEastAsia"/>
         </w:rPr>
+        <w:lastRenderedPageBreak/>
         <w:t>Equilibrium at interphase</w:t>
       </w:r>
     </w:p>
@@ -11109,7 +11975,6 @@
             <w:rPr>
               <w:rFonts w:ascii="Cambria Math" w:hAnsi="Cambria Math"/>
             </w:rPr>
-            <w:lastRenderedPageBreak/>
             <m:t>TAN=</m:t>
           </m:r>
           <m:d>
@@ -13470,16 +14335,7 @@
                     <w:rPr>
                       <w:rFonts w:ascii="Cambria Math" w:eastAsiaTheme="minorEastAsia" w:hAnsi="Cambria Math"/>
                     </w:rPr>
-                    <m:t>TAN</m:t>
-                  </m:r>
-                  <m:r>
-                    <m:rPr>
-                      <m:sty m:val="p"/>
-                    </m:rPr>
-                    <w:rPr>
-                      <w:rFonts w:ascii="Cambria Math" w:eastAsiaTheme="minorEastAsia" w:hAnsi="Cambria Math"/>
-                    </w:rPr>
-                    <m:t>-</m:t>
+                    <m:t>TAN-</m:t>
                   </m:r>
                   <m:d>
                     <m:dPr>
@@ -13554,7 +14410,6 @@
         <w:rPr>
           <w:rFonts w:eastAsiaTheme="minorEastAsia"/>
         </w:rPr>
-        <w:lastRenderedPageBreak/>
         <w:t>Isolate the fraction, NH</w:t>
       </w:r>
       <w:r>
@@ -16369,6 +17224,25 @@
       <w:contextualSpacing/>
     </w:pPr>
   </w:style>
+  <w:style w:type="table" w:styleId="TableGrid">
+    <w:name w:val="Table Grid"/>
+    <w:basedOn w:val="TableNormal"/>
+    <w:uiPriority w:val="39"/>
+    <w:rsid w:val="001F4884"/>
+    <w:pPr>
+      <w:spacing w:after="0" w:line="240" w:lineRule="auto"/>
+    </w:pPr>
+    <w:tblPr>
+      <w:tblBorders>
+        <w:top w:val="single" w:sz="4" w:space="0" w:color="auto"/>
+        <w:left w:val="single" w:sz="4" w:space="0" w:color="auto"/>
+        <w:bottom w:val="single" w:sz="4" w:space="0" w:color="auto"/>
+        <w:right w:val="single" w:sz="4" w:space="0" w:color="auto"/>
+        <w:insideH w:val="single" w:sz="4" w:space="0" w:color="auto"/>
+        <w:insideV w:val="single" w:sz="4" w:space="0" w:color="auto"/>
+      </w:tblBorders>
+    </w:tblPr>
+  </w:style>
 </w:styles>
 </file>
 

--- a/General Calculations.docx
+++ b/General Calculations.docx
@@ -364,20 +364,49 @@
         <w:rPr>
           <w:rFonts w:eastAsiaTheme="minorEastAsia"/>
         </w:rPr>
-        <w:t>Where n</w:t>
+        <w:t xml:space="preserve">Where </w:t>
+      </w:r>
+      <w:proofErr w:type="spellStart"/>
+      <w:r>
+        <w:rPr>
+          <w:rFonts w:eastAsiaTheme="minorEastAsia"/>
+        </w:rPr>
+        <w:t>n</w:t>
       </w:r>
       <w:r>
         <w:rPr>
           <w:rFonts w:eastAsiaTheme="minorEastAsia"/>
           <w:vertAlign w:val="subscript"/>
         </w:rPr>
-        <w:t xml:space="preserve">i </w:t>
+        <w:t>i</w:t>
+      </w:r>
+      <w:proofErr w:type="spellEnd"/>
+      <w:r>
+        <w:rPr>
+          <w:rFonts w:eastAsiaTheme="minorEastAsia"/>
+          <w:vertAlign w:val="subscript"/>
+        </w:rPr>
+        <w:t xml:space="preserve"> </w:t>
       </w:r>
       <w:r>
         <w:rPr>
           <w:rFonts w:eastAsiaTheme="minorEastAsia"/>
         </w:rPr>
-        <w:t xml:space="preserve">is the number of molecules of the gas </w:t>
+        <w:t xml:space="preserve">is the number of molecules of </w:t>
+      </w:r>
+      <w:proofErr w:type="gramStart"/>
+      <w:r>
+        <w:rPr>
+          <w:rFonts w:eastAsiaTheme="minorEastAsia"/>
+        </w:rPr>
+        <w:t>the gas</w:t>
+      </w:r>
+      <w:proofErr w:type="gramEnd"/>
+      <w:r>
+        <w:rPr>
+          <w:rFonts w:eastAsiaTheme="minorEastAsia"/>
+        </w:rPr>
+        <w:t xml:space="preserve"> </w:t>
       </w:r>
       <w:r>
         <w:rPr>
@@ -401,7 +430,14 @@
         <w:rPr>
           <w:rFonts w:eastAsiaTheme="minorEastAsia"/>
         </w:rPr>
-        <w:t>volume and n</w:t>
+        <w:t xml:space="preserve">volume and </w:t>
+      </w:r>
+      <w:proofErr w:type="spellStart"/>
+      <w:r>
+        <w:rPr>
+          <w:rFonts w:eastAsiaTheme="minorEastAsia"/>
+        </w:rPr>
+        <w:t>n</w:t>
       </w:r>
       <w:r>
         <w:rPr>
@@ -410,6 +446,7 @@
         </w:rPr>
         <w:t>total</w:t>
       </w:r>
+      <w:proofErr w:type="spellEnd"/>
       <w:r>
         <w:rPr>
           <w:rFonts w:eastAsiaTheme="minorEastAsia"/>
@@ -432,7 +469,28 @@
         <w:rPr>
           <w:rFonts w:eastAsiaTheme="minorEastAsia"/>
         </w:rPr>
-        <w:t xml:space="preserve"> According to the ideal gas law (PV=nRT), the concentration can be expressed by the partial pressure p</w:t>
+        <w:t xml:space="preserve"> According to the ideal gas law (PV=</w:t>
+      </w:r>
+      <w:proofErr w:type="spellStart"/>
+      <w:r>
+        <w:rPr>
+          <w:rFonts w:eastAsiaTheme="minorEastAsia"/>
+        </w:rPr>
+        <w:t>nRT</w:t>
+      </w:r>
+      <w:proofErr w:type="spellEnd"/>
+      <w:r>
+        <w:rPr>
+          <w:rFonts w:eastAsiaTheme="minorEastAsia"/>
+        </w:rPr>
+        <w:t xml:space="preserve">), the concentration can be expressed by the partial pressure </w:t>
+      </w:r>
+      <w:proofErr w:type="spellStart"/>
+      <w:r>
+        <w:rPr>
+          <w:rFonts w:eastAsiaTheme="minorEastAsia"/>
+        </w:rPr>
+        <w:t>p</w:t>
       </w:r>
       <w:r>
         <w:rPr>
@@ -441,11 +499,19 @@
         </w:rPr>
         <w:t>A</w:t>
       </w:r>
+      <w:proofErr w:type="spellEnd"/>
       <w:r>
         <w:rPr>
           <w:rFonts w:eastAsiaTheme="minorEastAsia"/>
         </w:rPr>
-        <w:t xml:space="preserve"> relative to the total pressure P</w:t>
+        <w:t xml:space="preserve"> relative to the total pressure </w:t>
+      </w:r>
+      <w:proofErr w:type="spellStart"/>
+      <w:r>
+        <w:rPr>
+          <w:rFonts w:eastAsiaTheme="minorEastAsia"/>
+        </w:rPr>
+        <w:t>P</w:t>
       </w:r>
       <w:r>
         <w:rPr>
@@ -454,6 +520,7 @@
         </w:rPr>
         <w:t>total</w:t>
       </w:r>
+      <w:proofErr w:type="spellEnd"/>
       <w:r>
         <w:rPr>
           <w:rFonts w:eastAsiaTheme="minorEastAsia"/>
@@ -545,7 +612,21 @@
         <w:rPr>
           <w:rFonts w:eastAsiaTheme="minorEastAsia"/>
         </w:rPr>
-        <w:t>From the ideal gas law we know that the total number of molecules</w:t>
+        <w:t xml:space="preserve">From the ideal gas </w:t>
+      </w:r>
+      <w:proofErr w:type="gramStart"/>
+      <w:r>
+        <w:rPr>
+          <w:rFonts w:eastAsiaTheme="minorEastAsia"/>
+        </w:rPr>
+        <w:t>law</w:t>
+      </w:r>
+      <w:proofErr w:type="gramEnd"/>
+      <w:r>
+        <w:rPr>
+          <w:rFonts w:eastAsiaTheme="minorEastAsia"/>
+        </w:rPr>
+        <w:t xml:space="preserve"> we know that the total number of molecules</w:t>
       </w:r>
       <w:r>
         <w:rPr>
@@ -677,11 +758,19 @@
           <w:iCs/>
         </w:rPr>
       </w:pPr>
+      <w:proofErr w:type="gramStart"/>
       <w:r>
         <w:rPr>
           <w:iCs/>
         </w:rPr>
-        <w:t>Hence we can calculate the concentration in moles of A per volume V from C(ppm):</w:t>
+        <w:t>Hence</w:t>
+      </w:r>
+      <w:proofErr w:type="gramEnd"/>
+      <w:r>
+        <w:rPr>
+          <w:iCs/>
+        </w:rPr>
+        <w:t xml:space="preserve"> we can calculate the concentration in moles of A per volume V from C(ppm):</w:t>
       </w:r>
     </w:p>
     <w:p>
@@ -3518,7 +3607,27 @@
           <w:sz w:val="20"/>
           <w:szCs w:val="20"/>
         </w:rPr>
-        <w:t xml:space="preserve">3 being an emperical constant for the system </w:t>
+        <w:t xml:space="preserve">3 being an </w:t>
+      </w:r>
+      <w:proofErr w:type="spellStart"/>
+      <w:r>
+        <w:rPr>
+          <w:rFonts w:eastAsiaTheme="minorEastAsia"/>
+          <w:iCs/>
+          <w:sz w:val="20"/>
+          <w:szCs w:val="20"/>
+        </w:rPr>
+        <w:t>emperical</w:t>
+      </w:r>
+      <w:proofErr w:type="spellEnd"/>
+      <w:r>
+        <w:rPr>
+          <w:rFonts w:eastAsiaTheme="minorEastAsia"/>
+          <w:iCs/>
+          <w:sz w:val="20"/>
+          <w:szCs w:val="20"/>
+        </w:rPr>
+        <w:t xml:space="preserve"> constant for the system </w:t>
       </w:r>
     </w:p>
     <w:p>
@@ -5852,10 +5961,7 @@
           </w:tcPr>
           <w:p>
             <w:r>
-              <w:t>F</w:t>
-            </w:r>
-            <w:r>
-              <w:t>i</w:t>
+              <w:t>Fi</w:t>
             </w:r>
           </w:p>
         </w:tc>
@@ -5864,8 +5970,13 @@
             <w:tcW w:w="1982" w:type="dxa"/>
           </w:tcPr>
           <w:p>
+            <w:proofErr w:type="spellStart"/>
             <w:r>
-              <w:t xml:space="preserve">Dist </w:t>
+              <w:t>Dist</w:t>
+            </w:r>
+            <w:proofErr w:type="spellEnd"/>
+            <w:r>
+              <w:t xml:space="preserve"> </w:t>
             </w:r>
           </w:p>
         </w:tc>
@@ -5886,13 +5997,15 @@
                     <m:ctrlPr>
                       <w:rPr>
                         <w:rFonts w:ascii="Cambria Math" w:hAnsi="Cambria Math"/>
-                        <w:i/>
                         <w:vertAlign w:val="superscript"/>
                       </w:rPr>
                     </m:ctrlPr>
                   </m:sSubPr>
                   <m:e>
                     <m:r>
+                      <m:rPr>
+                        <m:sty m:val="p"/>
+                      </m:rPr>
                       <w:rPr>
                         <w:rFonts w:ascii="Cambria Math" w:hAnsi="Cambria Math"/>
                         <w:vertAlign w:val="superscript"/>
@@ -5902,6 +6015,9 @@
                   </m:e>
                   <m:sub>
                     <m:r>
+                      <m:rPr>
+                        <m:sty m:val="p"/>
+                      </m:rPr>
                       <w:rPr>
                         <w:rFonts w:ascii="Cambria Math" w:hAnsi="Cambria Math"/>
                         <w:vertAlign w:val="superscript"/>
@@ -5911,6 +6027,9 @@
                   </m:sub>
                 </m:sSub>
                 <m:r>
+                  <m:rPr>
+                    <m:sty m:val="p"/>
+                  </m:rPr>
                   <w:rPr>
                     <w:rFonts w:ascii="Cambria Math" w:hAnsi="Cambria Math"/>
                     <w:vertAlign w:val="superscript"/>
@@ -6007,13 +6126,15 @@
                     <m:ctrlPr>
                       <w:rPr>
                         <w:rFonts w:ascii="Cambria Math" w:eastAsia="Times New Roman" w:hAnsi="Cambria Math" w:cs="Times New Roman"/>
-                        <w:i/>
                         <w:vertAlign w:val="superscript"/>
                       </w:rPr>
                     </m:ctrlPr>
                   </m:sSubSupPr>
                   <m:e>
                     <m:r>
+                      <m:rPr>
+                        <m:sty m:val="p"/>
+                      </m:rPr>
                       <w:rPr>
                         <w:rFonts w:ascii="Cambria Math" w:eastAsia="Times New Roman" w:hAnsi="Cambria Math" w:cs="Times New Roman"/>
                         <w:vertAlign w:val="superscript"/>
@@ -6023,6 +6144,9 @@
                   </m:e>
                   <m:sub>
                     <m:r>
+                      <m:rPr>
+                        <m:sty m:val="p"/>
+                      </m:rPr>
                       <w:rPr>
                         <w:rFonts w:ascii="Cambria Math" w:eastAsia="Times New Roman" w:hAnsi="Cambria Math" w:cs="Times New Roman"/>
                         <w:vertAlign w:val="superscript"/>
@@ -6032,6 +6156,9 @@
                   </m:sub>
                   <m:sup>
                     <m:r>
+                      <m:rPr>
+                        <m:sty m:val="p"/>
+                      </m:rPr>
                       <w:rPr>
                         <w:rFonts w:ascii="Cambria Math" w:eastAsia="Times New Roman" w:hAnsi="Cambria Math" w:cs="Times New Roman"/>
                         <w:vertAlign w:val="superscript"/>
@@ -6041,6 +6168,9 @@
                   </m:sup>
                 </m:sSubSup>
                 <m:r>
+                  <m:rPr>
+                    <m:sty m:val="p"/>
+                  </m:rPr>
                   <w:rPr>
                     <w:rFonts w:ascii="Cambria Math" w:eastAsia="Times New Roman" w:hAnsi="Cambria Math" w:cs="Times New Roman"/>
                     <w:vertAlign w:val="superscript"/>
@@ -6052,7 +6182,6 @@
                     <m:ctrlPr>
                       <w:rPr>
                         <w:rFonts w:ascii="Cambria Math" w:eastAsia="Times New Roman" w:hAnsi="Cambria Math" w:cs="Times New Roman"/>
-                        <w:i/>
                         <w:vertAlign w:val="superscript"/>
                       </w:rPr>
                     </m:ctrlPr>
@@ -6063,13 +6192,15 @@
                         <m:ctrlPr>
                           <w:rPr>
                             <w:rFonts w:ascii="Cambria Math" w:eastAsia="Times New Roman" w:hAnsi="Cambria Math" w:cs="Times New Roman"/>
-                            <w:i/>
                             <w:vertAlign w:val="superscript"/>
                           </w:rPr>
                         </m:ctrlPr>
                       </m:sSubPr>
                       <m:e>
                         <m:r>
+                          <m:rPr>
+                            <m:sty m:val="p"/>
+                          </m:rPr>
                           <w:rPr>
                             <w:rFonts w:ascii="Cambria Math" w:eastAsia="Times New Roman" w:hAnsi="Cambria Math" w:cs="Times New Roman"/>
                             <w:vertAlign w:val="superscript"/>
@@ -6079,6 +6210,9 @@
                       </m:e>
                       <m:sub>
                         <m:r>
+                          <m:rPr>
+                            <m:sty m:val="p"/>
+                          </m:rPr>
                           <w:rPr>
                             <w:rFonts w:ascii="Cambria Math" w:eastAsia="Times New Roman" w:hAnsi="Cambria Math" w:cs="Times New Roman"/>
                             <w:vertAlign w:val="superscript"/>
@@ -6098,7 +6232,6 @@
                         <m:ctrlPr>
                           <w:rPr>
                             <w:rFonts w:ascii="Cambria Math" w:eastAsiaTheme="minorEastAsia" w:hAnsi="Cambria Math"/>
-                            <w:i/>
                           </w:rPr>
                         </m:ctrlPr>
                       </m:naryPr>
@@ -6110,12 +6243,14 @@
                             <m:ctrlPr>
                               <w:rPr>
                                 <w:rFonts w:ascii="Cambria Math" w:eastAsiaTheme="minorEastAsia" w:hAnsi="Cambria Math"/>
-                                <w:i/>
                               </w:rPr>
                             </m:ctrlPr>
                           </m:sSubPr>
                           <m:e>
                             <m:r>
+                              <m:rPr>
+                                <m:sty m:val="p"/>
+                              </m:rPr>
                               <w:rPr>
                                 <w:rFonts w:ascii="Cambria Math" w:eastAsiaTheme="minorEastAsia" w:hAnsi="Cambria Math"/>
                               </w:rPr>
@@ -6124,6 +6259,9 @@
                           </m:e>
                           <m:sub>
                             <m:r>
+                              <m:rPr>
+                                <m:sty m:val="p"/>
+                              </m:rPr>
                               <w:rPr>
                                 <w:rFonts w:ascii="Cambria Math" w:eastAsiaTheme="minorEastAsia" w:hAnsi="Cambria Math"/>
                               </w:rPr>
@@ -6157,13 +6295,15 @@
                     <m:ctrlPr>
                       <w:rPr>
                         <w:rFonts w:ascii="Cambria Math" w:eastAsia="Times New Roman" w:hAnsi="Cambria Math" w:cs="Times New Roman"/>
-                        <w:i/>
                         <w:vertAlign w:val="superscript"/>
                       </w:rPr>
                     </m:ctrlPr>
                   </m:sSubSupPr>
                   <m:e>
                     <m:r>
+                      <m:rPr>
+                        <m:sty m:val="p"/>
+                      </m:rPr>
                       <w:rPr>
                         <w:rFonts w:ascii="Cambria Math" w:eastAsia="Times New Roman" w:hAnsi="Cambria Math" w:cs="Times New Roman"/>
                         <w:vertAlign w:val="superscript"/>
@@ -6173,6 +6313,9 @@
                   </m:e>
                   <m:sub>
                     <m:r>
+                      <m:rPr>
+                        <m:sty m:val="p"/>
+                      </m:rPr>
                       <w:rPr>
                         <w:rFonts w:ascii="Cambria Math" w:eastAsia="Times New Roman" w:hAnsi="Cambria Math" w:cs="Times New Roman"/>
                         <w:vertAlign w:val="superscript"/>
@@ -6182,6 +6325,9 @@
                   </m:sub>
                   <m:sup>
                     <m:r>
+                      <m:rPr>
+                        <m:sty m:val="p"/>
+                      </m:rPr>
                       <w:rPr>
                         <w:rFonts w:ascii="Cambria Math" w:eastAsia="Times New Roman" w:hAnsi="Cambria Math" w:cs="Times New Roman"/>
                         <w:vertAlign w:val="superscript"/>
@@ -6191,6 +6337,9 @@
                   </m:sup>
                 </m:sSubSup>
                 <m:r>
+                  <m:rPr>
+                    <m:sty m:val="p"/>
+                  </m:rPr>
                   <w:rPr>
                     <w:rFonts w:ascii="Cambria Math" w:eastAsia="Times New Roman" w:hAnsi="Cambria Math" w:cs="Times New Roman"/>
                     <w:vertAlign w:val="superscript"/>
@@ -6202,13 +6351,15 @@
                     <m:ctrlPr>
                       <w:rPr>
                         <w:rFonts w:ascii="Cambria Math" w:eastAsia="Times New Roman" w:hAnsi="Cambria Math" w:cs="Times New Roman"/>
-                        <w:i/>
                         <w:vertAlign w:val="superscript"/>
                       </w:rPr>
                     </m:ctrlPr>
                   </m:sSubSupPr>
                   <m:e>
                     <m:r>
+                      <m:rPr>
+                        <m:sty m:val="p"/>
+                      </m:rPr>
                       <w:rPr>
                         <w:rFonts w:ascii="Cambria Math" w:eastAsia="Times New Roman" w:hAnsi="Cambria Math" w:cs="Times New Roman"/>
                         <w:vertAlign w:val="superscript"/>
@@ -6218,6 +6369,9 @@
                   </m:e>
                   <m:sub>
                     <m:r>
+                      <m:rPr>
+                        <m:sty m:val="p"/>
+                      </m:rPr>
                       <w:rPr>
                         <w:rFonts w:ascii="Cambria Math" w:eastAsia="Times New Roman" w:hAnsi="Cambria Math" w:cs="Times New Roman"/>
                         <w:vertAlign w:val="superscript"/>
@@ -6227,6 +6381,9 @@
                   </m:sub>
                   <m:sup>
                     <m:r>
+                      <m:rPr>
+                        <m:sty m:val="p"/>
+                      </m:rPr>
                       <w:rPr>
                         <w:rFonts w:ascii="Cambria Math" w:eastAsia="Times New Roman" w:hAnsi="Cambria Math" w:cs="Times New Roman"/>
                         <w:vertAlign w:val="superscript"/>
@@ -6431,7 +6588,6 @@
               <m:ctrlPr>
                 <w:rPr>
                   <w:rFonts w:ascii="Cambria Math" w:eastAsiaTheme="minorEastAsia" w:hAnsi="Cambria Math"/>
-                  <w:i/>
                 </w:rPr>
               </m:ctrlPr>
             </m:naryPr>
@@ -6443,12 +6599,14 @@
                   <m:ctrlPr>
                     <w:rPr>
                       <w:rFonts w:ascii="Cambria Math" w:eastAsiaTheme="minorEastAsia" w:hAnsi="Cambria Math"/>
-                      <w:i/>
                     </w:rPr>
                   </m:ctrlPr>
                 </m:sSubPr>
                 <m:e>
                   <m:r>
+                    <m:rPr>
+                      <m:sty m:val="p"/>
+                    </m:rPr>
                     <w:rPr>
                       <w:rFonts w:ascii="Cambria Math" w:eastAsiaTheme="minorEastAsia" w:hAnsi="Cambria Math"/>
                     </w:rPr>
@@ -6457,6 +6615,9 @@
                 </m:e>
                 <m:sub>
                   <m:r>
+                    <m:rPr>
+                      <m:sty m:val="p"/>
+                    </m:rPr>
                     <w:rPr>
                       <w:rFonts w:ascii="Cambria Math" w:eastAsiaTheme="minorEastAsia" w:hAnsi="Cambria Math"/>
                     </w:rPr>
@@ -6467,12 +6628,18 @@
             </m:e>
           </m:nary>
           <m:r>
+            <m:rPr>
+              <m:sty m:val="p"/>
+            </m:rPr>
             <w:rPr>
               <w:rFonts w:ascii="Cambria Math" w:eastAsiaTheme="minorEastAsia" w:hAnsi="Cambria Math"/>
             </w:rPr>
             <m:t xml:space="preserve">= </m:t>
           </m:r>
           <m:r>
+            <m:rPr>
+              <m:sty m:val="p"/>
+            </m:rPr>
             <w:rPr>
               <w:rFonts w:ascii="Cambria Math" w:hAnsi="Cambria Math"/>
             </w:rPr>
@@ -6503,16 +6670,13 @@
       <m:oMathPara>
         <m:oMath>
           <m:r>
+            <m:rPr>
+              <m:sty m:val="p"/>
+            </m:rPr>
             <w:rPr>
               <w:rFonts w:ascii="Cambria Math" w:hAnsi="Cambria Math"/>
             </w:rPr>
-            <m:t>1.470+0.155+0.046</m:t>
-          </m:r>
-          <m:r>
-            <w:rPr>
-              <w:rFonts w:ascii="Cambria Math" w:hAnsi="Cambria Math"/>
-            </w:rPr>
-            <m:t>=1.671</m:t>
+            <m:t>1.470+0.155+0.046=1.671</m:t>
           </m:r>
         </m:oMath>
       </m:oMathPara>
@@ -6525,12 +6689,14 @@
               <m:ctrlPr>
                 <w:rPr>
                   <w:rFonts w:ascii="Cambria Math" w:hAnsi="Cambria Math"/>
-                  <w:i/>
                 </w:rPr>
               </m:ctrlPr>
             </m:sSubPr>
             <m:e>
               <m:r>
+                <m:rPr>
+                  <m:sty m:val="p"/>
+                </m:rPr>
                 <w:rPr>
                   <w:rFonts w:ascii="Cambria Math" w:hAnsi="Cambria Math"/>
                 </w:rPr>
@@ -6539,6 +6705,9 @@
             </m:e>
             <m:sub>
               <m:r>
+                <m:rPr>
+                  <m:sty m:val="p"/>
+                </m:rPr>
                 <w:rPr>
                   <w:rFonts w:ascii="Cambria Math" w:hAnsi="Cambria Math"/>
                 </w:rPr>
@@ -6547,16 +6716,13 @@
             </m:sub>
           </m:sSub>
           <m:r>
+            <m:rPr>
+              <m:sty m:val="p"/>
+            </m:rPr>
             <w:rPr>
               <w:rFonts w:ascii="Cambria Math" w:hAnsi="Cambria Math"/>
             </w:rPr>
-            <m:t>=1.73-1.671</m:t>
-          </m:r>
-          <m:r>
-            <w:rPr>
-              <w:rFonts w:ascii="Cambria Math" w:hAnsi="Cambria Math"/>
-            </w:rPr>
-            <m:t>=0.06</m:t>
+            <m:t>=1.73-1.671=0.06</m:t>
           </m:r>
         </m:oMath>
       </m:oMathPara>
@@ -8550,7 +8716,15 @@
     </w:p>
     <w:p>
       <w:r>
-        <w:t>Start from ficks law</w:t>
+        <w:t xml:space="preserve">Start from </w:t>
+      </w:r>
+      <w:proofErr w:type="spellStart"/>
+      <w:r>
+        <w:t>ficks</w:t>
+      </w:r>
+      <w:proofErr w:type="spellEnd"/>
+      <w:r>
+        <w:t xml:space="preserve"> law</w:t>
       </w:r>
       <w:r>
         <w:t>, air side</w:t>
@@ -9002,13 +9176,7 @@
                     <w:rPr>
                       <w:rFonts w:ascii="Cambria Math" w:hAnsi="Cambria Math"/>
                     </w:rPr>
-                    <m:t>a</m:t>
-                  </m:r>
-                  <m:r>
-                    <w:rPr>
-                      <w:rFonts w:ascii="Cambria Math" w:hAnsi="Cambria Math"/>
-                    </w:rPr>
-                    <m:t>, i</m:t>
+                    <m:t>a, i</m:t>
                   </m:r>
                 </m:sub>
               </m:sSub>
@@ -9040,19 +9208,7 @@
                     <w:rPr>
                       <w:rFonts w:ascii="Cambria Math" w:hAnsi="Cambria Math"/>
                     </w:rPr>
-                    <m:t>a</m:t>
-                  </m:r>
-                  <m:r>
-                    <w:rPr>
-                      <w:rFonts w:ascii="Cambria Math" w:hAnsi="Cambria Math"/>
-                    </w:rPr>
-                    <m:t xml:space="preserve">, </m:t>
-                  </m:r>
-                  <m:r>
-                    <w:rPr>
-                      <w:rFonts w:ascii="Cambria Math" w:hAnsi="Cambria Math"/>
-                    </w:rPr>
-                    <m:t>b</m:t>
+                    <m:t>a, b</m:t>
                   </m:r>
                 </m:sub>
               </m:sSub>
@@ -9145,19 +9301,7 @@
                     <w:rPr>
                       <w:rFonts w:ascii="Cambria Math" w:hAnsi="Cambria Math"/>
                     </w:rPr>
-                    <m:t>w</m:t>
-                  </m:r>
-                  <m:r>
-                    <w:rPr>
-                      <w:rFonts w:ascii="Cambria Math" w:hAnsi="Cambria Math"/>
-                    </w:rPr>
-                    <m:t xml:space="preserve">, </m:t>
-                  </m:r>
-                  <m:r>
-                    <w:rPr>
-                      <w:rFonts w:ascii="Cambria Math" w:hAnsi="Cambria Math"/>
-                    </w:rPr>
-                    <m:t xml:space="preserve"> b</m:t>
+                    <m:t>w,  b</m:t>
                   </m:r>
                 </m:sub>
               </m:sSub>
@@ -9189,19 +9333,7 @@
                     <w:rPr>
                       <w:rFonts w:ascii="Cambria Math" w:hAnsi="Cambria Math"/>
                     </w:rPr>
-                    <m:t>w</m:t>
-                  </m:r>
-                  <m:r>
-                    <w:rPr>
-                      <w:rFonts w:ascii="Cambria Math" w:hAnsi="Cambria Math"/>
-                    </w:rPr>
-                    <m:t xml:space="preserve">, </m:t>
-                  </m:r>
-                  <m:r>
-                    <w:rPr>
-                      <w:rFonts w:ascii="Cambria Math" w:hAnsi="Cambria Math"/>
-                    </w:rPr>
-                    <m:t>i</m:t>
+                    <m:t>w, i</m:t>
                   </m:r>
                 </m:sub>
               </m:sSub>
@@ -9311,16 +9443,7 @@
                 <w:rPr>
                   <w:rFonts w:ascii="Cambria Math" w:hAnsi="Cambria Math"/>
                 </w:rPr>
-                <m:t>a</m:t>
-              </m:r>
-              <m:r>
-                <m:rPr>
-                  <m:sty m:val="p"/>
-                </m:rPr>
-                <w:rPr>
-                  <w:rFonts w:ascii="Cambria Math" w:hAnsi="Cambria Math"/>
-                </w:rPr>
-                <m:t>, i</m:t>
+                <m:t>a, i</m:t>
               </m:r>
             </m:sub>
           </m:sSub>
@@ -9425,16 +9548,7 @@
                 <w:rPr>
                   <w:rFonts w:ascii="Cambria Math" w:eastAsiaTheme="minorEastAsia" w:hAnsi="Cambria Math"/>
                 </w:rPr>
-                <m:t>a</m:t>
-              </m:r>
-              <m:r>
-                <m:rPr>
-                  <m:sty m:val="p"/>
-                </m:rPr>
-                <w:rPr>
-                  <w:rFonts w:ascii="Cambria Math" w:eastAsiaTheme="minorEastAsia" w:hAnsi="Cambria Math"/>
-                </w:rPr>
-                <m:t>,b</m:t>
+                <m:t>a,b</m:t>
               </m:r>
             </m:sub>
           </m:sSub>
@@ -9528,13 +9642,7 @@
                     <w:rPr>
                       <w:rFonts w:ascii="Cambria Math" w:hAnsi="Cambria Math"/>
                     </w:rPr>
-                    <m:t>w</m:t>
-                  </m:r>
-                  <m:r>
-                    <w:rPr>
-                      <w:rFonts w:ascii="Cambria Math" w:hAnsi="Cambria Math"/>
-                    </w:rPr>
-                    <m:t>,  b</m:t>
+                    <m:t>w,  b</m:t>
                   </m:r>
                 </m:sub>
               </m:sSub>
@@ -9566,13 +9674,7 @@
                     <w:rPr>
                       <w:rFonts w:ascii="Cambria Math" w:hAnsi="Cambria Math"/>
                     </w:rPr>
-                    <m:t>w</m:t>
-                  </m:r>
-                  <m:r>
-                    <w:rPr>
-                      <w:rFonts w:ascii="Cambria Math" w:hAnsi="Cambria Math"/>
-                    </w:rPr>
-                    <m:t>, i</m:t>
+                    <m:t>w, i</m:t>
                   </m:r>
                 </m:sub>
               </m:sSub>
@@ -9636,13 +9738,7 @@
                 <w:rPr>
                   <w:rFonts w:ascii="Cambria Math" w:eastAsiaTheme="minorEastAsia" w:hAnsi="Cambria Math"/>
                 </w:rPr>
-                <m:t>w</m:t>
-              </m:r>
-              <m:r>
-                <w:rPr>
-                  <w:rFonts w:ascii="Cambria Math" w:eastAsiaTheme="minorEastAsia" w:hAnsi="Cambria Math"/>
-                </w:rPr>
-                <m:t>,i</m:t>
+                <m:t>w,i</m:t>
               </m:r>
             </m:sub>
           </m:sSub>
@@ -9684,13 +9780,7 @@
                     <w:rPr>
                       <w:rFonts w:ascii="Cambria Math" w:eastAsiaTheme="minorEastAsia" w:hAnsi="Cambria Math"/>
                     </w:rPr>
-                    <m:t>w</m:t>
-                  </m:r>
-                  <m:r>
-                    <w:rPr>
-                      <w:rFonts w:ascii="Cambria Math" w:eastAsiaTheme="minorEastAsia" w:hAnsi="Cambria Math"/>
-                    </w:rPr>
-                    <m:t>,i</m:t>
+                    <m:t>w,i</m:t>
                   </m:r>
                 </m:sub>
               </m:sSub>
@@ -9799,13 +9889,7 @@
                     <w:rPr>
                       <w:rFonts w:ascii="Cambria Math" w:hAnsi="Cambria Math"/>
                     </w:rPr>
-                    <m:t>w</m:t>
-                  </m:r>
-                  <m:r>
-                    <w:rPr>
-                      <w:rFonts w:ascii="Cambria Math" w:hAnsi="Cambria Math"/>
-                    </w:rPr>
-                    <m:t>,  b</m:t>
+                    <m:t>w,  b</m:t>
                   </m:r>
                 </m:sub>
               </m:sSub>
@@ -9847,13 +9931,7 @@
                         <w:rPr>
                           <w:rFonts w:ascii="Cambria Math" w:eastAsiaTheme="minorEastAsia" w:hAnsi="Cambria Math"/>
                         </w:rPr>
-                        <m:t>w</m:t>
-                      </m:r>
-                      <m:r>
-                        <w:rPr>
-                          <w:rFonts w:ascii="Cambria Math" w:eastAsiaTheme="minorEastAsia" w:hAnsi="Cambria Math"/>
-                        </w:rPr>
-                        <m:t>,i</m:t>
+                        <m:t>w,i</m:t>
                       </m:r>
                     </m:sub>
                   </m:sSub>
@@ -9984,13 +10062,7 @@
                     <w:rPr>
                       <w:rFonts w:ascii="Cambria Math" w:hAnsi="Cambria Math"/>
                     </w:rPr>
-                    <m:t>w</m:t>
-                  </m:r>
-                  <m:r>
-                    <w:rPr>
-                      <w:rFonts w:ascii="Cambria Math" w:hAnsi="Cambria Math"/>
-                    </w:rPr>
-                    <m:t>,  b</m:t>
+                    <m:t>w,  b</m:t>
                   </m:r>
                 </m:sub>
               </m:sSub>
@@ -10136,16 +10208,7 @@
                         <w:rPr>
                           <w:rFonts w:ascii="Cambria Math" w:eastAsiaTheme="minorEastAsia" w:hAnsi="Cambria Math"/>
                         </w:rPr>
-                        <m:t>a</m:t>
-                      </m:r>
-                      <m:r>
-                        <m:rPr>
-                          <m:sty m:val="p"/>
-                        </m:rPr>
-                        <w:rPr>
-                          <w:rFonts w:ascii="Cambria Math" w:eastAsiaTheme="minorEastAsia" w:hAnsi="Cambria Math"/>
-                        </w:rPr>
-                        <m:t>,b</m:t>
+                        <m:t>a,b</m:t>
                       </m:r>
                     </m:sub>
                   </m:sSub>
@@ -10369,13 +10432,7 @@
                     <w:rPr>
                       <w:rFonts w:ascii="Cambria Math" w:hAnsi="Cambria Math"/>
                     </w:rPr>
-                    <m:t>w</m:t>
-                  </m:r>
-                  <m:r>
-                    <w:rPr>
-                      <w:rFonts w:ascii="Cambria Math" w:hAnsi="Cambria Math"/>
-                    </w:rPr>
-                    <m:t>,  b</m:t>
+                    <m:t>w,  b</m:t>
                   </m:r>
                 </m:sub>
               </m:sSub>
@@ -10423,16 +10480,7 @@
                         <w:rPr>
                           <w:rFonts w:ascii="Cambria Math" w:eastAsiaTheme="minorEastAsia" w:hAnsi="Cambria Math"/>
                         </w:rPr>
-                        <m:t>w</m:t>
-                      </m:r>
-                      <m:r>
-                        <m:rPr>
-                          <m:sty m:val="p"/>
-                        </m:rPr>
-                        <w:rPr>
-                          <w:rFonts w:ascii="Cambria Math" w:eastAsiaTheme="minorEastAsia" w:hAnsi="Cambria Math"/>
-                        </w:rPr>
-                        <m:t>,b</m:t>
+                        <m:t>w,b</m:t>
                       </m:r>
                     </m:sub>
                   </m:sSub>
@@ -10750,13 +10798,7 @@
                     <w:rPr>
                       <w:rFonts w:ascii="Cambria Math" w:hAnsi="Cambria Math"/>
                     </w:rPr>
-                    <m:t>w</m:t>
-                  </m:r>
-                  <m:r>
-                    <w:rPr>
-                      <w:rFonts w:ascii="Cambria Math" w:hAnsi="Cambria Math"/>
-                    </w:rPr>
-                    <m:t>,  b</m:t>
+                    <m:t>w,  b</m:t>
                   </m:r>
                 </m:sub>
               </m:sSub>
@@ -10804,16 +10846,7 @@
                         <w:rPr>
                           <w:rFonts w:ascii="Cambria Math" w:eastAsiaTheme="minorEastAsia" w:hAnsi="Cambria Math"/>
                         </w:rPr>
-                        <m:t>a</m:t>
-                      </m:r>
-                      <m:r>
-                        <m:rPr>
-                          <m:sty m:val="p"/>
-                        </m:rPr>
-                        <w:rPr>
-                          <w:rFonts w:ascii="Cambria Math" w:eastAsiaTheme="minorEastAsia" w:hAnsi="Cambria Math"/>
-                        </w:rPr>
-                        <m:t>,b</m:t>
+                        <m:t>a,b</m:t>
                       </m:r>
                     </m:sub>
                   </m:sSub>
@@ -12667,8 +12700,17 @@
           <w:rFonts w:eastAsiaTheme="minorEastAsia"/>
           <w:iCs/>
         </w:rPr>
-        <w:t>Can be further rewritten into pH and pKA</w:t>
+        <w:t xml:space="preserve">Can be further rewritten into pH and </w:t>
       </w:r>
+      <w:proofErr w:type="spellStart"/>
+      <w:r>
+        <w:rPr>
+          <w:rFonts w:eastAsiaTheme="minorEastAsia"/>
+          <w:iCs/>
+        </w:rPr>
+        <w:t>pKA</w:t>
+      </w:r>
+      <w:proofErr w:type="spellEnd"/>
     </w:p>
     <w:p>
       <w:pPr>
@@ -13835,7 +13877,21 @@
         <w:rPr>
           <w:iCs/>
         </w:rPr>
-        <w:t>Rewrite with definition of pKa and pH (see 2-film)</w:t>
+        <w:t xml:space="preserve">Rewrite with definition of </w:t>
+      </w:r>
+      <w:proofErr w:type="spellStart"/>
+      <w:r>
+        <w:rPr>
+          <w:iCs/>
+        </w:rPr>
+        <w:t>pKa</w:t>
+      </w:r>
+      <w:proofErr w:type="spellEnd"/>
+      <w:r>
+        <w:rPr>
+          <w:iCs/>
+        </w:rPr>
+        <w:t xml:space="preserve"> and pH (see 2-film)</w:t>
       </w:r>
     </w:p>
     <w:p>
@@ -14628,7 +14684,15 @@
           <w:rFonts w:eastAsiaTheme="minorEastAsia"/>
           <w:iCs/>
         </w:rPr>
-        <w:t>The equilibrium temperature dependent, but will just quickly apply the pK</w:t>
+        <w:t xml:space="preserve">The equilibrium temperature dependent, but will just quickly apply the </w:t>
+      </w:r>
+      <w:proofErr w:type="spellStart"/>
+      <w:r>
+        <w:rPr>
+          <w:rFonts w:eastAsiaTheme="minorEastAsia"/>
+          <w:iCs/>
+        </w:rPr>
+        <w:t>pK</w:t>
       </w:r>
       <w:r>
         <w:rPr>
@@ -14636,7 +14700,16 @@
           <w:iCs/>
           <w:vertAlign w:val="subscript"/>
         </w:rPr>
-        <w:t xml:space="preserve">a </w:t>
+        <w:t>a</w:t>
+      </w:r>
+      <w:proofErr w:type="spellEnd"/>
+      <w:r>
+        <w:rPr>
+          <w:rFonts w:eastAsiaTheme="minorEastAsia"/>
+          <w:iCs/>
+          <w:vertAlign w:val="subscript"/>
+        </w:rPr>
+        <w:t xml:space="preserve"> </w:t>
       </w:r>
       <w:r>
         <w:rPr>
@@ -15575,7 +15648,7 @@
             <m:sSupPr>
               <m:ctrlPr>
                 <w:rPr>
-                  <w:rFonts w:ascii="Cambria Math"/>
+                  <w:rFonts w:ascii="Cambria Math" w:hAnsi="Cambria Math"/>
                 </w:rPr>
               </m:ctrlPr>
             </m:sSupPr>
@@ -15615,7 +15688,7 @@
             <m:sSupPr>
               <m:ctrlPr>
                 <w:rPr>
-                  <w:rFonts w:ascii="Cambria Math"/>
+                  <w:rFonts w:ascii="Cambria Math" w:hAnsi="Cambria Math"/>
                 </w:rPr>
               </m:ctrlPr>
             </m:sSupPr>
@@ -16011,7 +16084,7 @@
             <m:sSupPr>
               <m:ctrlPr>
                 <w:rPr>
-                  <w:rFonts w:ascii="Cambria Math"/>
+                  <w:rFonts w:ascii="Cambria Math" w:hAnsi="Cambria Math"/>
                 </w:rPr>
               </m:ctrlPr>
             </m:sSupPr>
@@ -16048,7 +16121,7 @@
             <m:sSupPr>
               <m:ctrlPr>
                 <w:rPr>
-                  <w:rFonts w:ascii="Cambria Math"/>
+                  <w:rFonts w:ascii="Cambria Math" w:hAnsi="Cambria Math"/>
                   <w:i/>
                 </w:rPr>
               </m:ctrlPr>
@@ -16273,7 +16346,7 @@
                 <m:sSupPr>
                   <m:ctrlPr>
                     <w:rPr>
-                      <w:rFonts w:ascii="Cambria Math"/>
+                      <w:rFonts w:ascii="Cambria Math" w:hAnsi="Cambria Math"/>
                       <w:iCs/>
                     </w:rPr>
                   </m:ctrlPr>
